--- a/ex2.docx
+++ b/ex2.docx
@@ -8,62 +8,37 @@
         <w:bidi/>
         <w:ind w:left="720" w:firstLine="720"/>
         <w:rPr>
+          <w:rFonts w:asciiTheme="majorBidi" w:hAnsiTheme="majorBidi" w:cstheme="majorBidi" w:hint="cs"/>
+          <w:b/>
+          <w:bCs/>
+          <w:sz w:val="40"/>
+          <w:szCs w:val="40"/>
+          <w:rtl/>
+          <w:lang w:bidi="he-IL"/>
+        </w:rPr>
+      </w:pPr>
+      <w:r>
+        <w:rPr>
+          <w:rFonts w:asciiTheme="majorBidi" w:hAnsiTheme="majorBidi" w:cstheme="majorBidi"/>
           <w:b/>
           <w:bCs/>
           <w:sz w:val="40"/>
           <w:szCs w:val="40"/>
           <w:lang w:bidi="he-IL"/>
         </w:rPr>
-      </w:pPr>
-      <w:r>
-        <w:rPr>
+        <w:t>IDL Project 2 Report</w:t>
+      </w:r>
+      <w:r>
+        <w:rPr>
+          <w:rFonts w:asciiTheme="majorBidi" w:hAnsiTheme="majorBidi" w:cstheme="majorBidi" w:hint="cs"/>
           <w:b/>
           <w:bCs/>
           <w:sz w:val="40"/>
           <w:szCs w:val="40"/>
+          <w:rtl/>
           <w:lang w:bidi="he-IL"/>
         </w:rPr>
-        <w:t>I</w:t>
-      </w:r>
-      <w:r>
-        <w:rPr>
-          <w:b/>
-          <w:bCs/>
-          <w:sz w:val="40"/>
-          <w:szCs w:val="40"/>
-          <w:lang w:bidi="he-IL"/>
-        </w:rPr>
-        <w:t>D</w:t>
-      </w:r>
-      <w:r>
-        <w:rPr>
-          <w:b/>
-          <w:bCs/>
-          <w:sz w:val="40"/>
-          <w:szCs w:val="40"/>
-          <w:lang w:bidi="he-IL"/>
-        </w:rPr>
-        <w:t xml:space="preserve">L Project </w:t>
-      </w:r>
-      <w:r>
-        <w:rPr>
-          <w:b/>
-          <w:bCs/>
-          <w:sz w:val="40"/>
-          <w:szCs w:val="40"/>
-          <w:lang w:bidi="he-IL"/>
-        </w:rPr>
-        <w:t>2</w:t>
-      </w:r>
-      <w:r>
-        <w:rPr>
-          <w:b/>
-          <w:bCs/>
-          <w:sz w:val="40"/>
-          <w:szCs w:val="40"/>
-          <w:lang w:bidi="he-IL"/>
-        </w:rPr>
-        <w:t xml:space="preserve"> Report</w:t>
+        <w:t xml:space="preserve">   </w:t>
       </w:r>
     </w:p>
     <w:p>
@@ -72,6 +47,7 @@
         <w:bidi/>
         <w:ind w:left="720"/>
         <w:rPr>
+          <w:rFonts w:asciiTheme="majorBidi" w:hAnsiTheme="majorBidi" w:cstheme="majorBidi"/>
           <w:sz w:val="28"/>
           <w:szCs w:val="28"/>
           <w:rtl/>
@@ -80,6 +56,7 @@
       </w:pPr>
       <w:r>
         <w:rPr>
+          <w:rFonts w:asciiTheme="majorBidi" w:hAnsiTheme="majorBidi" w:cstheme="majorBidi"/>
           <w:sz w:val="28"/>
           <w:szCs w:val="28"/>
           <w:lang w:bidi="he-IL"/>
@@ -90,7 +67,7 @@
     <w:p>
       <w:pPr>
         <w:rPr>
-          <w:rFonts w:hint="cs"/>
+          <w:rFonts w:asciiTheme="majorBidi" w:hAnsiTheme="majorBidi" w:cstheme="majorBidi"/>
           <w:b/>
           <w:bCs/>
           <w:sz w:val="28"/>
@@ -107,9 +84,13 @@
           <w:numId w:val="1"/>
         </w:numPr>
         <w:bidi w:val="0"/>
-      </w:pPr>
-      <w:r>
-        <w:rPr>
+        <w:rPr>
+          <w:rFonts w:asciiTheme="majorBidi" w:hAnsiTheme="majorBidi" w:cstheme="majorBidi"/>
+        </w:rPr>
+      </w:pPr>
+      <w:r>
+        <w:rPr>
+          <w:rFonts w:asciiTheme="majorBidi" w:hAnsiTheme="majorBidi" w:cstheme="majorBidi"/>
           <w:b/>
           <w:bCs/>
           <w:sz w:val="28"/>
@@ -118,7 +99,112 @@
         <w:t>Autoencoder</w:t>
       </w:r>
       <w:r>
+        <w:rPr>
+          <w:rFonts w:asciiTheme="majorBidi" w:hAnsiTheme="majorBidi" w:cstheme="majorBidi"/>
+        </w:rPr>
         <w:t>:</w:t>
+      </w:r>
+    </w:p>
+    <w:p>
+      <w:pPr>
+        <w:pStyle w:val="NormalWeb"/>
+        <w:ind w:left="720"/>
+      </w:pPr>
+      <w:r>
+        <w:t>We defined a convolutional autoencoder with 3 convolutional layers in the encoder, each followed by BatchNorm and LeakyReLU, reducing the input to a flattened latent vector of any chosen dimension via a linear layer. The decoder mirrors this with a linear layer projecting back to the conv feature map shape, followed by 3 transposed convolutions and LeakyReLU (Tanh at the end). The architecture is flexible to support any latent dimension and customizable channel sizes.</w:t>
+      </w:r>
+    </w:p>
+    <w:p>
+      <w:pPr>
+        <w:pStyle w:val="NormalWeb"/>
+        <w:ind w:left="720"/>
+      </w:pPr>
+      <w:r>
+        <w:t>In short:</w:t>
+      </w:r>
+    </w:p>
+    <w:p>
+      <w:pPr>
+        <w:pStyle w:val="NormalWeb"/>
+        <w:ind w:left="720"/>
+      </w:pPr>
+      <w:r>
+        <w:rPr>
+          <w:b/>
+          <w:bCs/>
+        </w:rPr>
+        <w:t>Encoder:</w:t>
+      </w:r>
+      <w:r>
+        <w:t xml:space="preserve"> </w:t>
+      </w:r>
+      <w:r>
+        <w:t>Input (1×28×28) → Conv2D → BN → LeakyReLU → Conv2D → BN → LeakyReLU → Conv2D → BN → LeakyReLU → Flatten → Linear → z (latent</w:t>
+      </w:r>
+      <w:r>
+        <w:t xml:space="preserve"> </w:t>
+      </w:r>
+      <w:r>
+        <w:t>dim)</w:t>
+      </w:r>
+    </w:p>
+    <w:p>
+      <w:pPr>
+        <w:pStyle w:val="NormalWeb"/>
+        <w:ind w:left="720"/>
+      </w:pPr>
+      <w:r>
+        <w:rPr>
+          <w:b/>
+          <w:bCs/>
+        </w:rPr>
+        <w:t>Decoder:</w:t>
+      </w:r>
+      <w:r>
+        <w:rPr>
+          <w:b/>
+          <w:bCs/>
+        </w:rPr>
+        <w:t xml:space="preserve"> </w:t>
+      </w:r>
+      <w:r>
+        <w:t>z (latent</w:t>
+      </w:r>
+      <w:r>
+        <w:t xml:space="preserve"> </w:t>
+      </w:r>
+      <w:r>
+        <w:t>dim) → Linear → Unflatten → ConvTranspose2D → LeakyReLU → ConvTranspose2D → LeakyReLU → ConvTranspose2D → Tanh → Output (1×28×28)</w:t>
+      </w:r>
+    </w:p>
+    <w:p>
+      <w:pPr>
+        <w:pStyle w:val="NormalWeb"/>
+        <w:numPr>
+          <w:ilvl w:val="1"/>
+          <w:numId w:val="1"/>
+        </w:numPr>
+        <w:rPr>
+          <w:rFonts w:asciiTheme="majorBidi" w:hAnsiTheme="majorBidi" w:cstheme="majorBidi"/>
+        </w:rPr>
+      </w:pPr>
+      <w:r>
+        <w:rPr>
+          <w:rFonts w:asciiTheme="majorBidi" w:hAnsiTheme="majorBidi" w:cstheme="majorBidi"/>
+        </w:rPr>
+        <w:t xml:space="preserve">We made the architecture flexible by decoupling the latent dimensionality from the convolutional layers. The encoder uses a dynamic dummy forward pass to compute the flattened output size based on the chosen channels. This allows mapping to any latent dimension using a fully connected layer. The decoder mirrors this by </w:t>
+      </w:r>
+      <w:r>
+        <w:rPr>
+          <w:rFonts w:asciiTheme="majorBidi" w:hAnsiTheme="majorBidi" w:cstheme="majorBidi"/>
+        </w:rPr>
+        <w:t>reshaping it</w:t>
+      </w:r>
+      <w:r>
+        <w:rPr>
+          <w:rFonts w:asciiTheme="majorBidi" w:hAnsiTheme="majorBidi" w:cstheme="majorBidi"/>
+        </w:rPr>
+        <w:t xml:space="preserve"> from any latent size and using transposed convolutions to reconstruct the image.</w:t>
       </w:r>
     </w:p>
     <w:p>
@@ -129,16 +215,495 @@
           <w:numId w:val="1"/>
         </w:numPr>
         <w:bidi w:val="0"/>
-      </w:pPr>
-      <w:r>
-        <w:rPr>
-          <w:b/>
-          <w:bCs/>
-          <w:sz w:val="28"/>
-          <w:szCs w:val="28"/>
-        </w:rPr>
-        <w:t>S</w:t>
-      </w:r>
+        <w:rPr>
+          <w:rFonts w:asciiTheme="majorBidi" w:hAnsiTheme="majorBidi" w:cstheme="majorBidi"/>
+        </w:rPr>
+      </w:pPr>
+      <w:r>
+        <w:rPr>
+          <w:rFonts w:asciiTheme="majorBidi" w:hAnsiTheme="majorBidi" w:cstheme="majorBidi"/>
+        </w:rPr>
+        <w:t xml:space="preserve">The two </w:t>
+      </w:r>
+      <w:r>
+        <w:rPr>
+          <w:rFonts w:asciiTheme="majorBidi" w:hAnsiTheme="majorBidi" w:cstheme="majorBidi"/>
+        </w:rPr>
+        <w:t>following</w:t>
+      </w:r>
+      <w:r>
+        <w:rPr>
+          <w:rFonts w:asciiTheme="majorBidi" w:hAnsiTheme="majorBidi" w:cstheme="majorBidi"/>
+        </w:rPr>
+        <w:t xml:space="preserve"> plots input</w:t>
+      </w:r>
+      <w:r>
+        <w:rPr>
+          <w:rFonts w:asciiTheme="majorBidi" w:hAnsiTheme="majorBidi" w:cstheme="majorBidi"/>
+        </w:rPr>
+        <w:t xml:space="preserve"> vs. reconstructed images</w:t>
+      </w:r>
+      <w:r>
+        <w:rPr>
+          <w:rFonts w:asciiTheme="majorBidi" w:hAnsiTheme="majorBidi" w:cstheme="majorBidi"/>
+        </w:rPr>
+        <w:t xml:space="preserve"> in a network </w:t>
+      </w:r>
+      <w:r>
+        <w:rPr>
+          <w:rFonts w:asciiTheme="majorBidi" w:hAnsiTheme="majorBidi" w:cstheme="majorBidi"/>
+        </w:rPr>
+        <w:t>with a small number of channels</w:t>
+      </w:r>
+      <w:r>
+        <w:rPr>
+          <w:rFonts w:asciiTheme="majorBidi" w:hAnsiTheme="majorBidi" w:cstheme="majorBidi"/>
+        </w:rPr>
+        <w:t xml:space="preserve"> (4</w:t>
+      </w:r>
+      <w:r>
+        <w:t xml:space="preserve"> </w:t>
+      </w:r>
+      <w:r>
+        <w:rPr>
+          <w:rFonts w:asciiTheme="majorBidi" w:hAnsiTheme="majorBidi" w:cstheme="majorBidi"/>
+        </w:rPr>
+        <w:t>→</w:t>
+      </w:r>
+      <w:r>
+        <w:rPr>
+          <w:rFonts w:asciiTheme="majorBidi" w:hAnsiTheme="majorBidi" w:cstheme="majorBidi"/>
+        </w:rPr>
+        <w:t>8</w:t>
+      </w:r>
+      <w:r>
+        <w:t xml:space="preserve"> </w:t>
+      </w:r>
+      <w:r>
+        <w:rPr>
+          <w:rFonts w:asciiTheme="majorBidi" w:hAnsiTheme="majorBidi" w:cstheme="majorBidi"/>
+        </w:rPr>
+        <w:t>→</w:t>
+      </w:r>
+      <w:r>
+        <w:rPr>
+          <w:rFonts w:asciiTheme="majorBidi" w:hAnsiTheme="majorBidi" w:cstheme="majorBidi"/>
+        </w:rPr>
+        <w:t xml:space="preserve">16), where on the left the latent dim </w:t>
+      </w:r>
+      <w:r>
+        <w:rPr>
+          <w:rFonts w:asciiTheme="majorBidi" w:hAnsiTheme="majorBidi" w:cstheme="majorBidi"/>
+        </w:rPr>
+        <w:t>=</w:t>
+      </w:r>
+      <w:r>
+        <w:rPr>
+          <w:rFonts w:asciiTheme="majorBidi" w:hAnsiTheme="majorBidi" w:cstheme="majorBidi"/>
+        </w:rPr>
+        <w:t xml:space="preserve"> 4 and on the right it's 16.</w:t>
+      </w:r>
+    </w:p>
+    <w:p>
+      <w:pPr>
+        <w:pStyle w:val="a9"/>
+        <w:bidi w:val="0"/>
+        <w:ind w:left="1440"/>
+        <w:rPr>
+          <w:rFonts w:asciiTheme="majorBidi" w:hAnsiTheme="majorBidi" w:cstheme="majorBidi"/>
+        </w:rPr>
+      </w:pPr>
+      <w:r>
+        <w:rPr>
+          <w:rFonts w:asciiTheme="majorBidi" w:hAnsiTheme="majorBidi" w:cstheme="majorBidi"/>
+        </w:rPr>
+        <w:drawing>
+          <wp:anchor distT="0" distB="0" distL="114300" distR="114300" simplePos="0" relativeHeight="251659264" behindDoc="0" locked="0" layoutInCell="1" allowOverlap="1" wp14:anchorId="5EF05BF8" wp14:editId="3964A86A">
+            <wp:simplePos x="0" y="0"/>
+            <wp:positionH relativeFrom="column">
+              <wp:posOffset>2775313</wp:posOffset>
+            </wp:positionH>
+            <wp:positionV relativeFrom="paragraph">
+              <wp:posOffset>168093</wp:posOffset>
+            </wp:positionV>
+            <wp:extent cx="3435350" cy="1431290"/>
+            <wp:effectExtent l="0" t="0" r="0" b="0"/>
+            <wp:wrapTopAndBottom/>
+            <wp:docPr id="215940284" name="תמונה 1" descr="תמונה שמכילה טקסט, גופן, צילום מסך, לבן&#10;&#10;תוכן שנוצר על-ידי בינה מלאכותית עשוי להיות שגוי."/>
+            <wp:cNvGraphicFramePr>
+              <a:graphicFrameLocks xmlns:a="http://schemas.openxmlformats.org/drawingml/2006/main" noChangeAspect="1"/>
+            </wp:cNvGraphicFramePr>
+            <a:graphic xmlns:a="http://schemas.openxmlformats.org/drawingml/2006/main">
+              <a:graphicData uri="http://schemas.openxmlformats.org/drawingml/2006/picture">
+                <pic:pic xmlns:pic="http://schemas.openxmlformats.org/drawingml/2006/picture">
+                  <pic:nvPicPr>
+                    <pic:cNvPr id="215940284" name="תמונה 1" descr="תמונה שמכילה טקסט, גופן, צילום מסך, לבן&#10;&#10;תוכן שנוצר על-ידי בינה מלאכותית עשוי להיות שגוי."/>
+                    <pic:cNvPicPr/>
+                  </pic:nvPicPr>
+                  <pic:blipFill>
+                    <a:blip r:embed="rId5" cstate="print">
+                      <a:extLst>
+                        <a:ext uri="{28A0092B-C50C-407E-A947-70E740481C1C}">
+                          <a14:useLocalDpi xmlns:a14="http://schemas.microsoft.com/office/drawing/2010/main" val="0"/>
+                        </a:ext>
+                      </a:extLst>
+                    </a:blip>
+                    <a:stretch>
+                      <a:fillRect/>
+                    </a:stretch>
+                  </pic:blipFill>
+                  <pic:spPr>
+                    <a:xfrm>
+                      <a:off x="0" y="0"/>
+                      <a:ext cx="3435350" cy="1431290"/>
+                    </a:xfrm>
+                    <a:prstGeom prst="rect">
+                      <a:avLst/>
+                    </a:prstGeom>
+                  </pic:spPr>
+                </pic:pic>
+              </a:graphicData>
+            </a:graphic>
+            <wp14:sizeRelH relativeFrom="page">
+              <wp14:pctWidth>0</wp14:pctWidth>
+            </wp14:sizeRelH>
+            <wp14:sizeRelV relativeFrom="page">
+              <wp14:pctHeight>0</wp14:pctHeight>
+            </wp14:sizeRelV>
+          </wp:anchor>
+        </w:drawing>
+      </w:r>
+      <w:r>
+        <w:rPr>
+          <w:rFonts w:asciiTheme="majorBidi" w:hAnsiTheme="majorBidi" w:cstheme="majorBidi"/>
+        </w:rPr>
+        <w:drawing>
+          <wp:anchor distT="0" distB="0" distL="114300" distR="114300" simplePos="0" relativeHeight="251658240" behindDoc="0" locked="0" layoutInCell="1" allowOverlap="1" wp14:anchorId="31A0CECB" wp14:editId="4B9DD963">
+            <wp:simplePos x="0" y="0"/>
+            <wp:positionH relativeFrom="column">
+              <wp:posOffset>-884737</wp:posOffset>
+            </wp:positionH>
+            <wp:positionV relativeFrom="paragraph">
+              <wp:posOffset>190409</wp:posOffset>
+            </wp:positionV>
+            <wp:extent cx="3579495" cy="1423035"/>
+            <wp:effectExtent l="0" t="0" r="1905" b="5715"/>
+            <wp:wrapTopAndBottom/>
+            <wp:docPr id="2117126249" name="תמונה 1"/>
+            <wp:cNvGraphicFramePr>
+              <a:graphicFrameLocks xmlns:a="http://schemas.openxmlformats.org/drawingml/2006/main" noChangeAspect="1"/>
+            </wp:cNvGraphicFramePr>
+            <a:graphic xmlns:a="http://schemas.openxmlformats.org/drawingml/2006/main">
+              <a:graphicData uri="http://schemas.openxmlformats.org/drawingml/2006/picture">
+                <pic:pic xmlns:pic="http://schemas.openxmlformats.org/drawingml/2006/picture">
+                  <pic:nvPicPr>
+                    <pic:cNvPr id="2117126249" name=""/>
+                    <pic:cNvPicPr/>
+                  </pic:nvPicPr>
+                  <pic:blipFill>
+                    <a:blip r:embed="rId6" cstate="print">
+                      <a:extLst>
+                        <a:ext uri="{28A0092B-C50C-407E-A947-70E740481C1C}">
+                          <a14:useLocalDpi xmlns:a14="http://schemas.microsoft.com/office/drawing/2010/main" val="0"/>
+                        </a:ext>
+                      </a:extLst>
+                    </a:blip>
+                    <a:stretch>
+                      <a:fillRect/>
+                    </a:stretch>
+                  </pic:blipFill>
+                  <pic:spPr>
+                    <a:xfrm>
+                      <a:off x="0" y="0"/>
+                      <a:ext cx="3579495" cy="1423035"/>
+                    </a:xfrm>
+                    <a:prstGeom prst="rect">
+                      <a:avLst/>
+                    </a:prstGeom>
+                  </pic:spPr>
+                </pic:pic>
+              </a:graphicData>
+            </a:graphic>
+            <wp14:sizeRelH relativeFrom="page">
+              <wp14:pctWidth>0</wp14:pctWidth>
+            </wp14:sizeRelH>
+            <wp14:sizeRelV relativeFrom="page">
+              <wp14:pctHeight>0</wp14:pctHeight>
+            </wp14:sizeRelV>
+          </wp:anchor>
+        </w:drawing>
+      </w:r>
+    </w:p>
+    <w:p>
+      <w:pPr>
+        <w:pStyle w:val="a9"/>
+        <w:bidi w:val="0"/>
+        <w:ind w:left="1440"/>
+        <w:rPr>
+          <w:rFonts w:asciiTheme="majorBidi" w:hAnsiTheme="majorBidi" w:cstheme="majorBidi"/>
+        </w:rPr>
+      </w:pPr>
+      <w:r>
+        <w:rPr>
+          <w:rFonts w:asciiTheme="majorBidi" w:hAnsiTheme="majorBidi" w:cstheme="majorBidi"/>
+        </w:rPr>
+        <w:lastRenderedPageBreak/>
+        <w:drawing>
+          <wp:anchor distT="0" distB="0" distL="114300" distR="114300" simplePos="0" relativeHeight="251661312" behindDoc="0" locked="0" layoutInCell="1" allowOverlap="1" wp14:anchorId="1248CC14" wp14:editId="483996C3">
+            <wp:simplePos x="0" y="0"/>
+            <wp:positionH relativeFrom="column">
+              <wp:posOffset>2846070</wp:posOffset>
+            </wp:positionH>
+            <wp:positionV relativeFrom="paragraph">
+              <wp:posOffset>787944</wp:posOffset>
+            </wp:positionV>
+            <wp:extent cx="3390900" cy="1412875"/>
+            <wp:effectExtent l="0" t="0" r="0" b="0"/>
+            <wp:wrapTopAndBottom/>
+            <wp:docPr id="1956310004" name="תמונה 1" descr="תמונה שמכילה טקסט, גופן, צילום מסך, לבן&#10;&#10;תוכן שנוצר על-ידי בינה מלאכותית עשוי להיות שגוי."/>
+            <wp:cNvGraphicFramePr>
+              <a:graphicFrameLocks xmlns:a="http://schemas.openxmlformats.org/drawingml/2006/main" noChangeAspect="1"/>
+            </wp:cNvGraphicFramePr>
+            <a:graphic xmlns:a="http://schemas.openxmlformats.org/drawingml/2006/main">
+              <a:graphicData uri="http://schemas.openxmlformats.org/drawingml/2006/picture">
+                <pic:pic xmlns:pic="http://schemas.openxmlformats.org/drawingml/2006/picture">
+                  <pic:nvPicPr>
+                    <pic:cNvPr id="1956310004" name="תמונה 1" descr="תמונה שמכילה טקסט, גופן, צילום מסך, לבן&#10;&#10;תוכן שנוצר על-ידי בינה מלאכותית עשוי להיות שגוי."/>
+                    <pic:cNvPicPr/>
+                  </pic:nvPicPr>
+                  <pic:blipFill>
+                    <a:blip r:embed="rId7" cstate="print">
+                      <a:extLst>
+                        <a:ext uri="{28A0092B-C50C-407E-A947-70E740481C1C}">
+                          <a14:useLocalDpi xmlns:a14="http://schemas.microsoft.com/office/drawing/2010/main" val="0"/>
+                        </a:ext>
+                      </a:extLst>
+                    </a:blip>
+                    <a:stretch>
+                      <a:fillRect/>
+                    </a:stretch>
+                  </pic:blipFill>
+                  <pic:spPr>
+                    <a:xfrm>
+                      <a:off x="0" y="0"/>
+                      <a:ext cx="3390900" cy="1412875"/>
+                    </a:xfrm>
+                    <a:prstGeom prst="rect">
+                      <a:avLst/>
+                    </a:prstGeom>
+                  </pic:spPr>
+                </pic:pic>
+              </a:graphicData>
+            </a:graphic>
+            <wp14:sizeRelH relativeFrom="page">
+              <wp14:pctWidth>0</wp14:pctWidth>
+            </wp14:sizeRelH>
+            <wp14:sizeRelV relativeFrom="page">
+              <wp14:pctHeight>0</wp14:pctHeight>
+            </wp14:sizeRelV>
+          </wp:anchor>
+        </w:drawing>
+      </w:r>
+      <w:r>
+        <w:rPr>
+          <w:rFonts w:asciiTheme="majorBidi" w:hAnsiTheme="majorBidi" w:cstheme="majorBidi"/>
+        </w:rPr>
+        <w:t>And t</w:t>
+      </w:r>
+      <w:r>
+        <w:rPr>
+          <w:rFonts w:asciiTheme="majorBidi" w:hAnsiTheme="majorBidi" w:cstheme="majorBidi"/>
+        </w:rPr>
+        <w:t>he</w:t>
+      </w:r>
+      <w:r>
+        <w:rPr>
+          <w:rFonts w:asciiTheme="majorBidi" w:hAnsiTheme="majorBidi" w:cstheme="majorBidi"/>
+        </w:rPr>
+        <w:t xml:space="preserve"> next</w:t>
+      </w:r>
+      <w:r>
+        <w:rPr>
+          <w:rFonts w:asciiTheme="majorBidi" w:hAnsiTheme="majorBidi" w:cstheme="majorBidi"/>
+        </w:rPr>
+        <w:t xml:space="preserve"> two plots input</w:t>
+      </w:r>
+      <w:r>
+        <w:rPr>
+          <w:rFonts w:asciiTheme="majorBidi" w:hAnsiTheme="majorBidi" w:cstheme="majorBidi"/>
+        </w:rPr>
+        <w:t xml:space="preserve"> vs. reconstructed images</w:t>
+      </w:r>
+      <w:r>
+        <w:rPr>
+          <w:rFonts w:asciiTheme="majorBidi" w:hAnsiTheme="majorBidi" w:cstheme="majorBidi"/>
+        </w:rPr>
+        <w:t xml:space="preserve"> in a network </w:t>
+      </w:r>
+      <w:r>
+        <w:rPr>
+          <w:rFonts w:asciiTheme="majorBidi" w:hAnsiTheme="majorBidi" w:cstheme="majorBidi"/>
+        </w:rPr>
+        <w:t xml:space="preserve">with a </w:t>
+      </w:r>
+      <w:r>
+        <w:rPr>
+          <w:rFonts w:asciiTheme="majorBidi" w:hAnsiTheme="majorBidi" w:cstheme="majorBidi"/>
+        </w:rPr>
+        <w:t>large</w:t>
+      </w:r>
+      <w:r>
+        <w:rPr>
+          <w:rFonts w:asciiTheme="majorBidi" w:hAnsiTheme="majorBidi" w:cstheme="majorBidi"/>
+        </w:rPr>
+        <w:t xml:space="preserve"> number of channels</w:t>
+      </w:r>
+      <w:r>
+        <w:rPr>
+          <w:rFonts w:asciiTheme="majorBidi" w:hAnsiTheme="majorBidi" w:cstheme="majorBidi"/>
+        </w:rPr>
+        <w:t xml:space="preserve"> (</w:t>
+      </w:r>
+      <w:r>
+        <w:rPr>
+          <w:rFonts w:asciiTheme="majorBidi" w:hAnsiTheme="majorBidi" w:cstheme="majorBidi"/>
+        </w:rPr>
+        <w:t>16</w:t>
+      </w:r>
+      <w:r>
+        <w:t xml:space="preserve"> </w:t>
+      </w:r>
+      <w:r>
+        <w:rPr>
+          <w:rFonts w:asciiTheme="majorBidi" w:hAnsiTheme="majorBidi" w:cstheme="majorBidi"/>
+        </w:rPr>
+        <w:t>→</w:t>
+      </w:r>
+      <w:r>
+        <w:rPr>
+          <w:rFonts w:asciiTheme="majorBidi" w:hAnsiTheme="majorBidi" w:cstheme="majorBidi"/>
+        </w:rPr>
+        <w:t>32</w:t>
+      </w:r>
+      <w:r>
+        <w:t xml:space="preserve"> </w:t>
+      </w:r>
+      <w:r>
+        <w:rPr>
+          <w:rFonts w:asciiTheme="majorBidi" w:hAnsiTheme="majorBidi" w:cstheme="majorBidi"/>
+        </w:rPr>
+        <w:t>→</w:t>
+      </w:r>
+      <w:r>
+        <w:rPr>
+          <w:rFonts w:asciiTheme="majorBidi" w:hAnsiTheme="majorBidi" w:cstheme="majorBidi"/>
+        </w:rPr>
+        <w:t>64</w:t>
+      </w:r>
+      <w:r>
+        <w:rPr>
+          <w:rFonts w:asciiTheme="majorBidi" w:hAnsiTheme="majorBidi" w:cstheme="majorBidi"/>
+        </w:rPr>
+        <w:t xml:space="preserve">), where on the left the latent dim </w:t>
+      </w:r>
+      <w:r>
+        <w:rPr>
+          <w:rFonts w:asciiTheme="majorBidi" w:hAnsiTheme="majorBidi" w:cstheme="majorBidi"/>
+        </w:rPr>
+        <w:t>=</w:t>
+      </w:r>
+      <w:r>
+        <w:rPr>
+          <w:rFonts w:asciiTheme="majorBidi" w:hAnsiTheme="majorBidi" w:cstheme="majorBidi"/>
+        </w:rPr>
+        <w:t xml:space="preserve"> 4 and on the right it's 16.</w:t>
+      </w:r>
+      <w:r>
+        <w:rPr>
+          <w:noProof/>
+        </w:rPr>
+        <w:t xml:space="preserve"> </w:t>
+      </w:r>
+    </w:p>
+    <w:p>
+      <w:pPr>
+        <w:pStyle w:val="a9"/>
+        <w:bidi w:val="0"/>
+        <w:ind w:left="1440"/>
+        <w:rPr>
+          <w:rFonts w:asciiTheme="majorBidi" w:hAnsiTheme="majorBidi" w:cstheme="majorBidi"/>
+        </w:rPr>
+      </w:pPr>
+      <w:r>
+        <w:rPr>
+          <w:rFonts w:asciiTheme="majorBidi" w:hAnsiTheme="majorBidi" w:cstheme="majorBidi"/>
+        </w:rPr>
+        <w:drawing>
+          <wp:anchor distT="0" distB="0" distL="114300" distR="114300" simplePos="0" relativeHeight="251660288" behindDoc="0" locked="0" layoutInCell="1" allowOverlap="1" wp14:anchorId="41F4FC6B" wp14:editId="2FCDF986">
+            <wp:simplePos x="0" y="0"/>
+            <wp:positionH relativeFrom="column">
+              <wp:posOffset>-691334</wp:posOffset>
+            </wp:positionH>
+            <wp:positionV relativeFrom="paragraph">
+              <wp:posOffset>183425</wp:posOffset>
+            </wp:positionV>
+            <wp:extent cx="3467100" cy="1409700"/>
+            <wp:effectExtent l="0" t="0" r="0" b="0"/>
+            <wp:wrapTopAndBottom/>
+            <wp:docPr id="450042073" name="תמונה 1"/>
+            <wp:cNvGraphicFramePr>
+              <a:graphicFrameLocks xmlns:a="http://schemas.openxmlformats.org/drawingml/2006/main" noChangeAspect="1"/>
+            </wp:cNvGraphicFramePr>
+            <a:graphic xmlns:a="http://schemas.openxmlformats.org/drawingml/2006/main">
+              <a:graphicData uri="http://schemas.openxmlformats.org/drawingml/2006/picture">
+                <pic:pic xmlns:pic="http://schemas.openxmlformats.org/drawingml/2006/picture">
+                  <pic:nvPicPr>
+                    <pic:cNvPr id="450042073" name=""/>
+                    <pic:cNvPicPr/>
+                  </pic:nvPicPr>
+                  <pic:blipFill>
+                    <a:blip r:embed="rId8" cstate="print">
+                      <a:extLst>
+                        <a:ext uri="{28A0092B-C50C-407E-A947-70E740481C1C}">
+                          <a14:useLocalDpi xmlns:a14="http://schemas.microsoft.com/office/drawing/2010/main" val="0"/>
+                        </a:ext>
+                      </a:extLst>
+                    </a:blip>
+                    <a:stretch>
+                      <a:fillRect/>
+                    </a:stretch>
+                  </pic:blipFill>
+                  <pic:spPr>
+                    <a:xfrm>
+                      <a:off x="0" y="0"/>
+                      <a:ext cx="3467100" cy="1409700"/>
+                    </a:xfrm>
+                    <a:prstGeom prst="rect">
+                      <a:avLst/>
+                    </a:prstGeom>
+                  </pic:spPr>
+                </pic:pic>
+              </a:graphicData>
+            </a:graphic>
+            <wp14:sizeRelH relativeFrom="page">
+              <wp14:pctWidth>0</wp14:pctWidth>
+            </wp14:sizeRelH>
+            <wp14:sizeRelV relativeFrom="page">
+              <wp14:pctHeight>0</wp14:pctHeight>
+            </wp14:sizeRelV>
+          </wp:anchor>
+        </w:drawing>
+      </w:r>
+    </w:p>
+    <w:p>
+      <w:pPr>
+        <w:pStyle w:val="a9"/>
+        <w:bidi w:val="0"/>
+        <w:ind w:left="1440"/>
+        <w:rPr>
+          <w:rFonts w:asciiTheme="majorBidi" w:hAnsiTheme="majorBidi" w:cstheme="majorBidi"/>
+        </w:rPr>
+      </w:pPr>
     </w:p>
     <w:p>
       <w:pPr>
@@ -148,16 +713,374 @@
           <w:numId w:val="1"/>
         </w:numPr>
         <w:bidi w:val="0"/>
-      </w:pPr>
-      <w:r>
-        <w:rPr>
-          <w:b/>
-          <w:bCs/>
-          <w:sz w:val="28"/>
-          <w:szCs w:val="28"/>
-        </w:rPr>
-        <w:t>S</w:t>
-      </w:r>
+        <w:rPr>
+          <w:rFonts w:asciiTheme="majorBidi" w:hAnsiTheme="majorBidi" w:cstheme="majorBidi"/>
+        </w:rPr>
+      </w:pPr>
+      <w:r>
+        <w:rPr>
+          <w:noProof/>
+        </w:rPr>
+        <w:t xml:space="preserve"> </w:t>
+      </w:r>
+      <w:r>
+        <w:rPr>
+          <w:rFonts w:asciiTheme="majorBidi" w:hAnsiTheme="majorBidi" w:cstheme="majorBidi"/>
+        </w:rPr>
+        <w:t xml:space="preserve">Denote that "small" refers to the network with </w:t>
+      </w:r>
+      <w:r>
+        <w:rPr>
+          <w:rFonts w:asciiTheme="majorBidi" w:hAnsiTheme="majorBidi" w:cstheme="majorBidi"/>
+        </w:rPr>
+        <w:t>channels</w:t>
+      </w:r>
+      <w:r>
+        <w:rPr>
+          <w:rFonts w:asciiTheme="majorBidi" w:hAnsiTheme="majorBidi" w:cstheme="majorBidi"/>
+        </w:rPr>
+        <w:t xml:space="preserve"> (4</w:t>
+      </w:r>
+      <w:r>
+        <w:t xml:space="preserve"> </w:t>
+      </w:r>
+      <w:r>
+        <w:rPr>
+          <w:rFonts w:asciiTheme="majorBidi" w:hAnsiTheme="majorBidi" w:cstheme="majorBidi"/>
+        </w:rPr>
+        <w:t>→</w:t>
+      </w:r>
+      <w:r>
+        <w:rPr>
+          <w:rFonts w:asciiTheme="majorBidi" w:hAnsiTheme="majorBidi" w:cstheme="majorBidi"/>
+        </w:rPr>
+        <w:t>8</w:t>
+      </w:r>
+      <w:r>
+        <w:t xml:space="preserve"> </w:t>
+      </w:r>
+      <w:r>
+        <w:rPr>
+          <w:rFonts w:asciiTheme="majorBidi" w:hAnsiTheme="majorBidi" w:cstheme="majorBidi"/>
+        </w:rPr>
+        <w:t>→</w:t>
+      </w:r>
+      <w:r>
+        <w:rPr>
+          <w:rFonts w:asciiTheme="majorBidi" w:hAnsiTheme="majorBidi" w:cstheme="majorBidi"/>
+        </w:rPr>
+        <w:t>16)</w:t>
+      </w:r>
+      <w:r>
+        <w:rPr>
+          <w:rFonts w:asciiTheme="majorBidi" w:hAnsiTheme="majorBidi" w:cstheme="majorBidi"/>
+        </w:rPr>
+        <w:t xml:space="preserve">. </w:t>
+      </w:r>
+      <w:r>
+        <w:rPr>
+          <w:rFonts w:asciiTheme="majorBidi" w:hAnsiTheme="majorBidi" w:cstheme="majorBidi"/>
+        </w:rPr>
+        <w:t>and large refers to the network with channels (16</w:t>
+      </w:r>
+      <w:r>
+        <w:t xml:space="preserve"> </w:t>
+      </w:r>
+      <w:r>
+        <w:rPr>
+          <w:rFonts w:asciiTheme="majorBidi" w:hAnsiTheme="majorBidi" w:cstheme="majorBidi"/>
+        </w:rPr>
+        <w:t>→</w:t>
+      </w:r>
+      <w:r>
+        <w:rPr>
+          <w:rFonts w:asciiTheme="majorBidi" w:hAnsiTheme="majorBidi" w:cstheme="majorBidi"/>
+        </w:rPr>
+        <w:t>32</w:t>
+      </w:r>
+      <w:r>
+        <w:t xml:space="preserve"> </w:t>
+      </w:r>
+      <w:r>
+        <w:rPr>
+          <w:rFonts w:asciiTheme="majorBidi" w:hAnsiTheme="majorBidi" w:cstheme="majorBidi"/>
+        </w:rPr>
+        <w:t>→</w:t>
+      </w:r>
+      <w:r>
+        <w:rPr>
+          <w:rFonts w:asciiTheme="majorBidi" w:hAnsiTheme="majorBidi" w:cstheme="majorBidi"/>
+        </w:rPr>
+        <w:t>64),</w:t>
+      </w:r>
+    </w:p>
+    <w:p>
+      <w:pPr>
+        <w:pStyle w:val="a9"/>
+        <w:bidi w:val="0"/>
+        <w:ind w:left="1440"/>
+        <w:rPr>
+          <w:rFonts w:asciiTheme="majorBidi" w:hAnsiTheme="majorBidi" w:cstheme="majorBidi"/>
+        </w:rPr>
+      </w:pPr>
+      <w:r>
+        <w:rPr>
+          <w:rFonts w:asciiTheme="majorBidi" w:hAnsiTheme="majorBidi" w:cstheme="majorBidi"/>
+        </w:rPr>
+        <w:drawing>
+          <wp:anchor distT="0" distB="0" distL="114300" distR="114300" simplePos="0" relativeHeight="251664384" behindDoc="1" locked="0" layoutInCell="1" allowOverlap="1" wp14:anchorId="64360292" wp14:editId="55237A8E">
+            <wp:simplePos x="0" y="0"/>
+            <wp:positionH relativeFrom="column">
+              <wp:posOffset>-849746</wp:posOffset>
+            </wp:positionH>
+            <wp:positionV relativeFrom="paragraph">
+              <wp:posOffset>2661977</wp:posOffset>
+            </wp:positionV>
+            <wp:extent cx="3061335" cy="2551430"/>
+            <wp:effectExtent l="0" t="0" r="5715" b="1270"/>
+            <wp:wrapTopAndBottom/>
+            <wp:docPr id="1187731800" name="תמונה 1"/>
+            <wp:cNvGraphicFramePr>
+              <a:graphicFrameLocks xmlns:a="http://schemas.openxmlformats.org/drawingml/2006/main" noChangeAspect="1"/>
+            </wp:cNvGraphicFramePr>
+            <a:graphic xmlns:a="http://schemas.openxmlformats.org/drawingml/2006/main">
+              <a:graphicData uri="http://schemas.openxmlformats.org/drawingml/2006/picture">
+                <pic:pic xmlns:pic="http://schemas.openxmlformats.org/drawingml/2006/picture">
+                  <pic:nvPicPr>
+                    <pic:cNvPr id="1187731800" name=""/>
+                    <pic:cNvPicPr/>
+                  </pic:nvPicPr>
+                  <pic:blipFill>
+                    <a:blip r:embed="rId9">
+                      <a:extLst>
+                        <a:ext uri="{28A0092B-C50C-407E-A947-70E740481C1C}">
+                          <a14:useLocalDpi xmlns:a14="http://schemas.microsoft.com/office/drawing/2010/main" val="0"/>
+                        </a:ext>
+                      </a:extLst>
+                    </a:blip>
+                    <a:stretch>
+                      <a:fillRect/>
+                    </a:stretch>
+                  </pic:blipFill>
+                  <pic:spPr>
+                    <a:xfrm>
+                      <a:off x="0" y="0"/>
+                      <a:ext cx="3061335" cy="2551430"/>
+                    </a:xfrm>
+                    <a:prstGeom prst="rect">
+                      <a:avLst/>
+                    </a:prstGeom>
+                  </pic:spPr>
+                </pic:pic>
+              </a:graphicData>
+            </a:graphic>
+            <wp14:sizeRelH relativeFrom="page">
+              <wp14:pctWidth>0</wp14:pctWidth>
+            </wp14:sizeRelH>
+            <wp14:sizeRelV relativeFrom="page">
+              <wp14:pctHeight>0</wp14:pctHeight>
+            </wp14:sizeRelV>
+          </wp:anchor>
+        </w:drawing>
+      </w:r>
+      <w:r>
+        <w:rPr>
+          <w:rFonts w:asciiTheme="majorBidi" w:hAnsiTheme="majorBidi" w:cstheme="majorBidi"/>
+        </w:rPr>
+        <w:drawing>
+          <wp:anchor distT="0" distB="0" distL="114300" distR="114300" simplePos="0" relativeHeight="251665408" behindDoc="0" locked="0" layoutInCell="1" allowOverlap="1" wp14:anchorId="4BBEF988" wp14:editId="217CF646">
+            <wp:simplePos x="0" y="0"/>
+            <wp:positionH relativeFrom="column">
+              <wp:posOffset>2914765</wp:posOffset>
+            </wp:positionH>
+            <wp:positionV relativeFrom="paragraph">
+              <wp:posOffset>2660303</wp:posOffset>
+            </wp:positionV>
+            <wp:extent cx="2933700" cy="2444750"/>
+            <wp:effectExtent l="0" t="0" r="0" b="0"/>
+            <wp:wrapTopAndBottom/>
+            <wp:docPr id="1753570235" name="תמונה 1" descr="תמונה שמכילה טקסט, קו, תרשים, עלילה&#10;&#10;תוכן שנוצר על-ידי בינה מלאכותית עשוי להיות שגוי."/>
+            <wp:cNvGraphicFramePr>
+              <a:graphicFrameLocks xmlns:a="http://schemas.openxmlformats.org/drawingml/2006/main" noChangeAspect="1"/>
+            </wp:cNvGraphicFramePr>
+            <a:graphic xmlns:a="http://schemas.openxmlformats.org/drawingml/2006/main">
+              <a:graphicData uri="http://schemas.openxmlformats.org/drawingml/2006/picture">
+                <pic:pic xmlns:pic="http://schemas.openxmlformats.org/drawingml/2006/picture">
+                  <pic:nvPicPr>
+                    <pic:cNvPr id="1753570235" name="תמונה 1" descr="תמונה שמכילה טקסט, קו, תרשים, עלילה&#10;&#10;תוכן שנוצר על-ידי בינה מלאכותית עשוי להיות שגוי."/>
+                    <pic:cNvPicPr/>
+                  </pic:nvPicPr>
+                  <pic:blipFill>
+                    <a:blip r:embed="rId10">
+                      <a:extLst>
+                        <a:ext uri="{28A0092B-C50C-407E-A947-70E740481C1C}">
+                          <a14:useLocalDpi xmlns:a14="http://schemas.microsoft.com/office/drawing/2010/main" val="0"/>
+                        </a:ext>
+                      </a:extLst>
+                    </a:blip>
+                    <a:stretch>
+                      <a:fillRect/>
+                    </a:stretch>
+                  </pic:blipFill>
+                  <pic:spPr>
+                    <a:xfrm>
+                      <a:off x="0" y="0"/>
+                      <a:ext cx="2933700" cy="2444750"/>
+                    </a:xfrm>
+                    <a:prstGeom prst="rect">
+                      <a:avLst/>
+                    </a:prstGeom>
+                  </pic:spPr>
+                </pic:pic>
+              </a:graphicData>
+            </a:graphic>
+            <wp14:sizeRelH relativeFrom="page">
+              <wp14:pctWidth>0</wp14:pctWidth>
+            </wp14:sizeRelH>
+            <wp14:sizeRelV relativeFrom="page">
+              <wp14:pctHeight>0</wp14:pctHeight>
+            </wp14:sizeRelV>
+          </wp:anchor>
+        </w:drawing>
+      </w:r>
+      <w:r>
+        <w:rPr>
+          <w:rFonts w:asciiTheme="majorBidi" w:hAnsiTheme="majorBidi" w:cstheme="majorBidi"/>
+        </w:rPr>
+        <w:drawing>
+          <wp:anchor distT="0" distB="0" distL="114300" distR="114300" simplePos="0" relativeHeight="251663360" behindDoc="1" locked="0" layoutInCell="1" allowOverlap="1" wp14:anchorId="7540C9C5" wp14:editId="0214A50D">
+            <wp:simplePos x="0" y="0"/>
+            <wp:positionH relativeFrom="column">
+              <wp:posOffset>2922905</wp:posOffset>
+            </wp:positionH>
+            <wp:positionV relativeFrom="paragraph">
+              <wp:posOffset>302491</wp:posOffset>
+            </wp:positionV>
+            <wp:extent cx="2944091" cy="2258060"/>
+            <wp:effectExtent l="0" t="0" r="8890" b="8890"/>
+            <wp:wrapNone/>
+            <wp:docPr id="439010202" name="תמונה 1"/>
+            <wp:cNvGraphicFramePr>
+              <a:graphicFrameLocks xmlns:a="http://schemas.openxmlformats.org/drawingml/2006/main" noChangeAspect="1"/>
+            </wp:cNvGraphicFramePr>
+            <a:graphic xmlns:a="http://schemas.openxmlformats.org/drawingml/2006/main">
+              <a:graphicData uri="http://schemas.openxmlformats.org/drawingml/2006/picture">
+                <pic:pic xmlns:pic="http://schemas.openxmlformats.org/drawingml/2006/picture">
+                  <pic:nvPicPr>
+                    <pic:cNvPr id="439010202" name=""/>
+                    <pic:cNvPicPr/>
+                  </pic:nvPicPr>
+                  <pic:blipFill>
+                    <a:blip r:embed="rId11">
+                      <a:extLst>
+                        <a:ext uri="{28A0092B-C50C-407E-A947-70E740481C1C}">
+                          <a14:useLocalDpi xmlns:a14="http://schemas.microsoft.com/office/drawing/2010/main" val="0"/>
+                        </a:ext>
+                      </a:extLst>
+                    </a:blip>
+                    <a:stretch>
+                      <a:fillRect/>
+                    </a:stretch>
+                  </pic:blipFill>
+                  <pic:spPr>
+                    <a:xfrm>
+                      <a:off x="0" y="0"/>
+                      <a:ext cx="2944091" cy="2258060"/>
+                    </a:xfrm>
+                    <a:prstGeom prst="rect">
+                      <a:avLst/>
+                    </a:prstGeom>
+                  </pic:spPr>
+                </pic:pic>
+              </a:graphicData>
+            </a:graphic>
+            <wp14:sizeRelH relativeFrom="page">
+              <wp14:pctWidth>0</wp14:pctWidth>
+            </wp14:sizeRelH>
+            <wp14:sizeRelV relativeFrom="page">
+              <wp14:pctHeight>0</wp14:pctHeight>
+            </wp14:sizeRelV>
+          </wp:anchor>
+        </w:drawing>
+      </w:r>
+      <w:r>
+        <w:rPr>
+          <w:rFonts w:asciiTheme="majorBidi" w:hAnsiTheme="majorBidi" w:cstheme="majorBidi"/>
+        </w:rPr>
+        <w:drawing>
+          <wp:anchor distT="0" distB="0" distL="114300" distR="114300" simplePos="0" relativeHeight="251662336" behindDoc="0" locked="0" layoutInCell="1" allowOverlap="1" wp14:anchorId="0D9598C1" wp14:editId="0196467F">
+            <wp:simplePos x="0" y="0"/>
+            <wp:positionH relativeFrom="column">
+              <wp:posOffset>-628518</wp:posOffset>
+            </wp:positionH>
+            <wp:positionV relativeFrom="paragraph">
+              <wp:posOffset>314729</wp:posOffset>
+            </wp:positionV>
+            <wp:extent cx="2751380" cy="2292927"/>
+            <wp:effectExtent l="0" t="0" r="0" b="0"/>
+            <wp:wrapTopAndBottom/>
+            <wp:docPr id="605872997" name="תמונה 1"/>
+            <wp:cNvGraphicFramePr>
+              <a:graphicFrameLocks xmlns:a="http://schemas.openxmlformats.org/drawingml/2006/main" noChangeAspect="1"/>
+            </wp:cNvGraphicFramePr>
+            <a:graphic xmlns:a="http://schemas.openxmlformats.org/drawingml/2006/main">
+              <a:graphicData uri="http://schemas.openxmlformats.org/drawingml/2006/picture">
+                <pic:pic xmlns:pic="http://schemas.openxmlformats.org/drawingml/2006/picture">
+                  <pic:nvPicPr>
+                    <pic:cNvPr id="605872997" name=""/>
+                    <pic:cNvPicPr/>
+                  </pic:nvPicPr>
+                  <pic:blipFill>
+                    <a:blip r:embed="rId12">
+                      <a:extLst>
+                        <a:ext uri="{28A0092B-C50C-407E-A947-70E740481C1C}">
+                          <a14:useLocalDpi xmlns:a14="http://schemas.microsoft.com/office/drawing/2010/main" val="0"/>
+                        </a:ext>
+                      </a:extLst>
+                    </a:blip>
+                    <a:stretch>
+                      <a:fillRect/>
+                    </a:stretch>
+                  </pic:blipFill>
+                  <pic:spPr>
+                    <a:xfrm>
+                      <a:off x="0" y="0"/>
+                      <a:ext cx="2751380" cy="2292927"/>
+                    </a:xfrm>
+                    <a:prstGeom prst="rect">
+                      <a:avLst/>
+                    </a:prstGeom>
+                  </pic:spPr>
+                </pic:pic>
+              </a:graphicData>
+            </a:graphic>
+            <wp14:sizeRelH relativeFrom="page">
+              <wp14:pctWidth>0</wp14:pctWidth>
+            </wp14:sizeRelH>
+            <wp14:sizeRelV relativeFrom="page">
+              <wp14:pctHeight>0</wp14:pctHeight>
+            </wp14:sizeRelV>
+          </wp:anchor>
+        </w:drawing>
+      </w:r>
+    </w:p>
+    <w:p>
+      <w:pPr>
+        <w:bidi w:val="0"/>
+        <w:rPr>
+          <w:rFonts w:asciiTheme="majorBidi" w:hAnsiTheme="majorBidi" w:cstheme="majorBidi"/>
+        </w:rPr>
+      </w:pPr>
+    </w:p>
+    <w:p>
+      <w:pPr>
+        <w:pStyle w:val="a9"/>
+        <w:bidi w:val="0"/>
+        <w:ind w:left="1440"/>
+        <w:rPr>
+          <w:rFonts w:asciiTheme="majorBidi" w:hAnsiTheme="majorBidi" w:cstheme="majorBidi"/>
+        </w:rPr>
+      </w:pPr>
     </w:p>
     <w:p>
       <w:pPr>
@@ -167,15 +1090,43 @@
           <w:numId w:val="1"/>
         </w:numPr>
         <w:bidi w:val="0"/>
-      </w:pPr>
-      <w:r>
-        <w:rPr>
+        <w:rPr>
+          <w:rFonts w:asciiTheme="majorBidi" w:hAnsiTheme="majorBidi" w:cstheme="majorBidi"/>
+        </w:rPr>
+      </w:pPr>
+    </w:p>
+    <w:p>
+      <w:pPr>
+        <w:pStyle w:val="a9"/>
+        <w:numPr>
+          <w:ilvl w:val="0"/>
+          <w:numId w:val="1"/>
+        </w:numPr>
+        <w:bidi w:val="0"/>
+        <w:rPr>
+          <w:rFonts w:asciiTheme="majorBidi" w:hAnsiTheme="majorBidi" w:cstheme="majorBidi"/>
+          <w:sz w:val="28"/>
+          <w:szCs w:val="28"/>
+        </w:rPr>
+      </w:pPr>
+      <w:r>
+        <w:rPr>
+          <w:rFonts w:asciiTheme="majorBidi" w:hAnsiTheme="majorBidi" w:cstheme="majorBidi"/>
           <w:b/>
           <w:bCs/>
           <w:sz w:val="28"/>
           <w:szCs w:val="28"/>
         </w:rPr>
-        <w:t>S</w:t>
+        <w:lastRenderedPageBreak/>
+        <w:t>Classifier</w:t>
+      </w:r>
+      <w:r>
+        <w:rPr>
+          <w:rFonts w:asciiTheme="majorBidi" w:hAnsiTheme="majorBidi" w:cstheme="majorBidi"/>
+          <w:sz w:val="28"/>
+          <w:szCs w:val="28"/>
+        </w:rPr>
+        <w:t>:</w:t>
       </w:r>
     </w:p>
     <w:p>
@@ -186,9 +1137,40 @@
           <w:numId w:val="1"/>
         </w:numPr>
         <w:bidi w:val="0"/>
-      </w:pPr>
-      <w:r>
-        <w:rPr>
+        <w:rPr>
+          <w:rFonts w:asciiTheme="majorBidi" w:hAnsiTheme="majorBidi" w:cstheme="majorBidi"/>
+          <w:sz w:val="28"/>
+          <w:szCs w:val="28"/>
+        </w:rPr>
+      </w:pPr>
+      <w:r>
+        <w:rPr>
+          <w:rFonts w:asciiTheme="majorBidi" w:hAnsiTheme="majorBidi" w:cstheme="majorBidi"/>
+          <w:b/>
+          <w:bCs/>
+          <w:sz w:val="28"/>
+          <w:szCs w:val="28"/>
+        </w:rPr>
+        <w:t>S</w:t>
+      </w:r>
+    </w:p>
+    <w:p>
+      <w:pPr>
+        <w:pStyle w:val="a9"/>
+        <w:numPr>
+          <w:ilvl w:val="1"/>
+          <w:numId w:val="1"/>
+        </w:numPr>
+        <w:bidi w:val="0"/>
+        <w:rPr>
+          <w:rFonts w:asciiTheme="majorBidi" w:hAnsiTheme="majorBidi" w:cstheme="majorBidi"/>
+          <w:sz w:val="28"/>
+          <w:szCs w:val="28"/>
+        </w:rPr>
+      </w:pPr>
+      <w:r>
+        <w:rPr>
+          <w:rFonts w:asciiTheme="majorBidi" w:hAnsiTheme="majorBidi" w:cstheme="majorBidi"/>
           <w:b/>
           <w:bCs/>
           <w:sz w:val="28"/>
@@ -206,25 +1188,49 @@
         </w:numPr>
         <w:bidi w:val="0"/>
         <w:rPr>
-          <w:sz w:val="28"/>
-          <w:szCs w:val="28"/>
-        </w:rPr>
-      </w:pPr>
-      <w:r>
-        <w:rPr>
+          <w:rFonts w:asciiTheme="majorBidi" w:hAnsiTheme="majorBidi" w:cstheme="majorBidi"/>
           <w:b/>
           <w:bCs/>
           <w:sz w:val="28"/>
           <w:szCs w:val="28"/>
         </w:rPr>
-        <w:t>Classifier</w:t>
-      </w:r>
-      <w:r>
-        <w:rPr>
+      </w:pPr>
+      <w:r>
+        <w:rPr>
+          <w:rFonts w:asciiTheme="majorBidi" w:hAnsiTheme="majorBidi" w:cstheme="majorBidi"/>
+          <w:b/>
+          <w:bCs/>
           <w:sz w:val="28"/>
           <w:szCs w:val="28"/>
         </w:rPr>
-        <w:t>:</w:t>
+        <w:t>Pre-trained Representation:</w:t>
+      </w:r>
+    </w:p>
+    <w:p>
+      <w:pPr>
+        <w:pStyle w:val="a9"/>
+        <w:numPr>
+          <w:ilvl w:val="0"/>
+          <w:numId w:val="1"/>
+        </w:numPr>
+        <w:bidi w:val="0"/>
+        <w:rPr>
+          <w:rFonts w:asciiTheme="majorBidi" w:hAnsiTheme="majorBidi" w:cstheme="majorBidi"/>
+          <w:b/>
+          <w:bCs/>
+          <w:sz w:val="28"/>
+          <w:szCs w:val="28"/>
+        </w:rPr>
+      </w:pPr>
+      <w:r>
+        <w:rPr>
+          <w:rFonts w:asciiTheme="majorBidi" w:hAnsiTheme="majorBidi" w:cstheme="majorBidi"/>
+          <w:b/>
+          <w:bCs/>
+          <w:sz w:val="28"/>
+          <w:szCs w:val="28"/>
+        </w:rPr>
+        <w:t>Task Specific Encoding:</w:t>
       </w:r>
     </w:p>
     <w:p>
@@ -236,12 +1242,16 @@
         </w:numPr>
         <w:bidi w:val="0"/>
         <w:rPr>
+          <w:rFonts w:asciiTheme="majorBidi" w:hAnsiTheme="majorBidi" w:cstheme="majorBidi"/>
+          <w:b/>
+          <w:bCs/>
           <w:sz w:val="28"/>
           <w:szCs w:val="28"/>
         </w:rPr>
       </w:pPr>
       <w:r>
         <w:rPr>
+          <w:rFonts w:asciiTheme="majorBidi" w:hAnsiTheme="majorBidi" w:cstheme="majorBidi"/>
           <w:b/>
           <w:bCs/>
           <w:sz w:val="28"/>
@@ -259,86 +1269,22 @@
         </w:numPr>
         <w:bidi w:val="0"/>
         <w:rPr>
-          <w:sz w:val="28"/>
-          <w:szCs w:val="28"/>
-        </w:rPr>
-      </w:pPr>
-      <w:r>
-        <w:rPr>
+          <w:rFonts w:asciiTheme="majorBidi" w:hAnsiTheme="majorBidi" w:cstheme="majorBidi"/>
           <w:b/>
           <w:bCs/>
           <w:sz w:val="28"/>
           <w:szCs w:val="28"/>
         </w:rPr>
-        <w:t>S</w:t>
-      </w:r>
-    </w:p>
-    <w:p>
-      <w:pPr>
-        <w:pStyle w:val="a9"/>
-        <w:numPr>
-          <w:ilvl w:val="0"/>
-          <w:numId w:val="1"/>
-        </w:numPr>
-        <w:bidi w:val="0"/>
-        <w:rPr>
+      </w:pPr>
+      <w:r>
+        <w:rPr>
+          <w:rFonts w:asciiTheme="majorBidi" w:hAnsiTheme="majorBidi" w:cstheme="majorBidi"/>
           <w:b/>
           <w:bCs/>
           <w:sz w:val="28"/>
           <w:szCs w:val="28"/>
         </w:rPr>
-      </w:pPr>
-      <w:r>
-        <w:rPr>
-          <w:b/>
-          <w:bCs/>
-          <w:sz w:val="28"/>
-          <w:szCs w:val="28"/>
-        </w:rPr>
-        <w:t>Pre-trained Representation</w:t>
-      </w:r>
-      <w:r>
-        <w:rPr>
-          <w:b/>
-          <w:bCs/>
-          <w:sz w:val="28"/>
-          <w:szCs w:val="28"/>
-        </w:rPr>
-        <w:t>:</w:t>
-      </w:r>
-    </w:p>
-    <w:p>
-      <w:pPr>
-        <w:pStyle w:val="a9"/>
-        <w:numPr>
-          <w:ilvl w:val="0"/>
-          <w:numId w:val="1"/>
-        </w:numPr>
-        <w:bidi w:val="0"/>
-        <w:rPr>
-          <w:b/>
-          <w:bCs/>
-          <w:sz w:val="28"/>
-          <w:szCs w:val="28"/>
-        </w:rPr>
-      </w:pPr>
-      <w:r>
-        <w:rPr>
-          <w:b/>
-          <w:bCs/>
-          <w:sz w:val="28"/>
-          <w:szCs w:val="28"/>
-        </w:rPr>
-        <w:t>Task Specific Encoding</w:t>
-      </w:r>
-      <w:r>
-        <w:rPr>
-          <w:b/>
-          <w:bCs/>
-          <w:sz w:val="28"/>
-          <w:szCs w:val="28"/>
-        </w:rPr>
-        <w:t>:</w:t>
+        <w:t>S</w:t>
       </w:r>
     </w:p>
     <w:p>
@@ -350,6 +1296,7 @@
         </w:numPr>
         <w:bidi w:val="0"/>
         <w:rPr>
+          <w:rFonts w:asciiTheme="majorBidi" w:hAnsiTheme="majorBidi" w:cstheme="majorBidi"/>
           <w:b/>
           <w:bCs/>
           <w:sz w:val="28"/>
@@ -358,6 +1305,7 @@
       </w:pPr>
       <w:r>
         <w:rPr>
+          <w:rFonts w:asciiTheme="majorBidi" w:hAnsiTheme="majorBidi" w:cstheme="majorBidi"/>
           <w:b/>
           <w:bCs/>
           <w:sz w:val="28"/>
@@ -375,6 +1323,7 @@
         </w:numPr>
         <w:bidi w:val="0"/>
         <w:rPr>
+          <w:rFonts w:asciiTheme="majorBidi" w:hAnsiTheme="majorBidi" w:cstheme="majorBidi"/>
           <w:b/>
           <w:bCs/>
           <w:sz w:val="28"/>
@@ -383,6 +1332,7 @@
       </w:pPr>
       <w:r>
         <w:rPr>
+          <w:rFonts w:asciiTheme="majorBidi" w:hAnsiTheme="majorBidi" w:cstheme="majorBidi"/>
           <w:b/>
           <w:bCs/>
           <w:sz w:val="28"/>
@@ -400,66 +1350,20 @@
         </w:numPr>
         <w:bidi w:val="0"/>
         <w:rPr>
+          <w:rFonts w:asciiTheme="majorBidi" w:hAnsiTheme="majorBidi" w:cstheme="majorBidi"/>
           <w:b/>
           <w:bCs/>
           <w:sz w:val="28"/>
           <w:szCs w:val="28"/>
         </w:rPr>
       </w:pPr>
-      <w:r>
-        <w:rPr>
-          <w:b/>
-          <w:bCs/>
-          <w:sz w:val="28"/>
-          <w:szCs w:val="28"/>
-        </w:rPr>
-        <w:t>S</w:t>
-      </w:r>
-    </w:p>
-    <w:p>
-      <w:pPr>
-        <w:pStyle w:val="a9"/>
-        <w:numPr>
-          <w:ilvl w:val="1"/>
-          <w:numId w:val="1"/>
-        </w:numPr>
+    </w:p>
+    <w:p>
+      <w:pPr>
         <w:bidi w:val="0"/>
         <w:rPr>
-          <w:b/>
-          <w:bCs/>
-          <w:sz w:val="28"/>
-          <w:szCs w:val="28"/>
-        </w:rPr>
-      </w:pPr>
-      <w:r>
-        <w:rPr>
-          <w:b/>
-          <w:bCs/>
-          <w:sz w:val="28"/>
-          <w:szCs w:val="28"/>
-        </w:rPr>
-        <w:t>S</w:t>
-      </w:r>
-    </w:p>
-    <w:p>
-      <w:pPr>
-        <w:pStyle w:val="a9"/>
-        <w:numPr>
-          <w:ilvl w:val="1"/>
-          <w:numId w:val="1"/>
-        </w:numPr>
-        <w:bidi w:val="0"/>
-        <w:rPr>
-          <w:b/>
-          <w:bCs/>
-          <w:sz w:val="28"/>
-          <w:szCs w:val="28"/>
-        </w:rPr>
-      </w:pPr>
-    </w:p>
-    <w:p>
-      <w:pPr>
-        <w:bidi w:val="0"/>
+          <w:rFonts w:asciiTheme="majorBidi" w:hAnsiTheme="majorBidi" w:cstheme="majorBidi"/>
+        </w:rPr>
       </w:pPr>
     </w:p>
     <w:sectPr>
@@ -1511,6 +2415,34 @@
       <w14:ligatures w14:val="none"/>
     </w:rPr>
   </w:style>
+  <w:style w:type="paragraph" w:styleId="NormalWeb">
+    <w:name w:val="Normal (Web)"/>
+    <w:basedOn w:val="a"/>
+    <w:uiPriority w:val="99"/>
+    <w:semiHidden/>
+    <w:unhideWhenUsed/>
+    <w:rsid w:val="00E86CAF"/>
+    <w:pPr>
+      <w:bidi w:val="0"/>
+      <w:spacing w:before="100" w:beforeAutospacing="1" w:after="100" w:afterAutospacing="1" w:line="240" w:lineRule="auto"/>
+    </w:pPr>
+    <w:rPr>
+      <w:rFonts w:ascii="Times New Roman" w:eastAsia="Times New Roman" w:hAnsi="Times New Roman" w:cs="Times New Roman"/>
+      <w:kern w:val="0"/>
+      <w14:ligatures w14:val="none"/>
+    </w:rPr>
+  </w:style>
+  <w:style w:type="character" w:styleId="ae">
+    <w:name w:val="Strong"/>
+    <w:basedOn w:val="a0"/>
+    <w:uiPriority w:val="22"/>
+    <w:qFormat/>
+    <w:rsid w:val="00385DE6"/>
+    <w:rPr>
+      <w:b/>
+      <w:bCs/>
+    </w:rPr>
+  </w:style>
 </w:styles>
 </file>
 

--- a/ex2.docx
+++ b/ex2.docx
@@ -45,9 +45,9 @@
       <w:pPr>
         <w:pStyle w:val="21"/>
         <w:bidi/>
-        <w:ind w:left="720"/>
-        <w:rPr>
-          <w:rFonts w:asciiTheme="majorBidi" w:hAnsiTheme="majorBidi" w:cstheme="majorBidi"/>
+        <w:ind w:left="1440"/>
+        <w:rPr>
+          <w:rFonts w:asciiTheme="majorBidi" w:hAnsiTheme="majorBidi" w:cstheme="majorBidi" w:hint="cs"/>
           <w:sz w:val="28"/>
           <w:szCs w:val="28"/>
           <w:rtl/>
@@ -111,7 +111,7 @@
         <w:ind w:left="720"/>
       </w:pPr>
       <w:r>
-        <w:t>We defined a convolutional autoencoder with 3 convolutional layers in the encoder, each followed by BatchNorm and LeakyReLU, reducing the input to a flattened latent vector of any chosen dimension via a linear layer. The decoder mirrors this with a linear layer projecting back to the conv feature map shape, followed by 3 transposed convolutions and LeakyReLU (Tanh at the end). The architecture is flexible to support any latent dimension and customizable channel sizes.</w:t>
+        <w:t xml:space="preserve">We defined a convolutional autoencoder with 3 convolutional layers in the encoder, each followed by BatchNorm and LeakyReLU, reducing the input to a flattened latent vector of any chosen dimension via a linear layer. The decoder mirrors this with a linear layer projecting back to the conv feature map shape, followed by 3 transposed convolutions and LeakyReLU (Tanh at the end). </w:t>
       </w:r>
     </w:p>
     <w:p>
@@ -120,7 +120,10 @@
         <w:ind w:left="720"/>
       </w:pPr>
       <w:r>
-        <w:t>In short:</w:t>
+        <w:t>The structure i</w:t>
+      </w:r>
+      <w:r>
+        <w:t>n short:</w:t>
       </w:r>
     </w:p>
     <w:p>
@@ -189,10 +192,16 @@
         </w:rPr>
       </w:pPr>
       <w:r>
-        <w:rPr>
-          <w:rFonts w:asciiTheme="majorBidi" w:hAnsiTheme="majorBidi" w:cstheme="majorBidi"/>
-        </w:rPr>
-        <w:t xml:space="preserve">We made the architecture flexible by decoupling the latent dimensionality from the convolutional layers. The encoder uses a dynamic dummy forward pass to compute the flattened output size based on the chosen channels. This allows mapping to any latent dimension using a fully connected layer. The decoder mirrors this by </w:t>
+        <w:t>The architecture is flexible to support any latent dimension and customizable channel sizes</w:t>
+      </w:r>
+      <w:r>
+        <w:t>, since w</w:t>
+      </w:r>
+      <w:r>
+        <w:rPr>
+          <w:rFonts w:asciiTheme="majorBidi" w:hAnsiTheme="majorBidi" w:cstheme="majorBidi"/>
+        </w:rPr>
+        <w:t xml:space="preserve">e made the architecture flexible by decoupling the latent dimensionality from the convolutional layers. The encoder uses a dynamic dummy forward pass to compute the flattened output size based on the chosen channels. This allows mapping to any latent dimension using a fully connected layer. The decoder mirrors this by </w:t>
       </w:r>
       <w:r>
         <w:rPr>
@@ -206,6 +215,14 @@
         </w:rPr>
         <w:t xml:space="preserve"> from any latent size and using transposed convolutions to reconstruct the image.</w:t>
       </w:r>
+    </w:p>
+    <w:p>
+      <w:pPr>
+        <w:pStyle w:val="NormalWeb"/>
+        <w:rPr>
+          <w:rFonts w:asciiTheme="majorBidi" w:hAnsiTheme="majorBidi" w:cstheme="majorBidi"/>
+        </w:rPr>
+      </w:pPr>
     </w:p>
     <w:p>
       <w:pPr>
@@ -235,7 +252,19 @@
         <w:rPr>
           <w:rFonts w:asciiTheme="majorBidi" w:hAnsiTheme="majorBidi" w:cstheme="majorBidi"/>
         </w:rPr>
-        <w:t xml:space="preserve"> plots input</w:t>
+        <w:t xml:space="preserve"> plots</w:t>
+      </w:r>
+      <w:r>
+        <w:rPr>
+          <w:rFonts w:asciiTheme="majorBidi" w:hAnsiTheme="majorBidi" w:cstheme="majorBidi"/>
+        </w:rPr>
+        <w:t xml:space="preserve"> in the next page are</w:t>
+      </w:r>
+      <w:r>
+        <w:rPr>
+          <w:rFonts w:asciiTheme="majorBidi" w:hAnsiTheme="majorBidi" w:cstheme="majorBidi"/>
+        </w:rPr>
+        <w:t xml:space="preserve"> input</w:t>
       </w:r>
       <w:r>
         <w:rPr>
@@ -303,20 +332,58 @@
         </w:rPr>
         <w:t xml:space="preserve"> 4 and on the right it's 16.</w:t>
       </w:r>
-    </w:p>
-    <w:p>
-      <w:pPr>
-        <w:pStyle w:val="a9"/>
+      <w:r>
+        <w:rPr>
+          <w:rFonts w:asciiTheme="majorBidi" w:hAnsiTheme="majorBidi" w:cstheme="majorBidi"/>
+        </w:rPr>
+        <w:t xml:space="preserve"> Moreover, in each plot </w:t>
+      </w:r>
+      <w:r>
+        <w:rPr>
+          <w:rFonts w:asciiTheme="majorBidi" w:hAnsiTheme="majorBidi" w:cstheme="majorBidi"/>
+        </w:rPr>
+        <w:t>(also the next two)</w:t>
+      </w:r>
+      <w:r>
+        <w:rPr>
+          <w:rFonts w:asciiTheme="majorBidi" w:hAnsiTheme="majorBidi" w:cstheme="majorBidi"/>
+        </w:rPr>
+        <w:t>, i</w:t>
+      </w:r>
+      <w:r>
+        <w:rPr>
+          <w:rFonts w:asciiTheme="majorBidi" w:hAnsiTheme="majorBidi" w:cstheme="majorBidi"/>
+        </w:rPr>
+        <w:t>n each row, every pair of consecutive images shows an input and its reconstruction: the left image is the</w:t>
+      </w:r>
+      <w:r>
+        <w:rPr>
+          <w:rFonts w:asciiTheme="majorBidi" w:hAnsiTheme="majorBidi" w:cstheme="majorBidi"/>
+        </w:rPr>
+        <w:t xml:space="preserve"> </w:t>
+      </w:r>
+      <w:r>
+        <w:rPr>
+          <w:rFonts w:asciiTheme="majorBidi" w:hAnsiTheme="majorBidi" w:cstheme="majorBidi"/>
+        </w:rPr>
+        <w:t>original input, and the right image is the reconstruction produced by the autoencoder</w:t>
+      </w:r>
+      <w:r>
+        <w:rPr>
+          <w:rFonts w:asciiTheme="majorBidi" w:hAnsiTheme="majorBidi" w:cstheme="majorBidi"/>
+        </w:rPr>
+        <w:t>.</w:t>
+      </w:r>
+    </w:p>
+    <w:p>
+      <w:pPr>
         <w:bidi w:val="0"/>
-        <w:ind w:left="1440"/>
-        <w:rPr>
-          <w:rFonts w:asciiTheme="majorBidi" w:hAnsiTheme="majorBidi" w:cstheme="majorBidi"/>
-        </w:rPr>
-      </w:pPr>
-      <w:r>
-        <w:rPr>
-          <w:rFonts w:asciiTheme="majorBidi" w:hAnsiTheme="majorBidi" w:cstheme="majorBidi"/>
-        </w:rPr>
+        <w:rPr>
+          <w:rFonts w:asciiTheme="majorBidi" w:hAnsiTheme="majorBidi" w:cstheme="majorBidi"/>
+        </w:rPr>
+      </w:pPr>
+      <w:r>
+        <w:lastRenderedPageBreak/>
         <w:drawing>
           <wp:anchor distT="0" distB="0" distL="114300" distR="114300" simplePos="0" relativeHeight="251659264" behindDoc="0" locked="0" layoutInCell="1" allowOverlap="1" wp14:anchorId="5EF05BF8" wp14:editId="3964A86A">
             <wp:simplePos x="0" y="0"/>
@@ -374,9 +441,6 @@
         </w:drawing>
       </w:r>
       <w:r>
-        <w:rPr>
-          <w:rFonts w:asciiTheme="majorBidi" w:hAnsiTheme="majorBidi" w:cstheme="majorBidi"/>
-        </w:rPr>
         <w:drawing>
           <wp:anchor distT="0" distB="0" distL="114300" distR="114300" simplePos="0" relativeHeight="251658240" behindDoc="0" locked="0" layoutInCell="1" allowOverlap="1" wp14:anchorId="31A0CECB" wp14:editId="4B9DD963">
             <wp:simplePos x="0" y="0"/>
@@ -447,7 +511,6 @@
         <w:rPr>
           <w:rFonts w:asciiTheme="majorBidi" w:hAnsiTheme="majorBidi" w:cstheme="majorBidi"/>
         </w:rPr>
-        <w:lastRenderedPageBreak/>
         <w:drawing>
           <wp:anchor distT="0" distB="0" distL="114300" distR="114300" simplePos="0" relativeHeight="251661312" behindDoc="0" locked="0" layoutInCell="1" allowOverlap="1" wp14:anchorId="1248CC14" wp14:editId="483996C3">
             <wp:simplePos x="0" y="0"/>
@@ -526,7 +589,19 @@
         <w:rPr>
           <w:rFonts w:asciiTheme="majorBidi" w:hAnsiTheme="majorBidi" w:cstheme="majorBidi"/>
         </w:rPr>
-        <w:t xml:space="preserve"> two plots input</w:t>
+        <w:t xml:space="preserve"> two plots</w:t>
+      </w:r>
+      <w:r>
+        <w:rPr>
+          <w:rFonts w:asciiTheme="majorBidi" w:hAnsiTheme="majorBidi" w:cstheme="majorBidi"/>
+        </w:rPr>
+        <w:t xml:space="preserve"> are</w:t>
+      </w:r>
+      <w:r>
+        <w:rPr>
+          <w:rFonts w:asciiTheme="majorBidi" w:hAnsiTheme="majorBidi" w:cstheme="majorBidi"/>
+        </w:rPr>
+        <w:t xml:space="preserve"> input</w:t>
       </w:r>
       <w:r>
         <w:rPr>
@@ -828,77 +903,17 @@
           <w:rFonts w:asciiTheme="majorBidi" w:hAnsiTheme="majorBidi" w:cstheme="majorBidi"/>
         </w:rPr>
         <w:drawing>
-          <wp:anchor distT="0" distB="0" distL="114300" distR="114300" simplePos="0" relativeHeight="251664384" behindDoc="1" locked="0" layoutInCell="1" allowOverlap="1" wp14:anchorId="64360292" wp14:editId="55237A8E">
+          <wp:anchor distT="0" distB="0" distL="114300" distR="114300" simplePos="0" relativeHeight="251665408" behindDoc="0" locked="0" layoutInCell="1" allowOverlap="1" wp14:anchorId="4BBEF988" wp14:editId="0CB1ED34">
             <wp:simplePos x="0" y="0"/>
             <wp:positionH relativeFrom="column">
-              <wp:posOffset>-849746</wp:posOffset>
+              <wp:posOffset>2982504</wp:posOffset>
             </wp:positionH>
             <wp:positionV relativeFrom="paragraph">
-              <wp:posOffset>2661977</wp:posOffset>
-            </wp:positionV>
-            <wp:extent cx="3061335" cy="2551430"/>
-            <wp:effectExtent l="0" t="0" r="5715" b="1270"/>
-            <wp:wrapTopAndBottom/>
-            <wp:docPr id="1187731800" name="תמונה 1"/>
-            <wp:cNvGraphicFramePr>
-              <a:graphicFrameLocks xmlns:a="http://schemas.openxmlformats.org/drawingml/2006/main" noChangeAspect="1"/>
-            </wp:cNvGraphicFramePr>
-            <a:graphic xmlns:a="http://schemas.openxmlformats.org/drawingml/2006/main">
-              <a:graphicData uri="http://schemas.openxmlformats.org/drawingml/2006/picture">
-                <pic:pic xmlns:pic="http://schemas.openxmlformats.org/drawingml/2006/picture">
-                  <pic:nvPicPr>
-                    <pic:cNvPr id="1187731800" name=""/>
-                    <pic:cNvPicPr/>
-                  </pic:nvPicPr>
-                  <pic:blipFill>
-                    <a:blip r:embed="rId9">
-                      <a:extLst>
-                        <a:ext uri="{28A0092B-C50C-407E-A947-70E740481C1C}">
-                          <a14:useLocalDpi xmlns:a14="http://schemas.microsoft.com/office/drawing/2010/main" val="0"/>
-                        </a:ext>
-                      </a:extLst>
-                    </a:blip>
-                    <a:stretch>
-                      <a:fillRect/>
-                    </a:stretch>
-                  </pic:blipFill>
-                  <pic:spPr>
-                    <a:xfrm>
-                      <a:off x="0" y="0"/>
-                      <a:ext cx="3061335" cy="2551430"/>
-                    </a:xfrm>
-                    <a:prstGeom prst="rect">
-                      <a:avLst/>
-                    </a:prstGeom>
-                  </pic:spPr>
-                </pic:pic>
-              </a:graphicData>
-            </a:graphic>
-            <wp14:sizeRelH relativeFrom="page">
-              <wp14:pctWidth>0</wp14:pctWidth>
-            </wp14:sizeRelH>
-            <wp14:sizeRelV relativeFrom="page">
-              <wp14:pctHeight>0</wp14:pctHeight>
-            </wp14:sizeRelV>
-          </wp:anchor>
-        </w:drawing>
-      </w:r>
-      <w:r>
-        <w:rPr>
-          <w:rFonts w:asciiTheme="majorBidi" w:hAnsiTheme="majorBidi" w:cstheme="majorBidi"/>
-        </w:rPr>
-        <w:drawing>
-          <wp:anchor distT="0" distB="0" distL="114300" distR="114300" simplePos="0" relativeHeight="251665408" behindDoc="0" locked="0" layoutInCell="1" allowOverlap="1" wp14:anchorId="4BBEF988" wp14:editId="217CF646">
-            <wp:simplePos x="0" y="0"/>
-            <wp:positionH relativeFrom="column">
-              <wp:posOffset>2914765</wp:posOffset>
-            </wp:positionH>
-            <wp:positionV relativeFrom="paragraph">
-              <wp:posOffset>2660303</wp:posOffset>
+              <wp:posOffset>2417536</wp:posOffset>
             </wp:positionV>
             <wp:extent cx="2933700" cy="2444750"/>
             <wp:effectExtent l="0" t="0" r="0" b="0"/>
-            <wp:wrapTopAndBottom/>
+            <wp:wrapNone/>
             <wp:docPr id="1753570235" name="תמונה 1" descr="תמונה שמכילה טקסט, קו, תרשים, עלילה&#10;&#10;תוכן שנוצר על-ידי בינה מלאכותית עשוי להיות שגוי."/>
             <wp:cNvGraphicFramePr>
               <a:graphicFrameLocks xmlns:a="http://schemas.openxmlformats.org/drawingml/2006/main" noChangeAspect="1"/>
@@ -911,7 +926,7 @@
                     <pic:cNvPicPr/>
                   </pic:nvPicPr>
                   <pic:blipFill>
-                    <a:blip r:embed="rId10">
+                    <a:blip r:embed="rId9">
                       <a:extLst>
                         <a:ext uri="{28A0092B-C50C-407E-A947-70E740481C1C}">
                           <a14:useLocalDpi xmlns:a14="http://schemas.microsoft.com/office/drawing/2010/main" val="0"/>
@@ -948,7 +963,127 @@
           <w:rFonts w:asciiTheme="majorBidi" w:hAnsiTheme="majorBidi" w:cstheme="majorBidi"/>
         </w:rPr>
         <w:drawing>
-          <wp:anchor distT="0" distB="0" distL="114300" distR="114300" simplePos="0" relativeHeight="251663360" behindDoc="1" locked="0" layoutInCell="1" allowOverlap="1" wp14:anchorId="7540C9C5" wp14:editId="0214A50D">
+          <wp:anchor distT="0" distB="0" distL="114300" distR="114300" simplePos="0" relativeHeight="251664384" behindDoc="0" locked="0" layoutInCell="1" allowOverlap="1" wp14:anchorId="64360292" wp14:editId="600A6815">
+            <wp:simplePos x="0" y="0"/>
+            <wp:positionH relativeFrom="column">
+              <wp:posOffset>-618853</wp:posOffset>
+            </wp:positionH>
+            <wp:positionV relativeFrom="paragraph">
+              <wp:posOffset>2461260</wp:posOffset>
+            </wp:positionV>
+            <wp:extent cx="2819400" cy="2349500"/>
+            <wp:effectExtent l="0" t="0" r="0" b="0"/>
+            <wp:wrapNone/>
+            <wp:docPr id="1187731800" name="תמונה 1"/>
+            <wp:cNvGraphicFramePr>
+              <a:graphicFrameLocks xmlns:a="http://schemas.openxmlformats.org/drawingml/2006/main" noChangeAspect="1"/>
+            </wp:cNvGraphicFramePr>
+            <a:graphic xmlns:a="http://schemas.openxmlformats.org/drawingml/2006/main">
+              <a:graphicData uri="http://schemas.openxmlformats.org/drawingml/2006/picture">
+                <pic:pic xmlns:pic="http://schemas.openxmlformats.org/drawingml/2006/picture">
+                  <pic:nvPicPr>
+                    <pic:cNvPr id="1187731800" name=""/>
+                    <pic:cNvPicPr/>
+                  </pic:nvPicPr>
+                  <pic:blipFill>
+                    <a:blip r:embed="rId10">
+                      <a:extLst>
+                        <a:ext uri="{28A0092B-C50C-407E-A947-70E740481C1C}">
+                          <a14:useLocalDpi xmlns:a14="http://schemas.microsoft.com/office/drawing/2010/main" val="0"/>
+                        </a:ext>
+                      </a:extLst>
+                    </a:blip>
+                    <a:stretch>
+                      <a:fillRect/>
+                    </a:stretch>
+                  </pic:blipFill>
+                  <pic:spPr>
+                    <a:xfrm>
+                      <a:off x="0" y="0"/>
+                      <a:ext cx="2819400" cy="2349500"/>
+                    </a:xfrm>
+                    <a:prstGeom prst="rect">
+                      <a:avLst/>
+                    </a:prstGeom>
+                  </pic:spPr>
+                </pic:pic>
+              </a:graphicData>
+            </a:graphic>
+            <wp14:sizeRelH relativeFrom="page">
+              <wp14:pctWidth>0</wp14:pctWidth>
+            </wp14:sizeRelH>
+            <wp14:sizeRelV relativeFrom="page">
+              <wp14:pctHeight>0</wp14:pctHeight>
+            </wp14:sizeRelV>
+          </wp:anchor>
+        </w:drawing>
+      </w:r>
+      <w:r>
+        <w:rPr>
+          <w:rFonts w:asciiTheme="majorBidi" w:hAnsiTheme="majorBidi" w:cstheme="majorBidi"/>
+        </w:rPr>
+        <w:drawing>
+          <wp:anchor distT="0" distB="0" distL="114300" distR="114300" simplePos="0" relativeHeight="251662336" behindDoc="0" locked="0" layoutInCell="1" allowOverlap="1" wp14:anchorId="0D9598C1" wp14:editId="3F600C7C">
+            <wp:simplePos x="0" y="0"/>
+            <wp:positionH relativeFrom="column">
+              <wp:posOffset>-551815</wp:posOffset>
+            </wp:positionH>
+            <wp:positionV relativeFrom="paragraph">
+              <wp:posOffset>238125</wp:posOffset>
+            </wp:positionV>
+            <wp:extent cx="2751380" cy="2292927"/>
+            <wp:effectExtent l="0" t="0" r="0" b="0"/>
+            <wp:wrapTopAndBottom/>
+            <wp:docPr id="605872997" name="תמונה 1"/>
+            <wp:cNvGraphicFramePr>
+              <a:graphicFrameLocks xmlns:a="http://schemas.openxmlformats.org/drawingml/2006/main" noChangeAspect="1"/>
+            </wp:cNvGraphicFramePr>
+            <a:graphic xmlns:a="http://schemas.openxmlformats.org/drawingml/2006/main">
+              <a:graphicData uri="http://schemas.openxmlformats.org/drawingml/2006/picture">
+                <pic:pic xmlns:pic="http://schemas.openxmlformats.org/drawingml/2006/picture">
+                  <pic:nvPicPr>
+                    <pic:cNvPr id="605872997" name=""/>
+                    <pic:cNvPicPr/>
+                  </pic:nvPicPr>
+                  <pic:blipFill>
+                    <a:blip r:embed="rId11">
+                      <a:extLst>
+                        <a:ext uri="{28A0092B-C50C-407E-A947-70E740481C1C}">
+                          <a14:useLocalDpi xmlns:a14="http://schemas.microsoft.com/office/drawing/2010/main" val="0"/>
+                        </a:ext>
+                      </a:extLst>
+                    </a:blip>
+                    <a:stretch>
+                      <a:fillRect/>
+                    </a:stretch>
+                  </pic:blipFill>
+                  <pic:spPr>
+                    <a:xfrm>
+                      <a:off x="0" y="0"/>
+                      <a:ext cx="2751380" cy="2292927"/>
+                    </a:xfrm>
+                    <a:prstGeom prst="rect">
+                      <a:avLst/>
+                    </a:prstGeom>
+                  </pic:spPr>
+                </pic:pic>
+              </a:graphicData>
+            </a:graphic>
+            <wp14:sizeRelH relativeFrom="page">
+              <wp14:pctWidth>0</wp14:pctWidth>
+            </wp14:sizeRelH>
+            <wp14:sizeRelV relativeFrom="page">
+              <wp14:pctHeight>0</wp14:pctHeight>
+            </wp14:sizeRelV>
+          </wp:anchor>
+        </w:drawing>
+      </w:r>
+      <w:r>
+        <w:rPr>
+          <w:rFonts w:asciiTheme="majorBidi" w:hAnsiTheme="majorBidi" w:cstheme="majorBidi"/>
+        </w:rPr>
+        <w:drawing>
+          <wp:anchor distT="0" distB="0" distL="114300" distR="114300" simplePos="0" relativeHeight="251663360" behindDoc="1" locked="0" layoutInCell="1" allowOverlap="1" wp14:anchorId="7540C9C5" wp14:editId="523A130F">
             <wp:simplePos x="0" y="0"/>
             <wp:positionH relativeFrom="column">
               <wp:posOffset>2922905</wp:posOffset>
@@ -971,7 +1106,7 @@
                     <pic:cNvPicPr/>
                   </pic:nvPicPr>
                   <pic:blipFill>
-                    <a:blip r:embed="rId11">
+                    <a:blip r:embed="rId12">
                       <a:extLst>
                         <a:ext uri="{28A0092B-C50C-407E-A947-70E740481C1C}">
                           <a14:useLocalDpi xmlns:a14="http://schemas.microsoft.com/office/drawing/2010/main" val="0"/>
@@ -1003,23 +1138,451 @@
           </wp:anchor>
         </w:drawing>
       </w:r>
-      <w:r>
-        <w:rPr>
-          <w:rFonts w:asciiTheme="majorBidi" w:hAnsiTheme="majorBidi" w:cstheme="majorBidi"/>
-        </w:rPr>
+    </w:p>
+    <w:p>
+      <w:pPr>
+        <w:bidi w:val="0"/>
+        <w:rPr>
+          <w:rFonts w:asciiTheme="majorBidi" w:hAnsiTheme="majorBidi" w:cstheme="majorBidi"/>
+          <w:b/>
+          <w:bCs/>
+        </w:rPr>
+      </w:pPr>
+    </w:p>
+    <w:p>
+      <w:pPr>
+        <w:bidi w:val="0"/>
+        <w:rPr>
+          <w:rFonts w:asciiTheme="majorBidi" w:hAnsiTheme="majorBidi" w:cstheme="majorBidi"/>
+          <w:b/>
+          <w:bCs/>
+        </w:rPr>
+      </w:pPr>
+    </w:p>
+    <w:p>
+      <w:pPr>
+        <w:bidi w:val="0"/>
+        <w:rPr>
+          <w:rFonts w:asciiTheme="majorBidi" w:hAnsiTheme="majorBidi" w:cstheme="majorBidi"/>
+          <w:b/>
+          <w:bCs/>
+        </w:rPr>
+      </w:pPr>
+    </w:p>
+    <w:p>
+      <w:pPr>
+        <w:bidi w:val="0"/>
+        <w:rPr>
+          <w:rFonts w:asciiTheme="majorBidi" w:hAnsiTheme="majorBidi" w:cstheme="majorBidi" w:hint="cs"/>
+          <w:b/>
+          <w:bCs/>
+          <w:rtl/>
+        </w:rPr>
+      </w:pPr>
+    </w:p>
+    <w:p>
+      <w:pPr>
+        <w:bidi w:val="0"/>
+        <w:rPr>
+          <w:rFonts w:asciiTheme="majorBidi" w:hAnsiTheme="majorBidi" w:cstheme="majorBidi"/>
+          <w:b/>
+          <w:bCs/>
+        </w:rPr>
+      </w:pPr>
+    </w:p>
+    <w:p>
+      <w:pPr>
+        <w:bidi w:val="0"/>
+        <w:ind w:left="1080"/>
+        <w:rPr>
+          <w:rFonts w:asciiTheme="majorBidi" w:hAnsiTheme="majorBidi" w:cstheme="majorBidi"/>
+        </w:rPr>
+      </w:pPr>
+      <w:r>
+        <w:rPr>
+          <w:rFonts w:asciiTheme="majorBidi" w:hAnsiTheme="majorBidi" w:cstheme="majorBidi"/>
+          <w:b/>
+          <w:bCs/>
+        </w:rPr>
+        <w:lastRenderedPageBreak/>
+        <w:t>1. Small model (4 → 8 → 16), latent</w:t>
+      </w:r>
+      <w:r>
+        <w:rPr>
+          <w:rFonts w:asciiTheme="majorBidi" w:hAnsiTheme="majorBidi" w:cstheme="majorBidi"/>
+          <w:b/>
+          <w:bCs/>
+        </w:rPr>
+        <w:t xml:space="preserve"> </w:t>
+      </w:r>
+      <w:r>
+        <w:rPr>
+          <w:rFonts w:asciiTheme="majorBidi" w:hAnsiTheme="majorBidi" w:cstheme="majorBidi"/>
+          <w:b/>
+          <w:bCs/>
+        </w:rPr>
+        <w:t>dim = 4</w:t>
+      </w:r>
+    </w:p>
+    <w:p>
+      <w:pPr>
+        <w:numPr>
+          <w:ilvl w:val="0"/>
+          <w:numId w:val="2"/>
+        </w:numPr>
+        <w:tabs>
+          <w:tab w:val="clear" w:pos="720"/>
+          <w:tab w:val="num" w:pos="1800"/>
+        </w:tabs>
+        <w:bidi w:val="0"/>
+        <w:ind w:left="1800"/>
+        <w:rPr>
+          <w:rFonts w:asciiTheme="majorBidi" w:hAnsiTheme="majorBidi" w:cstheme="majorBidi"/>
+        </w:rPr>
+      </w:pPr>
+      <w:r>
+        <w:rPr>
+          <w:rFonts w:asciiTheme="majorBidi" w:hAnsiTheme="majorBidi" w:cstheme="majorBidi"/>
+        </w:rPr>
+        <w:t xml:space="preserve">The loss drops sharply in the first few epochs, indicating that even a small model with a low-dimensional latent space can quickly learn </w:t>
+      </w:r>
+      <w:proofErr w:type="gramStart"/>
+      <w:r>
+        <w:rPr>
+          <w:rFonts w:asciiTheme="majorBidi" w:hAnsiTheme="majorBidi" w:cstheme="majorBidi"/>
+        </w:rPr>
+        <w:t>a rough</w:t>
+      </w:r>
+      <w:proofErr w:type="gramEnd"/>
+      <w:r>
+        <w:rPr>
+          <w:rFonts w:asciiTheme="majorBidi" w:hAnsiTheme="majorBidi" w:cstheme="majorBidi"/>
+        </w:rPr>
+        <w:t xml:space="preserve"> reconstruction.</w:t>
+      </w:r>
+    </w:p>
+    <w:p>
+      <w:pPr>
+        <w:numPr>
+          <w:ilvl w:val="0"/>
+          <w:numId w:val="2"/>
+        </w:numPr>
+        <w:tabs>
+          <w:tab w:val="clear" w:pos="720"/>
+          <w:tab w:val="num" w:pos="1440"/>
+        </w:tabs>
+        <w:bidi w:val="0"/>
+        <w:ind w:left="1800"/>
+        <w:rPr>
+          <w:rFonts w:asciiTheme="majorBidi" w:hAnsiTheme="majorBidi" w:cstheme="majorBidi"/>
+        </w:rPr>
+      </w:pPr>
+      <w:r>
+        <w:rPr>
+          <w:rFonts w:asciiTheme="majorBidi" w:hAnsiTheme="majorBidi" w:cstheme="majorBidi"/>
+        </w:rPr>
+        <w:t>After epoch 3, both train and test losses converge and stabilize around ~0.20, showing no signs of overfitting but also limited capacity for improvement due to the restricted latent space and fewer parameters.</w:t>
+      </w:r>
+    </w:p>
+    <w:p>
+      <w:pPr>
+        <w:bidi w:val="0"/>
+        <w:ind w:left="1080"/>
+        <w:rPr>
+          <w:rFonts w:asciiTheme="majorBidi" w:hAnsiTheme="majorBidi" w:cstheme="majorBidi"/>
+        </w:rPr>
+      </w:pPr>
+      <w:r>
+        <w:rPr>
+          <w:rFonts w:asciiTheme="majorBidi" w:hAnsiTheme="majorBidi" w:cstheme="majorBidi"/>
+          <w:b/>
+          <w:bCs/>
+        </w:rPr>
+        <w:t>2. Small model (4 → 8 → 16), latent</w:t>
+      </w:r>
+      <w:r>
+        <w:rPr>
+          <w:rFonts w:asciiTheme="majorBidi" w:hAnsiTheme="majorBidi" w:cstheme="majorBidi"/>
+          <w:b/>
+          <w:bCs/>
+        </w:rPr>
+        <w:t xml:space="preserve"> </w:t>
+      </w:r>
+      <w:r>
+        <w:rPr>
+          <w:rFonts w:asciiTheme="majorBidi" w:hAnsiTheme="majorBidi" w:cstheme="majorBidi"/>
+          <w:b/>
+          <w:bCs/>
+        </w:rPr>
+        <w:t>dim = 16</w:t>
+      </w:r>
+    </w:p>
+    <w:p>
+      <w:pPr>
+        <w:numPr>
+          <w:ilvl w:val="0"/>
+          <w:numId w:val="3"/>
+        </w:numPr>
+        <w:tabs>
+          <w:tab w:val="clear" w:pos="720"/>
+          <w:tab w:val="num" w:pos="1440"/>
+        </w:tabs>
+        <w:bidi w:val="0"/>
+        <w:ind w:left="1800"/>
+        <w:rPr>
+          <w:rFonts w:asciiTheme="majorBidi" w:hAnsiTheme="majorBidi" w:cstheme="majorBidi"/>
+        </w:rPr>
+      </w:pPr>
+      <w:r>
+        <w:rPr>
+          <w:rFonts w:asciiTheme="majorBidi" w:hAnsiTheme="majorBidi" w:cstheme="majorBidi"/>
+        </w:rPr>
+        <w:t>The model shows significantly better learning compared to latent</w:t>
+      </w:r>
+      <w:r>
+        <w:rPr>
+          <w:rFonts w:asciiTheme="majorBidi" w:hAnsiTheme="majorBidi" w:cstheme="majorBidi"/>
+        </w:rPr>
+        <w:t xml:space="preserve"> </w:t>
+      </w:r>
+      <w:r>
+        <w:rPr>
+          <w:rFonts w:asciiTheme="majorBidi" w:hAnsiTheme="majorBidi" w:cstheme="majorBidi"/>
+        </w:rPr>
+        <w:t>dim=4, with a lower final loss.</w:t>
+      </w:r>
+    </w:p>
+    <w:p>
+      <w:pPr>
+        <w:numPr>
+          <w:ilvl w:val="0"/>
+          <w:numId w:val="3"/>
+        </w:numPr>
+        <w:tabs>
+          <w:tab w:val="clear" w:pos="720"/>
+          <w:tab w:val="num" w:pos="1440"/>
+        </w:tabs>
+        <w:bidi w:val="0"/>
+        <w:ind w:left="1800"/>
+        <w:rPr>
+          <w:rFonts w:asciiTheme="majorBidi" w:hAnsiTheme="majorBidi" w:cstheme="majorBidi"/>
+        </w:rPr>
+      </w:pPr>
+      <w:r>
+        <w:rPr>
+          <w:rFonts w:asciiTheme="majorBidi" w:hAnsiTheme="majorBidi" w:cstheme="majorBidi"/>
+        </w:rPr>
+        <w:t>Both train and test loss curves continue to improve throughout the epochs, suggesting the model benefits from the increased latent dimensionality while still being capacity-limited by its small architecture.</w:t>
+      </w:r>
+    </w:p>
+    <w:p>
+      <w:pPr>
+        <w:bidi w:val="0"/>
+        <w:ind w:left="1080"/>
+        <w:rPr>
+          <w:rFonts w:asciiTheme="majorBidi" w:hAnsiTheme="majorBidi" w:cstheme="majorBidi"/>
+        </w:rPr>
+      </w:pPr>
+      <w:r>
+        <w:rPr>
+          <w:rFonts w:asciiTheme="majorBidi" w:hAnsiTheme="majorBidi" w:cstheme="majorBidi"/>
+          <w:b/>
+          <w:bCs/>
+        </w:rPr>
+        <w:t>3. Large model (16 → 32 → 64), latent</w:t>
+      </w:r>
+      <w:r>
+        <w:rPr>
+          <w:rFonts w:asciiTheme="majorBidi" w:hAnsiTheme="majorBidi" w:cstheme="majorBidi"/>
+          <w:b/>
+          <w:bCs/>
+        </w:rPr>
+        <w:t xml:space="preserve"> </w:t>
+      </w:r>
+      <w:r>
+        <w:rPr>
+          <w:rFonts w:asciiTheme="majorBidi" w:hAnsiTheme="majorBidi" w:cstheme="majorBidi"/>
+          <w:b/>
+          <w:bCs/>
+        </w:rPr>
+        <w:t>dim = 4</w:t>
+      </w:r>
+    </w:p>
+    <w:p>
+      <w:pPr>
+        <w:numPr>
+          <w:ilvl w:val="0"/>
+          <w:numId w:val="4"/>
+        </w:numPr>
+        <w:tabs>
+          <w:tab w:val="clear" w:pos="720"/>
+          <w:tab w:val="num" w:pos="1440"/>
+        </w:tabs>
+        <w:bidi w:val="0"/>
+        <w:ind w:left="1800"/>
+        <w:rPr>
+          <w:rFonts w:asciiTheme="majorBidi" w:hAnsiTheme="majorBidi" w:cstheme="majorBidi"/>
+        </w:rPr>
+      </w:pPr>
+      <w:r>
+        <w:rPr>
+          <w:rFonts w:asciiTheme="majorBidi" w:hAnsiTheme="majorBidi" w:cstheme="majorBidi"/>
+        </w:rPr>
+        <w:t>Despite the limited latent space, the larger model achieves better performance than the small model with the same latent size.</w:t>
+      </w:r>
+    </w:p>
+    <w:p>
+      <w:pPr>
+        <w:numPr>
+          <w:ilvl w:val="0"/>
+          <w:numId w:val="4"/>
+        </w:numPr>
+        <w:tabs>
+          <w:tab w:val="clear" w:pos="720"/>
+          <w:tab w:val="num" w:pos="1440"/>
+        </w:tabs>
+        <w:bidi w:val="0"/>
+        <w:ind w:left="1800"/>
+        <w:rPr>
+          <w:rFonts w:asciiTheme="majorBidi" w:hAnsiTheme="majorBidi" w:cstheme="majorBidi"/>
+        </w:rPr>
+      </w:pPr>
+      <w:r>
+        <w:rPr>
+          <w:rFonts w:asciiTheme="majorBidi" w:hAnsiTheme="majorBidi" w:cstheme="majorBidi"/>
+        </w:rPr>
+        <w:t>The greater number of parameters helps the model compensate for the low-dimensional bottleneck, achieving smooth and consistent convergence.</w:t>
+      </w:r>
+    </w:p>
+    <w:p>
+      <w:pPr>
+        <w:bidi w:val="0"/>
+        <w:ind w:left="1080"/>
+        <w:rPr>
+          <w:rFonts w:asciiTheme="majorBidi" w:hAnsiTheme="majorBidi" w:cstheme="majorBidi"/>
+        </w:rPr>
+      </w:pPr>
+      <w:r>
+        <w:rPr>
+          <w:rFonts w:asciiTheme="majorBidi" w:hAnsiTheme="majorBidi" w:cstheme="majorBidi"/>
+          <w:b/>
+          <w:bCs/>
+        </w:rPr>
+        <w:t>4. Large model (16 → 32 → 64), latent</w:t>
+      </w:r>
+      <w:r>
+        <w:rPr>
+          <w:rFonts w:asciiTheme="majorBidi" w:hAnsiTheme="majorBidi" w:cstheme="majorBidi"/>
+          <w:b/>
+          <w:bCs/>
+        </w:rPr>
+        <w:t xml:space="preserve"> </w:t>
+      </w:r>
+      <w:r>
+        <w:rPr>
+          <w:rFonts w:asciiTheme="majorBidi" w:hAnsiTheme="majorBidi" w:cstheme="majorBidi"/>
+          <w:b/>
+          <w:bCs/>
+        </w:rPr>
+        <w:t>dim = 16</w:t>
+      </w:r>
+    </w:p>
+    <w:p>
+      <w:pPr>
+        <w:numPr>
+          <w:ilvl w:val="0"/>
+          <w:numId w:val="5"/>
+        </w:numPr>
+        <w:tabs>
+          <w:tab w:val="clear" w:pos="720"/>
+          <w:tab w:val="num" w:pos="1440"/>
+        </w:tabs>
+        <w:bidi w:val="0"/>
+        <w:ind w:left="1800"/>
+        <w:rPr>
+          <w:rFonts w:asciiTheme="majorBidi" w:hAnsiTheme="majorBidi" w:cstheme="majorBidi"/>
+        </w:rPr>
+      </w:pPr>
+      <w:r>
+        <w:rPr>
+          <w:rFonts w:asciiTheme="majorBidi" w:hAnsiTheme="majorBidi" w:cstheme="majorBidi"/>
+        </w:rPr>
+        <w:t>This configuration yields the best overall performance, with rapid convergence and the lowest final loss.</w:t>
+      </w:r>
+    </w:p>
+    <w:p>
+      <w:pPr>
+        <w:numPr>
+          <w:ilvl w:val="0"/>
+          <w:numId w:val="5"/>
+        </w:numPr>
+        <w:tabs>
+          <w:tab w:val="clear" w:pos="720"/>
+          <w:tab w:val="num" w:pos="1440"/>
+        </w:tabs>
+        <w:bidi w:val="0"/>
+        <w:ind w:left="1800"/>
+        <w:rPr>
+          <w:rFonts w:asciiTheme="majorBidi" w:hAnsiTheme="majorBidi" w:cstheme="majorBidi"/>
+        </w:rPr>
+      </w:pPr>
+      <w:r>
+        <w:rPr>
+          <w:rFonts w:asciiTheme="majorBidi" w:hAnsiTheme="majorBidi" w:cstheme="majorBidi"/>
+        </w:rPr>
+        <w:t>The architecture has sufficient capacity (channels) and representational power (latent space) to capture fine-grained details, making it ideal for high-fidelity reconstruction.</w:t>
+      </w:r>
+    </w:p>
+    <w:p>
+      <w:pPr>
+        <w:pStyle w:val="NormalWeb"/>
+        <w:numPr>
+          <w:ilvl w:val="1"/>
+          <w:numId w:val="1"/>
+        </w:numPr>
+      </w:pPr>
+      <w:r>
+        <w:t>We designed a convolutional autoencoder with 3 convolutional layers in both the encoder and decoder.</w:t>
+      </w:r>
+      <w:r>
+        <w:br/>
+        <w:t xml:space="preserve">Each layer uses filter size = 3 with stride pattern 2 → 2 → 1 in the encoder and 1 → 2 → 2 in the decoder to compress and then </w:t>
+      </w:r>
+      <w:proofErr w:type="spellStart"/>
+      <w:r>
+        <w:t>upsample</w:t>
+      </w:r>
+      <w:proofErr w:type="spellEnd"/>
+      <w:r>
+        <w:t>.</w:t>
+      </w:r>
+      <w:r>
+        <w:br/>
+        <w:t>The number of filters increases in the encoder (e.g., 4 → 8 → 16 or 16 → 32 → 64) and decreases symmetrically in the decoder.</w:t>
+      </w:r>
+      <w:r>
+        <w:br/>
+        <w:t>We apply LeakyReLU activations after every layer except the decoder’s last, which uses Tanh for normalized outputs.</w:t>
+      </w:r>
+      <w:r>
+        <w:br/>
+        <w:t>This architecture captures image structure efficiently while preserving flexibility for different latent sizes</w:t>
+      </w:r>
+      <w:r>
+        <w:t>.</w:t>
+      </w:r>
+    </w:p>
+    <w:p>
+      <w:pPr>
+        <w:pStyle w:val="NormalWeb"/>
+      </w:pPr>
+      <w:r>
+        <w:lastRenderedPageBreak/>
         <w:drawing>
-          <wp:anchor distT="0" distB="0" distL="114300" distR="114300" simplePos="0" relativeHeight="251662336" behindDoc="0" locked="0" layoutInCell="1" allowOverlap="1" wp14:anchorId="0D9598C1" wp14:editId="0196467F">
-            <wp:simplePos x="0" y="0"/>
-            <wp:positionH relativeFrom="column">
-              <wp:posOffset>-628518</wp:posOffset>
-            </wp:positionH>
-            <wp:positionV relativeFrom="paragraph">
-              <wp:posOffset>314729</wp:posOffset>
-            </wp:positionV>
-            <wp:extent cx="2751380" cy="2292927"/>
+          <wp:inline distT="0" distB="0" distL="0" distR="0" wp14:anchorId="4C6FC9B3" wp14:editId="7647C8F9">
+            <wp:extent cx="3832233" cy="1950720"/>
             <wp:effectExtent l="0" t="0" r="0" b="0"/>
-            <wp:wrapTopAndBottom/>
-            <wp:docPr id="605872997" name="תמונה 1"/>
+            <wp:docPr id="1217879177" name="תמונה 1"/>
             <wp:cNvGraphicFramePr>
               <a:graphicFrameLocks xmlns:a="http://schemas.openxmlformats.org/drawingml/2006/main" noChangeAspect="1"/>
             </wp:cNvGraphicFramePr>
@@ -1027,11 +1590,76 @@
               <a:graphicData uri="http://schemas.openxmlformats.org/drawingml/2006/picture">
                 <pic:pic xmlns:pic="http://schemas.openxmlformats.org/drawingml/2006/picture">
                   <pic:nvPicPr>
-                    <pic:cNvPr id="605872997" name=""/>
+                    <pic:cNvPr id="1217879177" name=""/>
                     <pic:cNvPicPr/>
                   </pic:nvPicPr>
                   <pic:blipFill>
-                    <a:blip r:embed="rId12">
+                    <a:blip r:embed="rId13"/>
+                    <a:stretch>
+                      <a:fillRect/>
+                    </a:stretch>
+                  </pic:blipFill>
+                  <pic:spPr>
+                    <a:xfrm>
+                      <a:off x="0" y="0"/>
+                      <a:ext cx="3832233" cy="1950720"/>
+                    </a:xfrm>
+                    <a:prstGeom prst="rect">
+                      <a:avLst/>
+                    </a:prstGeom>
+                  </pic:spPr>
+                </pic:pic>
+              </a:graphicData>
+            </a:graphic>
+          </wp:inline>
+        </w:drawing>
+      </w:r>
+    </w:p>
+    <w:p>
+      <w:pPr>
+        <w:pStyle w:val="a9"/>
+        <w:numPr>
+          <w:ilvl w:val="0"/>
+          <w:numId w:val="1"/>
+        </w:numPr>
+        <w:bidi w:val="0"/>
+        <w:rPr>
+          <w:rFonts w:asciiTheme="majorBidi" w:hAnsiTheme="majorBidi" w:cstheme="majorBidi"/>
+          <w:sz w:val="28"/>
+          <w:szCs w:val="28"/>
+        </w:rPr>
+      </w:pPr>
+      <w:r>
+        <w:rPr>
+          <w:rFonts w:asciiTheme="majorBidi" w:hAnsiTheme="majorBidi" w:cstheme="majorBidi"/>
+          <w:sz w:val="28"/>
+          <w:szCs w:val="28"/>
+        </w:rPr>
+        <w:drawing>
+          <wp:anchor distT="0" distB="0" distL="114300" distR="114300" simplePos="0" relativeHeight="251667456" behindDoc="0" locked="0" layoutInCell="1" allowOverlap="1" wp14:anchorId="07A385F9" wp14:editId="291D4607">
+            <wp:simplePos x="0" y="0"/>
+            <wp:positionH relativeFrom="margin">
+              <wp:posOffset>101600</wp:posOffset>
+            </wp:positionH>
+            <wp:positionV relativeFrom="paragraph">
+              <wp:posOffset>451485</wp:posOffset>
+            </wp:positionV>
+            <wp:extent cx="4368800" cy="1819910"/>
+            <wp:effectExtent l="0" t="0" r="0" b="8890"/>
+            <wp:wrapTopAndBottom/>
+            <wp:docPr id="1969782572" name="תמונה 1"/>
+            <wp:cNvGraphicFramePr>
+              <a:graphicFrameLocks xmlns:a="http://schemas.openxmlformats.org/drawingml/2006/main" noChangeAspect="1"/>
+            </wp:cNvGraphicFramePr>
+            <a:graphic xmlns:a="http://schemas.openxmlformats.org/drawingml/2006/main">
+              <a:graphicData uri="http://schemas.openxmlformats.org/drawingml/2006/picture">
+                <pic:pic xmlns:pic="http://schemas.openxmlformats.org/drawingml/2006/picture">
+                  <pic:nvPicPr>
+                    <pic:cNvPr id="1969782572" name=""/>
+                    <pic:cNvPicPr/>
+                  </pic:nvPicPr>
+                  <pic:blipFill>
+                    <a:blip r:embed="rId14" cstate="print">
                       <a:extLst>
                         <a:ext uri="{28A0092B-C50C-407E-A947-70E740481C1C}">
                           <a14:useLocalDpi xmlns:a14="http://schemas.microsoft.com/office/drawing/2010/main" val="0"/>
@@ -1045,7 +1673,7 @@
                   <pic:spPr>
                     <a:xfrm>
                       <a:off x="0" y="0"/>
-                      <a:ext cx="2751380" cy="2292927"/>
+                      <a:ext cx="4368800" cy="1819910"/>
                     </a:xfrm>
                     <a:prstGeom prst="rect">
                       <a:avLst/>
@@ -1063,6 +1691,86 @@
           </wp:anchor>
         </w:drawing>
       </w:r>
+      <w:r>
+        <w:rPr>
+          <w:rFonts w:asciiTheme="majorBidi" w:hAnsiTheme="majorBidi" w:cstheme="majorBidi"/>
+          <w:sz w:val="28"/>
+          <w:szCs w:val="28"/>
+        </w:rPr>
+        <w:drawing>
+          <wp:anchor distT="0" distB="0" distL="114300" distR="114300" simplePos="0" relativeHeight="251666432" behindDoc="0" locked="0" layoutInCell="1" allowOverlap="1" wp14:anchorId="36B35508" wp14:editId="30AF74E0">
+            <wp:simplePos x="0" y="0"/>
+            <wp:positionH relativeFrom="column">
+              <wp:posOffset>-157480</wp:posOffset>
+            </wp:positionH>
+            <wp:positionV relativeFrom="paragraph">
+              <wp:posOffset>2255520</wp:posOffset>
+            </wp:positionV>
+            <wp:extent cx="4749800" cy="1978660"/>
+            <wp:effectExtent l="0" t="0" r="0" b="2540"/>
+            <wp:wrapTopAndBottom/>
+            <wp:docPr id="1761393057" name="תמונה 1" descr="תמונה שמכילה טקסט, קו, תרשים, עלילה&#10;&#10;תוכן שנוצר על-ידי בינה מלאכותית עשוי להיות שגוי."/>
+            <wp:cNvGraphicFramePr>
+              <a:graphicFrameLocks xmlns:a="http://schemas.openxmlformats.org/drawingml/2006/main" noChangeAspect="1"/>
+            </wp:cNvGraphicFramePr>
+            <a:graphic xmlns:a="http://schemas.openxmlformats.org/drawingml/2006/main">
+              <a:graphicData uri="http://schemas.openxmlformats.org/drawingml/2006/picture">
+                <pic:pic xmlns:pic="http://schemas.openxmlformats.org/drawingml/2006/picture">
+                  <pic:nvPicPr>
+                    <pic:cNvPr id="1761393057" name="תמונה 1" descr="תמונה שמכילה טקסט, קו, תרשים, עלילה&#10;&#10;תוכן שנוצר על-ידי בינה מלאכותית עשוי להיות שגוי."/>
+                    <pic:cNvPicPr/>
+                  </pic:nvPicPr>
+                  <pic:blipFill>
+                    <a:blip r:embed="rId15" cstate="print">
+                      <a:extLst>
+                        <a:ext uri="{28A0092B-C50C-407E-A947-70E740481C1C}">
+                          <a14:useLocalDpi xmlns:a14="http://schemas.microsoft.com/office/drawing/2010/main" val="0"/>
+                        </a:ext>
+                      </a:extLst>
+                    </a:blip>
+                    <a:stretch>
+                      <a:fillRect/>
+                    </a:stretch>
+                  </pic:blipFill>
+                  <pic:spPr>
+                    <a:xfrm>
+                      <a:off x="0" y="0"/>
+                      <a:ext cx="4749800" cy="1978660"/>
+                    </a:xfrm>
+                    <a:prstGeom prst="rect">
+                      <a:avLst/>
+                    </a:prstGeom>
+                  </pic:spPr>
+                </pic:pic>
+              </a:graphicData>
+            </a:graphic>
+            <wp14:sizeRelH relativeFrom="page">
+              <wp14:pctWidth>0</wp14:pctWidth>
+            </wp14:sizeRelH>
+            <wp14:sizeRelV relativeFrom="page">
+              <wp14:pctHeight>0</wp14:pctHeight>
+            </wp14:sizeRelV>
+          </wp:anchor>
+        </w:drawing>
+      </w:r>
+      <w:r>
+        <w:rPr>
+          <w:rFonts w:asciiTheme="majorBidi" w:hAnsiTheme="majorBidi" w:cstheme="majorBidi"/>
+          <w:b/>
+          <w:bCs/>
+          <w:sz w:val="28"/>
+          <w:szCs w:val="28"/>
+        </w:rPr>
+        <w:t>Classifier</w:t>
+      </w:r>
+      <w:r>
+        <w:rPr>
+          <w:rFonts w:asciiTheme="majorBidi" w:hAnsiTheme="majorBidi" w:cstheme="majorBidi"/>
+          <w:sz w:val="28"/>
+          <w:szCs w:val="28"/>
+        </w:rPr>
+        <w:t>:</w:t>
+      </w:r>
     </w:p>
     <w:p>
       <w:pPr>
@@ -1071,16 +1779,835 @@
           <w:rFonts w:asciiTheme="majorBidi" w:hAnsiTheme="majorBidi" w:cstheme="majorBidi"/>
         </w:rPr>
       </w:pPr>
+      <w:r>
+        <w:rPr>
+          <w:rFonts w:asciiTheme="majorBidi" w:hAnsiTheme="majorBidi" w:cstheme="majorBidi"/>
+        </w:rPr>
+        <w:t>Above are the plots for the</w:t>
+      </w:r>
+      <w:r>
+        <w:rPr>
+          <w:rFonts w:asciiTheme="majorBidi" w:hAnsiTheme="majorBidi" w:cstheme="majorBidi"/>
+        </w:rPr>
+        <w:t xml:space="preserve"> two scenarios</w:t>
+      </w:r>
+      <w:r>
+        <w:rPr>
+          <w:rFonts w:asciiTheme="majorBidi" w:hAnsiTheme="majorBidi" w:cstheme="majorBidi"/>
+        </w:rPr>
+        <w:t>.</w:t>
+      </w:r>
+    </w:p>
+    <w:p>
+      <w:pPr>
+        <w:bidi w:val="0"/>
+        <w:rPr>
+          <w:rFonts w:asciiTheme="majorBidi" w:hAnsiTheme="majorBidi" w:cstheme="majorBidi"/>
+        </w:rPr>
+      </w:pPr>
+      <w:r>
+        <w:rPr>
+          <w:rFonts w:asciiTheme="majorBidi" w:hAnsiTheme="majorBidi" w:cstheme="majorBidi"/>
+          <w:b/>
+          <w:bCs/>
+        </w:rPr>
+        <w:t>Plot 1 (Full training set):</w:t>
+      </w:r>
+      <w:r>
+        <w:rPr>
+          <w:rFonts w:asciiTheme="majorBidi" w:hAnsiTheme="majorBidi" w:cstheme="majorBidi"/>
+        </w:rPr>
+        <w:br/>
+        <w:t xml:space="preserve">The loss decreases </w:t>
+      </w:r>
+      <w:r>
+        <w:rPr>
+          <w:rFonts w:asciiTheme="majorBidi" w:hAnsiTheme="majorBidi" w:cstheme="majorBidi"/>
+        </w:rPr>
+        <w:t>steadily,</w:t>
+      </w:r>
+      <w:r>
+        <w:rPr>
+          <w:rFonts w:asciiTheme="majorBidi" w:hAnsiTheme="majorBidi" w:cstheme="majorBidi"/>
+        </w:rPr>
+        <w:t xml:space="preserve"> and the accuracy quickly converges to &gt;98%, showing the model generalizes well with sufficient data.</w:t>
+      </w:r>
+      <w:r>
+        <w:rPr>
+          <w:rFonts w:asciiTheme="majorBidi" w:hAnsiTheme="majorBidi" w:cstheme="majorBidi"/>
+        </w:rPr>
+        <w:br/>
+        <w:t>The gap between train and test curves is minimal, indicating no significant overfitting.</w:t>
+      </w:r>
+    </w:p>
+    <w:p>
+      <w:pPr>
+        <w:bidi w:val="0"/>
+        <w:rPr>
+          <w:rFonts w:asciiTheme="majorBidi" w:hAnsiTheme="majorBidi" w:cstheme="majorBidi"/>
+        </w:rPr>
+      </w:pPr>
+      <w:r>
+        <w:rPr>
+          <w:rFonts w:asciiTheme="majorBidi" w:hAnsiTheme="majorBidi" w:cstheme="majorBidi"/>
+          <w:b/>
+          <w:bCs/>
+        </w:rPr>
+        <w:t>Plot 2 (Subset of 100 samples):</w:t>
+      </w:r>
+      <w:r>
+        <w:rPr>
+          <w:rFonts w:asciiTheme="majorBidi" w:hAnsiTheme="majorBidi" w:cstheme="majorBidi"/>
+        </w:rPr>
+        <w:br/>
+        <w:t>The model overfits the small training set, with train accuracy nearing 100% but test accuracy saturating around 65%.</w:t>
+      </w:r>
+      <w:r>
+        <w:rPr>
+          <w:rFonts w:asciiTheme="majorBidi" w:hAnsiTheme="majorBidi" w:cstheme="majorBidi"/>
+        </w:rPr>
+        <w:br/>
+        <w:t>The growing gap between training and test performance highlights poor generalization due to limited data.</w:t>
+      </w:r>
+    </w:p>
+    <w:p>
+      <w:pPr>
+        <w:bidi w:val="0"/>
+        <w:rPr>
+          <w:rFonts w:asciiTheme="majorBidi" w:hAnsiTheme="majorBidi" w:cstheme="majorBidi"/>
+        </w:rPr>
+      </w:pPr>
+      <w:r>
+        <w:rPr>
+          <w:rFonts w:asciiTheme="majorBidi" w:hAnsiTheme="majorBidi" w:cstheme="majorBidi"/>
+        </w:rPr>
+        <w:lastRenderedPageBreak/>
+        <w:drawing>
+          <wp:inline distT="0" distB="0" distL="0" distR="0" wp14:anchorId="68A23C2D" wp14:editId="3071B526">
+            <wp:extent cx="5274310" cy="1991360"/>
+            <wp:effectExtent l="0" t="0" r="2540" b="8890"/>
+            <wp:docPr id="653710084" name="תמונה 1"/>
+            <wp:cNvGraphicFramePr>
+              <a:graphicFrameLocks xmlns:a="http://schemas.openxmlformats.org/drawingml/2006/main" noChangeAspect="1"/>
+            </wp:cNvGraphicFramePr>
+            <a:graphic xmlns:a="http://schemas.openxmlformats.org/drawingml/2006/main">
+              <a:graphicData uri="http://schemas.openxmlformats.org/drawingml/2006/picture">
+                <pic:pic xmlns:pic="http://schemas.openxmlformats.org/drawingml/2006/picture">
+                  <pic:nvPicPr>
+                    <pic:cNvPr id="653710084" name=""/>
+                    <pic:cNvPicPr/>
+                  </pic:nvPicPr>
+                  <pic:blipFill>
+                    <a:blip r:embed="rId16"/>
+                    <a:stretch>
+                      <a:fillRect/>
+                    </a:stretch>
+                  </pic:blipFill>
+                  <pic:spPr>
+                    <a:xfrm>
+                      <a:off x="0" y="0"/>
+                      <a:ext cx="5274310" cy="1991360"/>
+                    </a:xfrm>
+                    <a:prstGeom prst="rect">
+                      <a:avLst/>
+                    </a:prstGeom>
+                  </pic:spPr>
+                </pic:pic>
+              </a:graphicData>
+            </a:graphic>
+          </wp:inline>
+        </w:drawing>
+      </w:r>
     </w:p>
     <w:p>
       <w:pPr>
         <w:pStyle w:val="a9"/>
         <w:bidi w:val="0"/>
-        <w:ind w:left="1440"/>
-        <w:rPr>
-          <w:rFonts w:asciiTheme="majorBidi" w:hAnsiTheme="majorBidi" w:cstheme="majorBidi"/>
-        </w:rPr>
-      </w:pPr>
+        <w:ind w:left="1080"/>
+        <w:rPr>
+          <w:rFonts w:asciiTheme="majorBidi" w:hAnsiTheme="majorBidi" w:cstheme="majorBidi"/>
+          <w:sz w:val="28"/>
+          <w:szCs w:val="28"/>
+        </w:rPr>
+      </w:pPr>
+    </w:p>
+    <w:p>
+      <w:pPr>
+        <w:pStyle w:val="a9"/>
+        <w:numPr>
+          <w:ilvl w:val="0"/>
+          <w:numId w:val="1"/>
+        </w:numPr>
+        <w:bidi w:val="0"/>
+        <w:rPr>
+          <w:rFonts w:asciiTheme="majorBidi" w:hAnsiTheme="majorBidi" w:cstheme="majorBidi"/>
+          <w:b/>
+          <w:bCs/>
+          <w:sz w:val="28"/>
+          <w:szCs w:val="28"/>
+        </w:rPr>
+      </w:pPr>
+      <w:r>
+        <w:rPr>
+          <w:rFonts w:asciiTheme="majorBidi" w:hAnsiTheme="majorBidi" w:cstheme="majorBidi"/>
+          <w:b/>
+          <w:bCs/>
+          <w:sz w:val="28"/>
+          <w:szCs w:val="28"/>
+        </w:rPr>
+        <w:t>Pre-trained Representation:</w:t>
+      </w:r>
+    </w:p>
+    <w:p>
+      <w:pPr>
+        <w:pStyle w:val="a9"/>
+        <w:bidi w:val="0"/>
+        <w:ind w:left="360"/>
+        <w:rPr>
+          <w:rFonts w:asciiTheme="majorBidi" w:hAnsiTheme="majorBidi" w:cstheme="majorBidi"/>
+          <w:b/>
+          <w:bCs/>
+          <w:sz w:val="28"/>
+          <w:szCs w:val="28"/>
+        </w:rPr>
+      </w:pPr>
+      <w:r>
+        <w:rPr>
+          <w:rFonts w:asciiTheme="majorBidi" w:hAnsiTheme="majorBidi" w:cstheme="majorBidi"/>
+          <w:b/>
+          <w:bCs/>
+          <w:sz w:val="28"/>
+          <w:szCs w:val="28"/>
+        </w:rPr>
+        <w:drawing>
+          <wp:inline distT="0" distB="0" distL="0" distR="0" wp14:anchorId="7A149B1C" wp14:editId="184FE80C">
+            <wp:extent cx="5274310" cy="2197735"/>
+            <wp:effectExtent l="0" t="0" r="2540" b="0"/>
+            <wp:docPr id="687731993" name="תמונה 1"/>
+            <wp:cNvGraphicFramePr>
+              <a:graphicFrameLocks xmlns:a="http://schemas.openxmlformats.org/drawingml/2006/main" noChangeAspect="1"/>
+            </wp:cNvGraphicFramePr>
+            <a:graphic xmlns:a="http://schemas.openxmlformats.org/drawingml/2006/main">
+              <a:graphicData uri="http://schemas.openxmlformats.org/drawingml/2006/picture">
+                <pic:pic xmlns:pic="http://schemas.openxmlformats.org/drawingml/2006/picture">
+                  <pic:nvPicPr>
+                    <pic:cNvPr id="687731993" name=""/>
+                    <pic:cNvPicPr/>
+                  </pic:nvPicPr>
+                  <pic:blipFill>
+                    <a:blip r:embed="rId17"/>
+                    <a:stretch>
+                      <a:fillRect/>
+                    </a:stretch>
+                  </pic:blipFill>
+                  <pic:spPr>
+                    <a:xfrm>
+                      <a:off x="0" y="0"/>
+                      <a:ext cx="5274310" cy="2197735"/>
+                    </a:xfrm>
+                    <a:prstGeom prst="rect">
+                      <a:avLst/>
+                    </a:prstGeom>
+                  </pic:spPr>
+                </pic:pic>
+              </a:graphicData>
+            </a:graphic>
+          </wp:inline>
+        </w:drawing>
+      </w:r>
+    </w:p>
+    <w:p>
+      <w:pPr>
+        <w:pStyle w:val="a9"/>
+        <w:bidi w:val="0"/>
+        <w:ind w:left="360"/>
+        <w:rPr>
+          <w:rFonts w:asciiTheme="majorBidi" w:hAnsiTheme="majorBidi" w:cstheme="majorBidi"/>
+          <w:b/>
+          <w:bCs/>
+          <w:sz w:val="28"/>
+          <w:szCs w:val="28"/>
+        </w:rPr>
+      </w:pPr>
+      <w:r>
+        <w:rPr>
+          <w:rFonts w:asciiTheme="majorBidi" w:hAnsiTheme="majorBidi" w:cstheme="majorBidi"/>
+          <w:b/>
+          <w:bCs/>
+          <w:sz w:val="28"/>
+          <w:szCs w:val="28"/>
+        </w:rPr>
+        <w:drawing>
+          <wp:inline distT="0" distB="0" distL="0" distR="0" wp14:anchorId="2885761A" wp14:editId="5384AC9B">
+            <wp:extent cx="5274310" cy="2197735"/>
+            <wp:effectExtent l="0" t="0" r="2540" b="0"/>
+            <wp:docPr id="1394577136" name="תמונה 1" descr="תמונה שמכילה טקסט, קו, צילום מסך, גופן&#10;&#10;תוכן שנוצר על-ידי בינה מלאכותית עשוי להיות שגוי."/>
+            <wp:cNvGraphicFramePr>
+              <a:graphicFrameLocks xmlns:a="http://schemas.openxmlformats.org/drawingml/2006/main" noChangeAspect="1"/>
+            </wp:cNvGraphicFramePr>
+            <a:graphic xmlns:a="http://schemas.openxmlformats.org/drawingml/2006/main">
+              <a:graphicData uri="http://schemas.openxmlformats.org/drawingml/2006/picture">
+                <pic:pic xmlns:pic="http://schemas.openxmlformats.org/drawingml/2006/picture">
+                  <pic:nvPicPr>
+                    <pic:cNvPr id="1394577136" name="תמונה 1" descr="תמונה שמכילה טקסט, קו, צילום מסך, גופן&#10;&#10;תוכן שנוצר על-ידי בינה מלאכותית עשוי להיות שגוי."/>
+                    <pic:cNvPicPr/>
+                  </pic:nvPicPr>
+                  <pic:blipFill>
+                    <a:blip r:embed="rId18"/>
+                    <a:stretch>
+                      <a:fillRect/>
+                    </a:stretch>
+                  </pic:blipFill>
+                  <pic:spPr>
+                    <a:xfrm>
+                      <a:off x="0" y="0"/>
+                      <a:ext cx="5274310" cy="2197735"/>
+                    </a:xfrm>
+                    <a:prstGeom prst="rect">
+                      <a:avLst/>
+                    </a:prstGeom>
+                  </pic:spPr>
+                </pic:pic>
+              </a:graphicData>
+            </a:graphic>
+          </wp:inline>
+        </w:drawing>
+      </w:r>
+    </w:p>
+    <w:p>
+      <w:pPr>
+        <w:bidi w:val="0"/>
+        <w:spacing w:before="100" w:beforeAutospacing="1" w:after="100" w:afterAutospacing="1" w:line="240" w:lineRule="auto"/>
+        <w:ind w:left="360"/>
+        <w:outlineLvl w:val="3"/>
+        <w:rPr>
+          <w:rFonts w:ascii="Times New Roman" w:eastAsia="Times New Roman" w:hAnsi="Times New Roman" w:cs="Times New Roman"/>
+          <w:b/>
+          <w:bCs/>
+          <w:kern w:val="0"/>
+          <w14:ligatures w14:val="none"/>
+        </w:rPr>
+      </w:pPr>
+      <w:r>
+        <w:rPr>
+          <w:rFonts w:ascii="Times New Roman" w:eastAsia="Times New Roman" w:hAnsi="Times New Roman" w:cs="Times New Roman"/>
+          <w:b/>
+          <w:bCs/>
+          <w:kern w:val="0"/>
+          <w14:ligatures w14:val="none"/>
+        </w:rPr>
+        <w:t>A</w:t>
+      </w:r>
+      <w:r>
+        <w:rPr>
+          <w:rFonts w:ascii="Times New Roman" w:eastAsia="Times New Roman" w:hAnsi="Times New Roman" w:cs="Times New Roman"/>
+          <w:b/>
+          <w:bCs/>
+          <w:kern w:val="0"/>
+          <w14:ligatures w14:val="none"/>
+        </w:rPr>
+        <w:t>nalysis</w:t>
+      </w:r>
+      <w:r>
+        <w:rPr>
+          <w:rFonts w:ascii="Times New Roman" w:eastAsia="Times New Roman" w:hAnsi="Times New Roman" w:cs="Times New Roman"/>
+          <w:b/>
+          <w:bCs/>
+          <w:kern w:val="0"/>
+          <w14:ligatures w14:val="none"/>
+        </w:rPr>
+        <w:t xml:space="preserve"> - </w:t>
+      </w:r>
+      <w:r>
+        <w:rPr>
+          <w:rFonts w:ascii="Times New Roman" w:eastAsia="Times New Roman" w:hAnsi="Times New Roman" w:cs="Times New Roman"/>
+          <w:b/>
+          <w:bCs/>
+          <w:kern w:val="0"/>
+          <w14:ligatures w14:val="none"/>
+        </w:rPr>
+        <w:t>Full Dataset</w:t>
+      </w:r>
+    </w:p>
+    <w:p>
+      <w:pPr>
+        <w:numPr>
+          <w:ilvl w:val="0"/>
+          <w:numId w:val="8"/>
+        </w:numPr>
+        <w:bidi w:val="0"/>
+        <w:spacing w:before="100" w:beforeAutospacing="1" w:after="100" w:afterAutospacing="1" w:line="240" w:lineRule="auto"/>
+        <w:rPr>
+          <w:rFonts w:ascii="Times New Roman" w:eastAsia="Times New Roman" w:hAnsi="Times New Roman" w:cs="Times New Roman"/>
+          <w:kern w:val="0"/>
+          <w14:ligatures w14:val="none"/>
+        </w:rPr>
+      </w:pPr>
+      <w:r>
+        <w:rPr>
+          <w:rFonts w:ascii="Times New Roman" w:eastAsia="Times New Roman" w:hAnsi="Times New Roman" w:cs="Times New Roman"/>
+          <w:b/>
+          <w:bCs/>
+          <w:kern w:val="0"/>
+          <w14:ligatures w14:val="none"/>
+        </w:rPr>
+        <w:t>Q2 (Trained from Scratch):</w:t>
+      </w:r>
+      <w:r>
+        <w:rPr>
+          <w:rFonts w:ascii="Times New Roman" w:eastAsia="Times New Roman" w:hAnsi="Times New Roman" w:cs="Times New Roman"/>
+          <w:kern w:val="0"/>
+          <w14:ligatures w14:val="none"/>
+        </w:rPr>
+        <w:t xml:space="preserve"> Achieved </w:t>
+      </w:r>
+      <w:r>
+        <w:rPr>
+          <w:rFonts w:ascii="Times New Roman" w:eastAsia="Times New Roman" w:hAnsi="Times New Roman" w:cs="Times New Roman"/>
+          <w:b/>
+          <w:bCs/>
+          <w:kern w:val="0"/>
+          <w14:ligatures w14:val="none"/>
+        </w:rPr>
+        <w:t>~98.7%</w:t>
+      </w:r>
+      <w:r>
+        <w:rPr>
+          <w:rFonts w:ascii="Times New Roman" w:eastAsia="Times New Roman" w:hAnsi="Times New Roman" w:cs="Times New Roman"/>
+          <w:kern w:val="0"/>
+          <w14:ligatures w14:val="none"/>
+        </w:rPr>
+        <w:t xml:space="preserve"> accuracy, with fast convergence and smooth learning. The encoder could learn task-specific features.</w:t>
+      </w:r>
+    </w:p>
+    <w:p>
+      <w:pPr>
+        <w:numPr>
+          <w:ilvl w:val="0"/>
+          <w:numId w:val="8"/>
+        </w:numPr>
+        <w:bidi w:val="0"/>
+        <w:spacing w:before="100" w:beforeAutospacing="1" w:after="100" w:afterAutospacing="1" w:line="240" w:lineRule="auto"/>
+        <w:rPr>
+          <w:rFonts w:ascii="Times New Roman" w:eastAsia="Times New Roman" w:hAnsi="Times New Roman" w:cs="Times New Roman"/>
+          <w:kern w:val="0"/>
+          <w14:ligatures w14:val="none"/>
+        </w:rPr>
+      </w:pPr>
+      <w:r>
+        <w:rPr>
+          <w:rFonts w:ascii="Times New Roman" w:eastAsia="Times New Roman" w:hAnsi="Times New Roman" w:cs="Times New Roman"/>
+          <w:b/>
+          <w:bCs/>
+          <w:kern w:val="0"/>
+          <w14:ligatures w14:val="none"/>
+        </w:rPr>
+        <w:t>Q3 (Frozen Pretrained Encoder):</w:t>
+      </w:r>
+      <w:r>
+        <w:rPr>
+          <w:rFonts w:ascii="Times New Roman" w:eastAsia="Times New Roman" w:hAnsi="Times New Roman" w:cs="Times New Roman"/>
+          <w:kern w:val="0"/>
+          <w14:ligatures w14:val="none"/>
+        </w:rPr>
+        <w:t xml:space="preserve"> Reached only </w:t>
+      </w:r>
+      <w:r>
+        <w:rPr>
+          <w:rFonts w:ascii="Times New Roman" w:eastAsia="Times New Roman" w:hAnsi="Times New Roman" w:cs="Times New Roman"/>
+          <w:b/>
+          <w:bCs/>
+          <w:kern w:val="0"/>
+          <w14:ligatures w14:val="none"/>
+        </w:rPr>
+        <w:t>~84.5%</w:t>
+      </w:r>
+      <w:r>
+        <w:rPr>
+          <w:rFonts w:ascii="Times New Roman" w:eastAsia="Times New Roman" w:hAnsi="Times New Roman" w:cs="Times New Roman"/>
+          <w:kern w:val="0"/>
+          <w14:ligatures w14:val="none"/>
+        </w:rPr>
+        <w:t xml:space="preserve"> accuracy. While loss and accuracy improved steadily, performance saturated early and was significantly worse than Q2.</w:t>
+      </w:r>
+    </w:p>
+    <w:p>
+      <w:pPr>
+        <w:numPr>
+          <w:ilvl w:val="0"/>
+          <w:numId w:val="8"/>
+        </w:numPr>
+        <w:bidi w:val="0"/>
+        <w:spacing w:before="100" w:beforeAutospacing="1" w:after="100" w:afterAutospacing="1" w:line="240" w:lineRule="auto"/>
+        <w:rPr>
+          <w:rFonts w:ascii="Times New Roman" w:eastAsia="Times New Roman" w:hAnsi="Times New Roman" w:cs="Times New Roman"/>
+          <w:kern w:val="0"/>
+          <w14:ligatures w14:val="none"/>
+        </w:rPr>
+      </w:pPr>
+      <w:r>
+        <w:rPr>
+          <w:rFonts w:ascii="Times New Roman" w:eastAsia="Times New Roman" w:hAnsi="Times New Roman" w:cs="Times New Roman"/>
+          <w:b/>
+          <w:bCs/>
+          <w:kern w:val="0"/>
+          <w14:ligatures w14:val="none"/>
+        </w:rPr>
+        <w:lastRenderedPageBreak/>
+        <w:t>Insight:</w:t>
+      </w:r>
+      <w:r>
+        <w:rPr>
+          <w:rFonts w:ascii="Times New Roman" w:eastAsia="Times New Roman" w:hAnsi="Times New Roman" w:cs="Times New Roman"/>
+          <w:kern w:val="0"/>
+          <w14:ligatures w14:val="none"/>
+        </w:rPr>
+        <w:t xml:space="preserve"> Without the ability to fine-tune, the frozen encoder limits the MLP's capacity to adapt to the classification task.</w:t>
+      </w:r>
+    </w:p>
+    <w:p>
+      <w:pPr>
+        <w:bidi w:val="0"/>
+        <w:spacing w:before="100" w:beforeAutospacing="1" w:after="100" w:afterAutospacing="1" w:line="240" w:lineRule="auto"/>
+        <w:ind w:left="360"/>
+        <w:outlineLvl w:val="3"/>
+        <w:rPr>
+          <w:rFonts w:ascii="Times New Roman" w:eastAsia="Times New Roman" w:hAnsi="Times New Roman" w:cs="Times New Roman"/>
+          <w:b/>
+          <w:bCs/>
+          <w:kern w:val="0"/>
+          <w14:ligatures w14:val="none"/>
+        </w:rPr>
+      </w:pPr>
+      <w:r>
+        <w:rPr>
+          <w:rFonts w:ascii="Times New Roman" w:eastAsia="Times New Roman" w:hAnsi="Times New Roman" w:cs="Times New Roman"/>
+          <w:b/>
+          <w:bCs/>
+          <w:kern w:val="0"/>
+          <w14:ligatures w14:val="none"/>
+        </w:rPr>
+        <w:t>Analysis</w:t>
+      </w:r>
+      <w:r>
+        <w:rPr>
+          <w:rFonts w:ascii="Times New Roman" w:eastAsia="Times New Roman" w:hAnsi="Times New Roman" w:cs="Times New Roman"/>
+          <w:b/>
+          <w:bCs/>
+          <w:kern w:val="0"/>
+          <w14:ligatures w14:val="none"/>
+        </w:rPr>
+        <w:t xml:space="preserve"> - </w:t>
+      </w:r>
+      <w:r>
+        <w:rPr>
+          <w:rFonts w:ascii="Times New Roman" w:eastAsia="Times New Roman" w:hAnsi="Times New Roman" w:cs="Times New Roman"/>
+          <w:b/>
+          <w:bCs/>
+          <w:kern w:val="0"/>
+          <w14:ligatures w14:val="none"/>
+        </w:rPr>
+        <w:t>100-Sample Subset</w:t>
+      </w:r>
+    </w:p>
+    <w:p>
+      <w:pPr>
+        <w:numPr>
+          <w:ilvl w:val="0"/>
+          <w:numId w:val="9"/>
+        </w:numPr>
+        <w:bidi w:val="0"/>
+        <w:spacing w:before="100" w:beforeAutospacing="1" w:after="100" w:afterAutospacing="1" w:line="240" w:lineRule="auto"/>
+        <w:rPr>
+          <w:rFonts w:ascii="Times New Roman" w:eastAsia="Times New Roman" w:hAnsi="Times New Roman" w:cs="Times New Roman"/>
+          <w:kern w:val="0"/>
+          <w14:ligatures w14:val="none"/>
+        </w:rPr>
+      </w:pPr>
+      <w:r>
+        <w:rPr>
+          <w:rFonts w:ascii="Times New Roman" w:eastAsia="Times New Roman" w:hAnsi="Times New Roman" w:cs="Times New Roman"/>
+          <w:b/>
+          <w:bCs/>
+          <w:kern w:val="0"/>
+          <w14:ligatures w14:val="none"/>
+        </w:rPr>
+        <w:t>Q2 (Trained from Scratch):</w:t>
+      </w:r>
+      <w:r>
+        <w:rPr>
+          <w:rFonts w:ascii="Times New Roman" w:eastAsia="Times New Roman" w:hAnsi="Times New Roman" w:cs="Times New Roman"/>
+          <w:kern w:val="0"/>
+          <w14:ligatures w14:val="none"/>
+        </w:rPr>
+        <w:t xml:space="preserve"> Achieved ~63% test accuracy, showing that even with limited data, learning both encoder and MLP is feasible.</w:t>
+      </w:r>
+    </w:p>
+    <w:p>
+      <w:pPr>
+        <w:numPr>
+          <w:ilvl w:val="0"/>
+          <w:numId w:val="9"/>
+        </w:numPr>
+        <w:bidi w:val="0"/>
+        <w:spacing w:before="100" w:beforeAutospacing="1" w:after="100" w:afterAutospacing="1" w:line="240" w:lineRule="auto"/>
+        <w:rPr>
+          <w:rFonts w:ascii="Times New Roman" w:eastAsia="Times New Roman" w:hAnsi="Times New Roman" w:cs="Times New Roman"/>
+          <w:kern w:val="0"/>
+          <w14:ligatures w14:val="none"/>
+        </w:rPr>
+      </w:pPr>
+      <w:r>
+        <w:rPr>
+          <w:rFonts w:ascii="Times New Roman" w:eastAsia="Times New Roman" w:hAnsi="Times New Roman" w:cs="Times New Roman"/>
+          <w:b/>
+          <w:bCs/>
+          <w:kern w:val="0"/>
+          <w14:ligatures w14:val="none"/>
+        </w:rPr>
+        <w:t>Q3 (Frozen Pretrained Encoder):</w:t>
+      </w:r>
+      <w:r>
+        <w:rPr>
+          <w:rFonts w:ascii="Times New Roman" w:eastAsia="Times New Roman" w:hAnsi="Times New Roman" w:cs="Times New Roman"/>
+          <w:kern w:val="0"/>
+          <w14:ligatures w14:val="none"/>
+        </w:rPr>
+        <w:t xml:space="preserve"> Accuracy stagnated at ~9%, near random guessing. The training accuracy also showed instability, with spikes and fluctuations — a sign of optimization difficulties when only the classifier is trained.</w:t>
+      </w:r>
+    </w:p>
+    <w:p>
+      <w:pPr>
+        <w:numPr>
+          <w:ilvl w:val="0"/>
+          <w:numId w:val="9"/>
+        </w:numPr>
+        <w:bidi w:val="0"/>
+        <w:spacing w:before="100" w:beforeAutospacing="1" w:after="100" w:afterAutospacing="1" w:line="240" w:lineRule="auto"/>
+        <w:rPr>
+          <w:rFonts w:ascii="Times New Roman" w:eastAsia="Times New Roman" w:hAnsi="Times New Roman" w:cs="Times New Roman"/>
+          <w:kern w:val="0"/>
+          <w14:ligatures w14:val="none"/>
+        </w:rPr>
+      </w:pPr>
+      <w:r>
+        <w:rPr>
+          <w:rFonts w:ascii="Times New Roman" w:eastAsia="Times New Roman" w:hAnsi="Times New Roman" w:cs="Times New Roman"/>
+          <w:b/>
+          <w:bCs/>
+          <w:kern w:val="0"/>
+          <w14:ligatures w14:val="none"/>
+        </w:rPr>
+        <w:t>Insight:</w:t>
+      </w:r>
+      <w:r>
+        <w:rPr>
+          <w:rFonts w:ascii="Times New Roman" w:eastAsia="Times New Roman" w:hAnsi="Times New Roman" w:cs="Times New Roman"/>
+          <w:kern w:val="0"/>
+          <w14:ligatures w14:val="none"/>
+        </w:rPr>
+        <w:t xml:space="preserve"> The frozen encoder lacks flexibility, especially with few samples. The MLP can't extract discriminative information from static latent representations.</w:t>
+      </w:r>
+    </w:p>
+    <w:p>
+      <w:pPr>
+        <w:pStyle w:val="a9"/>
+        <w:bidi w:val="0"/>
+        <w:ind w:left="360"/>
+        <w:rPr>
+          <w:rFonts w:asciiTheme="majorBidi" w:hAnsiTheme="majorBidi" w:cstheme="majorBidi"/>
+        </w:rPr>
+      </w:pPr>
+      <w:r>
+        <w:rPr>
+          <w:rFonts w:asciiTheme="majorBidi" w:hAnsiTheme="majorBidi" w:cstheme="majorBidi"/>
+        </w:rPr>
+        <w:t xml:space="preserve">In conclusion, </w:t>
+      </w:r>
+      <w:r>
+        <w:rPr>
+          <w:rFonts w:asciiTheme="majorBidi" w:hAnsiTheme="majorBidi" w:cstheme="majorBidi"/>
+        </w:rPr>
+        <w:t>p</w:t>
+      </w:r>
+      <w:r>
+        <w:rPr>
+          <w:rFonts w:asciiTheme="majorBidi" w:hAnsiTheme="majorBidi" w:cstheme="majorBidi"/>
+        </w:rPr>
+        <w:t>retrained unsupervised encoders provide a good starting point, particularly when data is abundant</w:t>
+      </w:r>
+      <w:r>
+        <w:rPr>
+          <w:rFonts w:asciiTheme="majorBidi" w:hAnsiTheme="majorBidi" w:cs="Times New Roman"/>
+          <w:rtl/>
+        </w:rPr>
+        <w:t>.</w:t>
+      </w:r>
+      <w:r>
+        <w:rPr>
+          <w:rFonts w:asciiTheme="majorBidi" w:hAnsiTheme="majorBidi" w:cs="Times New Roman"/>
+        </w:rPr>
+        <w:t xml:space="preserve"> </w:t>
+      </w:r>
+      <w:r>
+        <w:rPr>
+          <w:rFonts w:asciiTheme="majorBidi" w:hAnsiTheme="majorBidi" w:cstheme="majorBidi"/>
+        </w:rPr>
+        <w:t>However, fine-tuning is crucial. Without it, even high-quality latent representations may fail to align with the downstream task</w:t>
+      </w:r>
+      <w:r>
+        <w:rPr>
+          <w:rFonts w:asciiTheme="majorBidi" w:hAnsiTheme="majorBidi" w:cs="Times New Roman"/>
+          <w:rtl/>
+        </w:rPr>
+        <w:t>.</w:t>
+      </w:r>
+      <w:r>
+        <w:rPr>
+          <w:rFonts w:asciiTheme="majorBidi" w:hAnsiTheme="majorBidi" w:cs="Times New Roman"/>
+        </w:rPr>
+        <w:t xml:space="preserve"> </w:t>
+      </w:r>
+      <w:r>
+        <w:rPr>
+          <w:rFonts w:asciiTheme="majorBidi" w:hAnsiTheme="majorBidi" w:cstheme="majorBidi"/>
+        </w:rPr>
+        <w:t>On small datasets, end-to-end training is essential to adapt the feature extractor to the task-specific signal</w:t>
+      </w:r>
+      <w:r>
+        <w:rPr>
+          <w:rFonts w:asciiTheme="majorBidi" w:hAnsiTheme="majorBidi" w:cs="Times New Roman"/>
+          <w:rtl/>
+        </w:rPr>
+        <w:t>.</w:t>
+      </w:r>
+      <w:r>
+        <w:rPr>
+          <w:rFonts w:asciiTheme="majorBidi" w:hAnsiTheme="majorBidi" w:cs="Times New Roman"/>
+        </w:rPr>
+        <w:t xml:space="preserve"> </w:t>
+      </w:r>
+      <w:r>
+        <w:rPr>
+          <w:rFonts w:asciiTheme="majorBidi" w:hAnsiTheme="majorBidi" w:cstheme="majorBidi"/>
+        </w:rPr>
+        <w:t xml:space="preserve">Overall, unsupervised pretraining </w:t>
+      </w:r>
+      <w:r>
+        <w:rPr>
+          <w:rFonts w:asciiTheme="majorBidi" w:hAnsiTheme="majorBidi" w:cstheme="majorBidi"/>
+        </w:rPr>
+        <w:t xml:space="preserve">seems to </w:t>
+      </w:r>
+      <w:r>
+        <w:rPr>
+          <w:rFonts w:asciiTheme="majorBidi" w:hAnsiTheme="majorBidi" w:cstheme="majorBidi"/>
+        </w:rPr>
+        <w:t>help only when paired with sufficient data and flexibility to fine-tune.</w:t>
+      </w:r>
+    </w:p>
+    <w:p>
+      <w:pPr>
+        <w:pStyle w:val="a9"/>
+        <w:bidi w:val="0"/>
+        <w:ind w:left="360"/>
+        <w:rPr>
+          <w:rFonts w:asciiTheme="majorBidi" w:hAnsiTheme="majorBidi" w:cstheme="majorBidi"/>
+        </w:rPr>
+      </w:pPr>
+    </w:p>
+    <w:p>
+      <w:pPr>
+        <w:pStyle w:val="a9"/>
+        <w:bidi w:val="0"/>
+        <w:ind w:left="360"/>
+        <w:rPr>
+          <w:rFonts w:asciiTheme="majorBidi" w:hAnsiTheme="majorBidi" w:cstheme="majorBidi"/>
+        </w:rPr>
+      </w:pPr>
+      <w:r>
+        <w:rPr>
+          <w:rFonts w:asciiTheme="majorBidi" w:hAnsiTheme="majorBidi" w:cstheme="majorBidi"/>
+        </w:rPr>
+        <w:t>The training loop is the same as in Q2, but with function "init_models" which use a pre-trained encoder:</w:t>
+      </w:r>
+    </w:p>
+    <w:p>
+      <w:pPr>
+        <w:pStyle w:val="a9"/>
+        <w:bidi w:val="0"/>
+        <w:ind w:left="360"/>
+        <w:rPr>
+          <w:rFonts w:asciiTheme="majorBidi" w:hAnsiTheme="majorBidi" w:cstheme="majorBidi"/>
+        </w:rPr>
+      </w:pPr>
+      <w:r>
+        <w:rPr>
+          <w:rFonts w:asciiTheme="majorBidi" w:hAnsiTheme="majorBidi" w:cstheme="majorBidi"/>
+        </w:rPr>
+        <w:drawing>
+          <wp:inline distT="0" distB="0" distL="0" distR="0" wp14:anchorId="2851608F" wp14:editId="7F34962D">
+            <wp:extent cx="5274310" cy="2411186"/>
+            <wp:effectExtent l="0" t="0" r="2540" b="8255"/>
+            <wp:docPr id="1665691438" name="תמונה 1"/>
+            <wp:cNvGraphicFramePr>
+              <a:graphicFrameLocks xmlns:a="http://schemas.openxmlformats.org/drawingml/2006/main" noChangeAspect="1"/>
+            </wp:cNvGraphicFramePr>
+            <a:graphic xmlns:a="http://schemas.openxmlformats.org/drawingml/2006/main">
+              <a:graphicData uri="http://schemas.openxmlformats.org/drawingml/2006/picture">
+                <pic:pic xmlns:pic="http://schemas.openxmlformats.org/drawingml/2006/picture">
+                  <pic:nvPicPr>
+                    <pic:cNvPr id="1665691438" name=""/>
+                    <pic:cNvPicPr/>
+                  </pic:nvPicPr>
+                  <pic:blipFill>
+                    <a:blip r:embed="rId19"/>
+                    <a:stretch>
+                      <a:fillRect/>
+                    </a:stretch>
+                  </pic:blipFill>
+                  <pic:spPr>
+                    <a:xfrm>
+                      <a:off x="0" y="0"/>
+                      <a:ext cx="5278676" cy="2413182"/>
+                    </a:xfrm>
+                    <a:prstGeom prst="rect">
+                      <a:avLst/>
+                    </a:prstGeom>
+                  </pic:spPr>
+                </pic:pic>
+              </a:graphicData>
+            </a:graphic>
+          </wp:inline>
+        </w:drawing>
+      </w:r>
+    </w:p>
+    <w:p>
+      <w:pPr>
+        <w:pStyle w:val="a9"/>
+        <w:numPr>
+          <w:ilvl w:val="0"/>
+          <w:numId w:val="1"/>
+        </w:numPr>
+        <w:bidi w:val="0"/>
+        <w:rPr>
+          <w:rFonts w:asciiTheme="majorBidi" w:hAnsiTheme="majorBidi" w:cstheme="majorBidi"/>
+          <w:b/>
+          <w:bCs/>
+          <w:sz w:val="28"/>
+          <w:szCs w:val="28"/>
+        </w:rPr>
+      </w:pPr>
+      <w:r>
+        <w:rPr>
+          <w:rFonts w:asciiTheme="majorBidi" w:hAnsiTheme="majorBidi" w:cstheme="majorBidi"/>
+          <w:b/>
+          <w:bCs/>
+          <w:sz w:val="28"/>
+          <w:szCs w:val="28"/>
+        </w:rPr>
+        <w:t>Task Specific Encoding:</w:t>
+      </w:r>
     </w:p>
     <w:p>
       <w:pPr>
@@ -1092,42 +2619,301 @@
         <w:bidi w:val="0"/>
         <w:rPr>
           <w:rFonts w:asciiTheme="majorBidi" w:hAnsiTheme="majorBidi" w:cstheme="majorBidi"/>
-        </w:rPr>
-      </w:pPr>
-    </w:p>
-    <w:p>
-      <w:pPr>
-        <w:pStyle w:val="a9"/>
-        <w:numPr>
-          <w:ilvl w:val="0"/>
-          <w:numId w:val="1"/>
-        </w:numPr>
-        <w:bidi w:val="0"/>
-        <w:rPr>
-          <w:rFonts w:asciiTheme="majorBidi" w:hAnsiTheme="majorBidi" w:cstheme="majorBidi"/>
           <w:sz w:val="28"/>
           <w:szCs w:val="28"/>
         </w:rPr>
       </w:pPr>
       <w:r>
         <w:rPr>
-          <w:rFonts w:asciiTheme="majorBidi" w:hAnsiTheme="majorBidi" w:cstheme="majorBidi"/>
-          <w:b/>
-          <w:bCs/>
+          <w:noProof/>
+        </w:rPr>
+        <w:drawing>
+          <wp:anchor distT="0" distB="0" distL="114300" distR="114300" simplePos="0" relativeHeight="251669504" behindDoc="0" locked="0" layoutInCell="1" allowOverlap="1" wp14:anchorId="4A53B085" wp14:editId="28A1C813">
+            <wp:simplePos x="0" y="0"/>
+            <wp:positionH relativeFrom="column">
+              <wp:posOffset>3139984</wp:posOffset>
+            </wp:positionH>
+            <wp:positionV relativeFrom="paragraph">
+              <wp:posOffset>570411</wp:posOffset>
+            </wp:positionV>
+            <wp:extent cx="2731770" cy="1137920"/>
+            <wp:effectExtent l="0" t="0" r="0" b="5080"/>
+            <wp:wrapTopAndBottom/>
+            <wp:docPr id="1720466397" name="תמונה 5" descr="Uploaded image"/>
+            <wp:cNvGraphicFramePr>
+              <a:graphicFrameLocks xmlns:a="http://schemas.openxmlformats.org/drawingml/2006/main" noChangeAspect="1"/>
+            </wp:cNvGraphicFramePr>
+            <a:graphic xmlns:a="http://schemas.openxmlformats.org/drawingml/2006/main">
+              <a:graphicData uri="http://schemas.openxmlformats.org/drawingml/2006/picture">
+                <pic:pic xmlns:pic="http://schemas.openxmlformats.org/drawingml/2006/picture">
+                  <pic:nvPicPr>
+                    <pic:cNvPr id="0" name="Picture 37" descr="Uploaded image"/>
+                    <pic:cNvPicPr>
+                      <a:picLocks noChangeAspect="1" noChangeArrowheads="1"/>
+                    </pic:cNvPicPr>
+                  </pic:nvPicPr>
+                  <pic:blipFill>
+                    <a:blip r:embed="rId20" cstate="print">
+                      <a:extLst>
+                        <a:ext uri="{28A0092B-C50C-407E-A947-70E740481C1C}">
+                          <a14:useLocalDpi xmlns:a14="http://schemas.microsoft.com/office/drawing/2010/main" val="0"/>
+                        </a:ext>
+                      </a:extLst>
+                    </a:blip>
+                    <a:srcRect/>
+                    <a:stretch>
+                      <a:fillRect/>
+                    </a:stretch>
+                  </pic:blipFill>
+                  <pic:spPr bwMode="auto">
+                    <a:xfrm>
+                      <a:off x="0" y="0"/>
+                      <a:ext cx="2731770" cy="1137920"/>
+                    </a:xfrm>
+                    <a:prstGeom prst="rect">
+                      <a:avLst/>
+                    </a:prstGeom>
+                    <a:noFill/>
+                    <a:ln>
+                      <a:noFill/>
+                    </a:ln>
+                  </pic:spPr>
+                </pic:pic>
+              </a:graphicData>
+            </a:graphic>
+            <wp14:sizeRelH relativeFrom="page">
+              <wp14:pctWidth>0</wp14:pctWidth>
+            </wp14:sizeRelH>
+            <wp14:sizeRelV relativeFrom="page">
+              <wp14:pctHeight>0</wp14:pctHeight>
+            </wp14:sizeRelV>
+          </wp:anchor>
+        </w:drawing>
+      </w:r>
+      <w:r>
+        <w:rPr>
+          <w:rFonts w:asciiTheme="majorBidi" w:hAnsiTheme="majorBidi" w:cstheme="majorBidi"/>
+          <w:noProof/>
           <w:sz w:val="28"/>
           <w:szCs w:val="28"/>
         </w:rPr>
-        <w:lastRenderedPageBreak/>
-        <w:t>Classifier</w:t>
-      </w:r>
-      <w:r>
-        <w:rPr>
-          <w:rFonts w:asciiTheme="majorBidi" w:hAnsiTheme="majorBidi" w:cstheme="majorBidi"/>
+        <w:drawing>
+          <wp:anchor distT="0" distB="0" distL="114300" distR="114300" simplePos="0" relativeHeight="251668480" behindDoc="0" locked="0" layoutInCell="1" allowOverlap="1" wp14:anchorId="061DCF46" wp14:editId="47BFEADC">
+            <wp:simplePos x="0" y="0"/>
+            <wp:positionH relativeFrom="column">
+              <wp:posOffset>310061</wp:posOffset>
+            </wp:positionH>
+            <wp:positionV relativeFrom="paragraph">
+              <wp:posOffset>568506</wp:posOffset>
+            </wp:positionV>
+            <wp:extent cx="2748280" cy="1144905"/>
+            <wp:effectExtent l="0" t="0" r="0" b="0"/>
+            <wp:wrapTopAndBottom/>
+            <wp:docPr id="269001578" name="תמונה 4"/>
+            <wp:cNvGraphicFramePr>
+              <a:graphicFrameLocks xmlns:a="http://schemas.openxmlformats.org/drawingml/2006/main" noChangeAspect="1"/>
+            </wp:cNvGraphicFramePr>
+            <a:graphic xmlns:a="http://schemas.openxmlformats.org/drawingml/2006/main">
+              <a:graphicData uri="http://schemas.openxmlformats.org/drawingml/2006/picture">
+                <pic:pic xmlns:pic="http://schemas.openxmlformats.org/drawingml/2006/picture">
+                  <pic:nvPicPr>
+                    <pic:cNvPr id="0" name="Picture 3"/>
+                    <pic:cNvPicPr>
+                      <a:picLocks noChangeAspect="1" noChangeArrowheads="1"/>
+                    </pic:cNvPicPr>
+                  </pic:nvPicPr>
+                  <pic:blipFill>
+                    <a:blip r:embed="rId21" cstate="print">
+                      <a:extLst>
+                        <a:ext uri="{28A0092B-C50C-407E-A947-70E740481C1C}">
+                          <a14:useLocalDpi xmlns:a14="http://schemas.microsoft.com/office/drawing/2010/main" val="0"/>
+                        </a:ext>
+                      </a:extLst>
+                    </a:blip>
+                    <a:srcRect/>
+                    <a:stretch>
+                      <a:fillRect/>
+                    </a:stretch>
+                  </pic:blipFill>
+                  <pic:spPr bwMode="auto">
+                    <a:xfrm>
+                      <a:off x="0" y="0"/>
+                      <a:ext cx="2748280" cy="1144905"/>
+                    </a:xfrm>
+                    <a:prstGeom prst="rect">
+                      <a:avLst/>
+                    </a:prstGeom>
+                    <a:noFill/>
+                  </pic:spPr>
+                </pic:pic>
+              </a:graphicData>
+            </a:graphic>
+            <wp14:sizeRelH relativeFrom="page">
+              <wp14:pctWidth>0</wp14:pctWidth>
+            </wp14:sizeRelH>
+            <wp14:sizeRelV relativeFrom="page">
+              <wp14:pctHeight>0</wp14:pctHeight>
+            </wp14:sizeRelV>
+          </wp:anchor>
+        </w:drawing>
+      </w:r>
+      <w:r>
+        <w:rPr>
+          <w:rFonts w:asciiTheme="majorBidi" w:hAnsiTheme="majorBidi" w:cstheme="majorBidi"/>
+          <w:noProof/>
           <w:sz w:val="28"/>
           <w:szCs w:val="28"/>
         </w:rPr>
-        <w:t>:</w:t>
-      </w:r>
+        <w:t xml:space="preserve">On the </w:t>
+      </w:r>
+      <w:r>
+        <w:rPr>
+          <w:rFonts w:asciiTheme="majorBidi" w:hAnsiTheme="majorBidi" w:cstheme="majorBidi"/>
+          <w:b/>
+          <w:bCs/>
+          <w:noProof/>
+          <w:sz w:val="28"/>
+          <w:szCs w:val="28"/>
+        </w:rPr>
+        <w:t>left</w:t>
+      </w:r>
+      <w:r>
+        <w:rPr>
+          <w:rFonts w:asciiTheme="majorBidi" w:hAnsiTheme="majorBidi" w:cstheme="majorBidi"/>
+          <w:sz w:val="28"/>
+          <w:szCs w:val="28"/>
+        </w:rPr>
+        <w:t xml:space="preserve"> is the input vs reconstruction with </w:t>
+      </w:r>
+      <w:r>
+        <w:rPr>
+          <w:rFonts w:asciiTheme="majorBidi" w:hAnsiTheme="majorBidi" w:cstheme="majorBidi"/>
+          <w:b/>
+          <w:bCs/>
+          <w:sz w:val="28"/>
+          <w:szCs w:val="28"/>
+        </w:rPr>
+        <w:t>pre-trained</w:t>
+      </w:r>
+      <w:r>
+        <w:rPr>
+          <w:rFonts w:asciiTheme="majorBidi" w:hAnsiTheme="majorBidi" w:cstheme="majorBidi"/>
+          <w:sz w:val="28"/>
+          <w:szCs w:val="28"/>
+        </w:rPr>
+        <w:t xml:space="preserve"> encoder and on the </w:t>
+      </w:r>
+      <w:r>
+        <w:rPr>
+          <w:rFonts w:asciiTheme="majorBidi" w:hAnsiTheme="majorBidi" w:cstheme="majorBidi"/>
+          <w:b/>
+          <w:bCs/>
+          <w:sz w:val="28"/>
+          <w:szCs w:val="28"/>
+        </w:rPr>
+        <w:t>right</w:t>
+      </w:r>
+      <w:r>
+        <w:rPr>
+          <w:rFonts w:asciiTheme="majorBidi" w:hAnsiTheme="majorBidi" w:cstheme="majorBidi"/>
+          <w:sz w:val="28"/>
+          <w:szCs w:val="28"/>
+        </w:rPr>
+        <w:t xml:space="preserve"> with </w:t>
+      </w:r>
+      <w:r>
+        <w:rPr>
+          <w:rFonts w:asciiTheme="majorBidi" w:hAnsiTheme="majorBidi" w:cstheme="majorBidi"/>
+          <w:b/>
+          <w:bCs/>
+          <w:sz w:val="28"/>
+          <w:szCs w:val="28"/>
+        </w:rPr>
+        <w:t>trained</w:t>
+      </w:r>
+      <w:r>
+        <w:rPr>
+          <w:rFonts w:asciiTheme="majorBidi" w:hAnsiTheme="majorBidi" w:cstheme="majorBidi"/>
+          <w:sz w:val="28"/>
+          <w:szCs w:val="28"/>
+        </w:rPr>
+        <w:t xml:space="preserve"> encoder:</w:t>
+      </w:r>
+    </w:p>
+    <w:p>
+      <w:pPr>
+        <w:pStyle w:val="a9"/>
+        <w:bidi w:val="0"/>
+        <w:spacing w:before="100" w:beforeAutospacing="1" w:after="100" w:afterAutospacing="1" w:line="240" w:lineRule="auto"/>
+        <w:rPr>
+          <w:rFonts w:ascii="Times New Roman" w:eastAsia="Times New Roman" w:hAnsi="Times New Roman" w:cs="Times New Roman"/>
+          <w:kern w:val="0"/>
+          <w14:ligatures w14:val="none"/>
+        </w:rPr>
+      </w:pPr>
+      <w:r>
+        <w:rPr>
+          <w:rFonts w:ascii="Times New Roman" w:eastAsia="Times New Roman" w:hAnsi="Times New Roman" w:cs="Times New Roman"/>
+          <w:kern w:val="0"/>
+          <w14:ligatures w14:val="none"/>
+        </w:rPr>
+        <w:lastRenderedPageBreak/>
+        <w:t>Q1 (autoencoder trained from scratch) achieves slightly lower test loss (~0.078) compared to Q4 (pretrained encoder + decoder) (~0.079).</w:t>
+      </w:r>
+    </w:p>
+    <w:p>
+      <w:pPr>
+        <w:pStyle w:val="a9"/>
+        <w:bidi w:val="0"/>
+        <w:spacing w:before="100" w:beforeAutospacing="1" w:after="100" w:afterAutospacing="1" w:line="240" w:lineRule="auto"/>
+        <w:rPr>
+          <w:rFonts w:ascii="Times New Roman" w:eastAsia="Times New Roman" w:hAnsi="Times New Roman" w:cs="Times New Roman"/>
+          <w:kern w:val="0"/>
+          <w14:ligatures w14:val="none"/>
+        </w:rPr>
+      </w:pPr>
+      <w:r>
+        <w:rPr>
+          <w:rFonts w:ascii="Times New Roman" w:eastAsia="Times New Roman" w:hAnsi="Times New Roman" w:cs="Times New Roman"/>
+          <w:kern w:val="0"/>
+          <w14:ligatures w14:val="none"/>
+        </w:rPr>
+        <w:t>The difference is very small, showing that both models reconstruct well.</w:t>
+      </w:r>
+    </w:p>
+    <w:p>
+      <w:pPr>
+        <w:pStyle w:val="a9"/>
+        <w:bidi w:val="0"/>
+        <w:spacing w:before="100" w:beforeAutospacing="1" w:after="100" w:afterAutospacing="1" w:line="240" w:lineRule="auto"/>
+        <w:rPr>
+          <w:rFonts w:ascii="Times New Roman" w:eastAsia="Times New Roman" w:hAnsi="Times New Roman" w:cs="Times New Roman"/>
+          <w:kern w:val="0"/>
+          <w14:ligatures w14:val="none"/>
+        </w:rPr>
+      </w:pPr>
+      <w:r>
+        <w:rPr>
+          <w:rFonts w:ascii="Times New Roman" w:eastAsia="Times New Roman" w:hAnsi="Times New Roman" w:cs="Times New Roman"/>
+          <w:kern w:val="0"/>
+          <w14:ligatures w14:val="none"/>
+        </w:rPr>
+        <w:t>Q1 performs marginally better because its encoder was optimized specifically for reconstruction, while Q4’s encoder was trained for classification and not fine-tuned for this task.</w:t>
+      </w:r>
+    </w:p>
+    <w:p>
+      <w:pPr>
+        <w:pStyle w:val="a9"/>
+        <w:bidi w:val="0"/>
+        <w:ind w:left="1080"/>
+        <w:rPr>
+          <w:rFonts w:asciiTheme="majorBidi" w:hAnsiTheme="majorBidi" w:cstheme="majorBidi"/>
+          <w:b/>
+          <w:bCs/>
+          <w:sz w:val="28"/>
+          <w:szCs w:val="28"/>
+        </w:rPr>
+      </w:pPr>
     </w:p>
     <w:p>
       <w:pPr>
@@ -1137,21 +2923,52 @@
           <w:numId w:val="1"/>
         </w:numPr>
         <w:bidi w:val="0"/>
-        <w:rPr>
-          <w:rFonts w:asciiTheme="majorBidi" w:hAnsiTheme="majorBidi" w:cstheme="majorBidi"/>
-          <w:sz w:val="28"/>
-          <w:szCs w:val="28"/>
-        </w:rPr>
-      </w:pPr>
-      <w:r>
-        <w:rPr>
-          <w:rFonts w:asciiTheme="majorBidi" w:hAnsiTheme="majorBidi" w:cstheme="majorBidi"/>
-          <w:b/>
-          <w:bCs/>
-          <w:sz w:val="28"/>
-          <w:szCs w:val="28"/>
-        </w:rPr>
-        <w:t>S</w:t>
+        <w:spacing w:before="100" w:beforeAutospacing="1" w:after="100" w:afterAutospacing="1" w:line="240" w:lineRule="auto"/>
+        <w:rPr>
+          <w:rFonts w:ascii="Times New Roman" w:eastAsia="Times New Roman" w:hAnsi="Times New Roman" w:cs="Times New Roman"/>
+          <w:kern w:val="0"/>
+          <w14:ligatures w14:val="none"/>
+        </w:rPr>
+      </w:pPr>
+      <w:r>
+        <w:rPr>
+          <w:rFonts w:ascii="Times New Roman" w:eastAsia="Times New Roman" w:hAnsi="Times New Roman" w:cs="Times New Roman"/>
+          <w:kern w:val="0"/>
+          <w14:ligatures w14:val="none"/>
+        </w:rPr>
+        <w:t>Q1 reconstructions are slightly sharper, with clearer digit contours and finer details — especially noticeable on digits like 4 and 9. Q4 reconstructions are also high quality, but show minor smoothing and blurring in some strokes, likely due to the encoder being trained to preserve class-</w:t>
+      </w:r>
+      <w:r>
+        <w:rPr>
+          <w:rFonts w:ascii="Times New Roman" w:eastAsia="Times New Roman" w:hAnsi="Times New Roman" w:cs="Times New Roman"/>
+          <w:kern w:val="0"/>
+          <w14:ligatures w14:val="none"/>
+        </w:rPr>
+        <w:t>discriminate</w:t>
+      </w:r>
+      <w:r>
+        <w:rPr>
+          <w:rFonts w:ascii="Times New Roman" w:eastAsia="Times New Roman" w:hAnsi="Times New Roman" w:cs="Times New Roman"/>
+          <w:kern w:val="0"/>
+          <w14:ligatures w14:val="none"/>
+        </w:rPr>
+        <w:t xml:space="preserve"> features rather than </w:t>
+      </w:r>
+      <w:r>
+        <w:rPr>
+          <w:rFonts w:ascii="Times New Roman" w:eastAsia="Times New Roman" w:hAnsi="Times New Roman" w:cs="Times New Roman"/>
+          <w:kern w:val="0"/>
+          <w14:ligatures w14:val="none"/>
+        </w:rPr>
+        <w:t xml:space="preserve">for </w:t>
+      </w:r>
+      <w:r>
+        <w:rPr>
+          <w:rFonts w:ascii="Times New Roman" w:eastAsia="Times New Roman" w:hAnsi="Times New Roman" w:cs="Times New Roman"/>
+          <w:kern w:val="0"/>
+          <w14:ligatures w14:val="none"/>
+        </w:rPr>
+        <w:t>reconstruction. This reflects how classification-trained encoders capture semantic identity well, but not necessarily pixel-perfect information.</w:t>
       </w:r>
     </w:p>
     <w:p>
@@ -1164,74 +2981,12 @@
         <w:bidi w:val="0"/>
         <w:rPr>
           <w:rFonts w:asciiTheme="majorBidi" w:hAnsiTheme="majorBidi" w:cstheme="majorBidi"/>
+          <w:b/>
+          <w:bCs/>
           <w:sz w:val="28"/>
           <w:szCs w:val="28"/>
         </w:rPr>
       </w:pPr>
-      <w:r>
-        <w:rPr>
-          <w:rFonts w:asciiTheme="majorBidi" w:hAnsiTheme="majorBidi" w:cstheme="majorBidi"/>
-          <w:b/>
-          <w:bCs/>
-          <w:sz w:val="28"/>
-          <w:szCs w:val="28"/>
-        </w:rPr>
-        <w:t>S</w:t>
-      </w:r>
-    </w:p>
-    <w:p>
-      <w:pPr>
-        <w:pStyle w:val="a9"/>
-        <w:numPr>
-          <w:ilvl w:val="0"/>
-          <w:numId w:val="1"/>
-        </w:numPr>
-        <w:bidi w:val="0"/>
-        <w:rPr>
-          <w:rFonts w:asciiTheme="majorBidi" w:hAnsiTheme="majorBidi" w:cstheme="majorBidi"/>
-          <w:b/>
-          <w:bCs/>
-          <w:sz w:val="28"/>
-          <w:szCs w:val="28"/>
-        </w:rPr>
-      </w:pPr>
-      <w:r>
-        <w:rPr>
-          <w:rFonts w:asciiTheme="majorBidi" w:hAnsiTheme="majorBidi" w:cstheme="majorBidi"/>
-          <w:b/>
-          <w:bCs/>
-          <w:sz w:val="28"/>
-          <w:szCs w:val="28"/>
-        </w:rPr>
-        <w:t>Pre-trained Representation:</w:t>
-      </w:r>
-    </w:p>
-    <w:p>
-      <w:pPr>
-        <w:pStyle w:val="a9"/>
-        <w:numPr>
-          <w:ilvl w:val="0"/>
-          <w:numId w:val="1"/>
-        </w:numPr>
-        <w:bidi w:val="0"/>
-        <w:rPr>
-          <w:rFonts w:asciiTheme="majorBidi" w:hAnsiTheme="majorBidi" w:cstheme="majorBidi"/>
-          <w:b/>
-          <w:bCs/>
-          <w:sz w:val="28"/>
-          <w:szCs w:val="28"/>
-        </w:rPr>
-      </w:pPr>
-      <w:r>
-        <w:rPr>
-          <w:rFonts w:asciiTheme="majorBidi" w:hAnsiTheme="majorBidi" w:cstheme="majorBidi"/>
-          <w:b/>
-          <w:bCs/>
-          <w:sz w:val="28"/>
-          <w:szCs w:val="28"/>
-        </w:rPr>
-        <w:t>Task Specific Encoding:</w:t>
-      </w:r>
     </w:p>
     <w:p>
       <w:pPr>
@@ -1290,65 +3045,8 @@
     <w:p>
       <w:pPr>
         <w:pStyle w:val="a9"/>
-        <w:numPr>
-          <w:ilvl w:val="1"/>
-          <w:numId w:val="1"/>
-        </w:numPr>
         <w:bidi w:val="0"/>
-        <w:rPr>
-          <w:rFonts w:asciiTheme="majorBidi" w:hAnsiTheme="majorBidi" w:cstheme="majorBidi"/>
-          <w:b/>
-          <w:bCs/>
-          <w:sz w:val="28"/>
-          <w:szCs w:val="28"/>
-        </w:rPr>
-      </w:pPr>
-      <w:r>
-        <w:rPr>
-          <w:rFonts w:asciiTheme="majorBidi" w:hAnsiTheme="majorBidi" w:cstheme="majorBidi"/>
-          <w:b/>
-          <w:bCs/>
-          <w:sz w:val="28"/>
-          <w:szCs w:val="28"/>
-        </w:rPr>
-        <w:t>S</w:t>
-      </w:r>
-    </w:p>
-    <w:p>
-      <w:pPr>
-        <w:pStyle w:val="a9"/>
-        <w:numPr>
-          <w:ilvl w:val="1"/>
-          <w:numId w:val="1"/>
-        </w:numPr>
-        <w:bidi w:val="0"/>
-        <w:rPr>
-          <w:rFonts w:asciiTheme="majorBidi" w:hAnsiTheme="majorBidi" w:cstheme="majorBidi"/>
-          <w:b/>
-          <w:bCs/>
-          <w:sz w:val="28"/>
-          <w:szCs w:val="28"/>
-        </w:rPr>
-      </w:pPr>
-      <w:r>
-        <w:rPr>
-          <w:rFonts w:asciiTheme="majorBidi" w:hAnsiTheme="majorBidi" w:cstheme="majorBidi"/>
-          <w:b/>
-          <w:bCs/>
-          <w:sz w:val="28"/>
-          <w:szCs w:val="28"/>
-        </w:rPr>
-        <w:t>S</w:t>
-      </w:r>
-    </w:p>
-    <w:p>
-      <w:pPr>
-        <w:pStyle w:val="a9"/>
-        <w:numPr>
-          <w:ilvl w:val="1"/>
-          <w:numId w:val="1"/>
-        </w:numPr>
-        <w:bidi w:val="0"/>
+        <w:ind w:left="1080"/>
         <w:rPr>
           <w:rFonts w:asciiTheme="majorBidi" w:hAnsiTheme="majorBidi" w:cstheme="majorBidi"/>
           <w:b/>
@@ -1381,6 +3079,751 @@
 <file path=word/numbering.xml><?xml version="1.0" encoding="utf-8"?>
 <w:numbering xmlns:wpc="http://schemas.microsoft.com/office/word/2010/wordprocessingCanvas" xmlns:cx="http://schemas.microsoft.com/office/drawing/2014/chartex" xmlns:cx1="http://schemas.microsoft.com/office/drawing/2015/9/8/chartex" xmlns:cx2="http://schemas.microsoft.com/office/drawing/2015/10/21/chartex" xmlns:cx3="http://schemas.microsoft.com/office/drawing/2016/5/9/chartex" xmlns:cx4="http://schemas.microsoft.com/office/drawing/2016/5/10/chartex" xmlns:cx5="http://schemas.microsoft.com/office/drawing/2016/5/11/chartex" xmlns:cx6="http://schemas.microsoft.com/office/drawing/2016/5/12/chartex" xmlns:cx7="http://schemas.microsoft.com/office/drawing/2016/5/13/chartex" xmlns:cx8="http://schemas.microsoft.com/office/drawing/2016/5/14/chartex" xmlns:mc="http://schemas.openxmlformats.org/markup-compatibility/2006" xmlns:aink="http://schemas.microsoft.com/office/drawing/2016/ink" xmlns:am3d="http://schemas.microsoft.com/office/drawing/2017/model3d" xmlns:o="urn:schemas-microsoft-com:office:office" xmlns:oel="http://schemas.microsoft.com/office/2019/extlst" xmlns:r="http://schemas.openxmlformats.org/officeDocument/2006/relationships" xmlns:m="http://schemas.openxmlformats.org/officeDocument/2006/math" xmlns:v="urn:schemas-microsoft-com:vml" xmlns:wp14="http://schemas.microsoft.com/office/word/2010/wordprocessingDrawing" xmlns:wp="http://schemas.openxmlformats.org/drawingml/2006/wordprocessingDrawing" xmlns:w10="urn:schemas-microsoft-com:office:word" xmlns:w="http://schemas.openxmlformats.org/wordprocessingml/2006/main" xmlns:w14="http://schemas.microsoft.com/office/word/2010/wordml" xmlns:w15="http://schemas.microsoft.com/office/word/2012/wordml" xmlns:w16cex="http://schemas.microsoft.com/office/word/2018/wordml/cex" xmlns:w16cid="http://schemas.microsoft.com/office/word/2016/wordml/cid" xmlns:w16="http://schemas.microsoft.com/office/word/2018/wordml" xmlns:w16du="http://schemas.microsoft.com/office/word/2023/wordml/word16du" xmlns:w16sdtdh="http://schemas.microsoft.com/office/word/2020/wordml/sdtdatahash" xmlns:w16sdtfl="http://schemas.microsoft.com/office/word/2024/wordml/sdtformatlock" xmlns:w16se="http://schemas.microsoft.com/office/word/2015/wordml/symex" xmlns:wpg="http://schemas.microsoft.com/office/word/2010/wordprocessingGroup" xmlns:wpi="http://schemas.microsoft.com/office/word/2010/wordprocessingInk" xmlns:wne="http://schemas.microsoft.com/office/word/2006/wordml" xmlns:wps="http://schemas.microsoft.com/office/word/2010/wordprocessingShape" mc:Ignorable="w14 w15 w16se w16cid w16 w16cex w16sdtdh w16sdtfl w16du wp14">
   <w:abstractNum w:abstractNumId="0" w15:restartNumberingAfterBreak="0">
+    <w:nsid w:val="12C94D7F"/>
+    <w:multiLevelType w:val="multilevel"/>
+    <w:tmpl w:val="A332389A"/>
+    <w:lvl w:ilvl="0">
+      <w:start w:val="1"/>
+      <w:numFmt w:val="bullet"/>
+      <w:lvlText w:val=""/>
+      <w:lvlJc w:val="left"/>
+      <w:pPr>
+        <w:tabs>
+          <w:tab w:val="num" w:pos="720"/>
+        </w:tabs>
+        <w:ind w:left="720" w:hanging="360"/>
+      </w:pPr>
+      <w:rPr>
+        <w:rFonts w:ascii="Symbol" w:hAnsi="Symbol" w:hint="default"/>
+        <w:sz w:val="20"/>
+      </w:rPr>
+    </w:lvl>
+    <w:lvl w:ilvl="1" w:tentative="1">
+      <w:start w:val="1"/>
+      <w:numFmt w:val="bullet"/>
+      <w:lvlText w:val="o"/>
+      <w:lvlJc w:val="left"/>
+      <w:pPr>
+        <w:tabs>
+          <w:tab w:val="num" w:pos="1440"/>
+        </w:tabs>
+        <w:ind w:left="1440" w:hanging="360"/>
+      </w:pPr>
+      <w:rPr>
+        <w:rFonts w:ascii="Courier New" w:hAnsi="Courier New" w:hint="default"/>
+        <w:sz w:val="20"/>
+      </w:rPr>
+    </w:lvl>
+    <w:lvl w:ilvl="2" w:tentative="1">
+      <w:start w:val="1"/>
+      <w:numFmt w:val="bullet"/>
+      <w:lvlText w:val=""/>
+      <w:lvlJc w:val="left"/>
+      <w:pPr>
+        <w:tabs>
+          <w:tab w:val="num" w:pos="2160"/>
+        </w:tabs>
+        <w:ind w:left="2160" w:hanging="360"/>
+      </w:pPr>
+      <w:rPr>
+        <w:rFonts w:ascii="Wingdings" w:hAnsi="Wingdings" w:hint="default"/>
+        <w:sz w:val="20"/>
+      </w:rPr>
+    </w:lvl>
+    <w:lvl w:ilvl="3" w:tentative="1">
+      <w:start w:val="1"/>
+      <w:numFmt w:val="bullet"/>
+      <w:lvlText w:val=""/>
+      <w:lvlJc w:val="left"/>
+      <w:pPr>
+        <w:tabs>
+          <w:tab w:val="num" w:pos="2880"/>
+        </w:tabs>
+        <w:ind w:left="2880" w:hanging="360"/>
+      </w:pPr>
+      <w:rPr>
+        <w:rFonts w:ascii="Wingdings" w:hAnsi="Wingdings" w:hint="default"/>
+        <w:sz w:val="20"/>
+      </w:rPr>
+    </w:lvl>
+    <w:lvl w:ilvl="4" w:tentative="1">
+      <w:start w:val="1"/>
+      <w:numFmt w:val="bullet"/>
+      <w:lvlText w:val=""/>
+      <w:lvlJc w:val="left"/>
+      <w:pPr>
+        <w:tabs>
+          <w:tab w:val="num" w:pos="3600"/>
+        </w:tabs>
+        <w:ind w:left="3600" w:hanging="360"/>
+      </w:pPr>
+      <w:rPr>
+        <w:rFonts w:ascii="Wingdings" w:hAnsi="Wingdings" w:hint="default"/>
+        <w:sz w:val="20"/>
+      </w:rPr>
+    </w:lvl>
+    <w:lvl w:ilvl="5" w:tentative="1">
+      <w:start w:val="1"/>
+      <w:numFmt w:val="bullet"/>
+      <w:lvlText w:val=""/>
+      <w:lvlJc w:val="left"/>
+      <w:pPr>
+        <w:tabs>
+          <w:tab w:val="num" w:pos="4320"/>
+        </w:tabs>
+        <w:ind w:left="4320" w:hanging="360"/>
+      </w:pPr>
+      <w:rPr>
+        <w:rFonts w:ascii="Wingdings" w:hAnsi="Wingdings" w:hint="default"/>
+        <w:sz w:val="20"/>
+      </w:rPr>
+    </w:lvl>
+    <w:lvl w:ilvl="6" w:tentative="1">
+      <w:start w:val="1"/>
+      <w:numFmt w:val="bullet"/>
+      <w:lvlText w:val=""/>
+      <w:lvlJc w:val="left"/>
+      <w:pPr>
+        <w:tabs>
+          <w:tab w:val="num" w:pos="5040"/>
+        </w:tabs>
+        <w:ind w:left="5040" w:hanging="360"/>
+      </w:pPr>
+      <w:rPr>
+        <w:rFonts w:ascii="Wingdings" w:hAnsi="Wingdings" w:hint="default"/>
+        <w:sz w:val="20"/>
+      </w:rPr>
+    </w:lvl>
+    <w:lvl w:ilvl="7" w:tentative="1">
+      <w:start w:val="1"/>
+      <w:numFmt w:val="bullet"/>
+      <w:lvlText w:val=""/>
+      <w:lvlJc w:val="left"/>
+      <w:pPr>
+        <w:tabs>
+          <w:tab w:val="num" w:pos="5760"/>
+        </w:tabs>
+        <w:ind w:left="5760" w:hanging="360"/>
+      </w:pPr>
+      <w:rPr>
+        <w:rFonts w:ascii="Wingdings" w:hAnsi="Wingdings" w:hint="default"/>
+        <w:sz w:val="20"/>
+      </w:rPr>
+    </w:lvl>
+    <w:lvl w:ilvl="8" w:tentative="1">
+      <w:start w:val="1"/>
+      <w:numFmt w:val="bullet"/>
+      <w:lvlText w:val=""/>
+      <w:lvlJc w:val="left"/>
+      <w:pPr>
+        <w:tabs>
+          <w:tab w:val="num" w:pos="6480"/>
+        </w:tabs>
+        <w:ind w:left="6480" w:hanging="360"/>
+      </w:pPr>
+      <w:rPr>
+        <w:rFonts w:ascii="Wingdings" w:hAnsi="Wingdings" w:hint="default"/>
+        <w:sz w:val="20"/>
+      </w:rPr>
+    </w:lvl>
+  </w:abstractNum>
+  <w:abstractNum w:abstractNumId="1" w15:restartNumberingAfterBreak="0">
+    <w:nsid w:val="262C1F4E"/>
+    <w:multiLevelType w:val="multilevel"/>
+    <w:tmpl w:val="3E828CF4"/>
+    <w:lvl w:ilvl="0">
+      <w:start w:val="1"/>
+      <w:numFmt w:val="bullet"/>
+      <w:lvlText w:val=""/>
+      <w:lvlJc w:val="left"/>
+      <w:pPr>
+        <w:tabs>
+          <w:tab w:val="num" w:pos="720"/>
+        </w:tabs>
+        <w:ind w:left="720" w:hanging="360"/>
+      </w:pPr>
+      <w:rPr>
+        <w:rFonts w:ascii="Symbol" w:hAnsi="Symbol" w:hint="default"/>
+        <w:sz w:val="20"/>
+      </w:rPr>
+    </w:lvl>
+    <w:lvl w:ilvl="1" w:tentative="1">
+      <w:start w:val="1"/>
+      <w:numFmt w:val="bullet"/>
+      <w:lvlText w:val="o"/>
+      <w:lvlJc w:val="left"/>
+      <w:pPr>
+        <w:tabs>
+          <w:tab w:val="num" w:pos="1440"/>
+        </w:tabs>
+        <w:ind w:left="1440" w:hanging="360"/>
+      </w:pPr>
+      <w:rPr>
+        <w:rFonts w:ascii="Courier New" w:hAnsi="Courier New" w:hint="default"/>
+        <w:sz w:val="20"/>
+      </w:rPr>
+    </w:lvl>
+    <w:lvl w:ilvl="2" w:tentative="1">
+      <w:start w:val="1"/>
+      <w:numFmt w:val="bullet"/>
+      <w:lvlText w:val=""/>
+      <w:lvlJc w:val="left"/>
+      <w:pPr>
+        <w:tabs>
+          <w:tab w:val="num" w:pos="2160"/>
+        </w:tabs>
+        <w:ind w:left="2160" w:hanging="360"/>
+      </w:pPr>
+      <w:rPr>
+        <w:rFonts w:ascii="Wingdings" w:hAnsi="Wingdings" w:hint="default"/>
+        <w:sz w:val="20"/>
+      </w:rPr>
+    </w:lvl>
+    <w:lvl w:ilvl="3" w:tentative="1">
+      <w:start w:val="1"/>
+      <w:numFmt w:val="bullet"/>
+      <w:lvlText w:val=""/>
+      <w:lvlJc w:val="left"/>
+      <w:pPr>
+        <w:tabs>
+          <w:tab w:val="num" w:pos="2880"/>
+        </w:tabs>
+        <w:ind w:left="2880" w:hanging="360"/>
+      </w:pPr>
+      <w:rPr>
+        <w:rFonts w:ascii="Wingdings" w:hAnsi="Wingdings" w:hint="default"/>
+        <w:sz w:val="20"/>
+      </w:rPr>
+    </w:lvl>
+    <w:lvl w:ilvl="4" w:tentative="1">
+      <w:start w:val="1"/>
+      <w:numFmt w:val="bullet"/>
+      <w:lvlText w:val=""/>
+      <w:lvlJc w:val="left"/>
+      <w:pPr>
+        <w:tabs>
+          <w:tab w:val="num" w:pos="3600"/>
+        </w:tabs>
+        <w:ind w:left="3600" w:hanging="360"/>
+      </w:pPr>
+      <w:rPr>
+        <w:rFonts w:ascii="Wingdings" w:hAnsi="Wingdings" w:hint="default"/>
+        <w:sz w:val="20"/>
+      </w:rPr>
+    </w:lvl>
+    <w:lvl w:ilvl="5" w:tentative="1">
+      <w:start w:val="1"/>
+      <w:numFmt w:val="bullet"/>
+      <w:lvlText w:val=""/>
+      <w:lvlJc w:val="left"/>
+      <w:pPr>
+        <w:tabs>
+          <w:tab w:val="num" w:pos="4320"/>
+        </w:tabs>
+        <w:ind w:left="4320" w:hanging="360"/>
+      </w:pPr>
+      <w:rPr>
+        <w:rFonts w:ascii="Wingdings" w:hAnsi="Wingdings" w:hint="default"/>
+        <w:sz w:val="20"/>
+      </w:rPr>
+    </w:lvl>
+    <w:lvl w:ilvl="6" w:tentative="1">
+      <w:start w:val="1"/>
+      <w:numFmt w:val="bullet"/>
+      <w:lvlText w:val=""/>
+      <w:lvlJc w:val="left"/>
+      <w:pPr>
+        <w:tabs>
+          <w:tab w:val="num" w:pos="5040"/>
+        </w:tabs>
+        <w:ind w:left="5040" w:hanging="360"/>
+      </w:pPr>
+      <w:rPr>
+        <w:rFonts w:ascii="Wingdings" w:hAnsi="Wingdings" w:hint="default"/>
+        <w:sz w:val="20"/>
+      </w:rPr>
+    </w:lvl>
+    <w:lvl w:ilvl="7" w:tentative="1">
+      <w:start w:val="1"/>
+      <w:numFmt w:val="bullet"/>
+      <w:lvlText w:val=""/>
+      <w:lvlJc w:val="left"/>
+      <w:pPr>
+        <w:tabs>
+          <w:tab w:val="num" w:pos="5760"/>
+        </w:tabs>
+        <w:ind w:left="5760" w:hanging="360"/>
+      </w:pPr>
+      <w:rPr>
+        <w:rFonts w:ascii="Wingdings" w:hAnsi="Wingdings" w:hint="default"/>
+        <w:sz w:val="20"/>
+      </w:rPr>
+    </w:lvl>
+    <w:lvl w:ilvl="8" w:tentative="1">
+      <w:start w:val="1"/>
+      <w:numFmt w:val="bullet"/>
+      <w:lvlText w:val=""/>
+      <w:lvlJc w:val="left"/>
+      <w:pPr>
+        <w:tabs>
+          <w:tab w:val="num" w:pos="6480"/>
+        </w:tabs>
+        <w:ind w:left="6480" w:hanging="360"/>
+      </w:pPr>
+      <w:rPr>
+        <w:rFonts w:ascii="Wingdings" w:hAnsi="Wingdings" w:hint="default"/>
+        <w:sz w:val="20"/>
+      </w:rPr>
+    </w:lvl>
+  </w:abstractNum>
+  <w:abstractNum w:abstractNumId="2" w15:restartNumberingAfterBreak="0">
+    <w:nsid w:val="3C654152"/>
+    <w:multiLevelType w:val="multilevel"/>
+    <w:tmpl w:val="6D7CCF42"/>
+    <w:lvl w:ilvl="0">
+      <w:start w:val="1"/>
+      <w:numFmt w:val="bullet"/>
+      <w:lvlText w:val=""/>
+      <w:lvlJc w:val="left"/>
+      <w:pPr>
+        <w:tabs>
+          <w:tab w:val="num" w:pos="720"/>
+        </w:tabs>
+        <w:ind w:left="720" w:hanging="360"/>
+      </w:pPr>
+      <w:rPr>
+        <w:rFonts w:ascii="Symbol" w:hAnsi="Symbol" w:hint="default"/>
+        <w:sz w:val="20"/>
+      </w:rPr>
+    </w:lvl>
+    <w:lvl w:ilvl="1" w:tentative="1">
+      <w:start w:val="1"/>
+      <w:numFmt w:val="bullet"/>
+      <w:lvlText w:val="o"/>
+      <w:lvlJc w:val="left"/>
+      <w:pPr>
+        <w:tabs>
+          <w:tab w:val="num" w:pos="1440"/>
+        </w:tabs>
+        <w:ind w:left="1440" w:hanging="360"/>
+      </w:pPr>
+      <w:rPr>
+        <w:rFonts w:ascii="Courier New" w:hAnsi="Courier New" w:hint="default"/>
+        <w:sz w:val="20"/>
+      </w:rPr>
+    </w:lvl>
+    <w:lvl w:ilvl="2" w:tentative="1">
+      <w:start w:val="1"/>
+      <w:numFmt w:val="bullet"/>
+      <w:lvlText w:val=""/>
+      <w:lvlJc w:val="left"/>
+      <w:pPr>
+        <w:tabs>
+          <w:tab w:val="num" w:pos="2160"/>
+        </w:tabs>
+        <w:ind w:left="2160" w:hanging="360"/>
+      </w:pPr>
+      <w:rPr>
+        <w:rFonts w:ascii="Wingdings" w:hAnsi="Wingdings" w:hint="default"/>
+        <w:sz w:val="20"/>
+      </w:rPr>
+    </w:lvl>
+    <w:lvl w:ilvl="3" w:tentative="1">
+      <w:start w:val="1"/>
+      <w:numFmt w:val="bullet"/>
+      <w:lvlText w:val=""/>
+      <w:lvlJc w:val="left"/>
+      <w:pPr>
+        <w:tabs>
+          <w:tab w:val="num" w:pos="2880"/>
+        </w:tabs>
+        <w:ind w:left="2880" w:hanging="360"/>
+      </w:pPr>
+      <w:rPr>
+        <w:rFonts w:ascii="Wingdings" w:hAnsi="Wingdings" w:hint="default"/>
+        <w:sz w:val="20"/>
+      </w:rPr>
+    </w:lvl>
+    <w:lvl w:ilvl="4" w:tentative="1">
+      <w:start w:val="1"/>
+      <w:numFmt w:val="bullet"/>
+      <w:lvlText w:val=""/>
+      <w:lvlJc w:val="left"/>
+      <w:pPr>
+        <w:tabs>
+          <w:tab w:val="num" w:pos="3600"/>
+        </w:tabs>
+        <w:ind w:left="3600" w:hanging="360"/>
+      </w:pPr>
+      <w:rPr>
+        <w:rFonts w:ascii="Wingdings" w:hAnsi="Wingdings" w:hint="default"/>
+        <w:sz w:val="20"/>
+      </w:rPr>
+    </w:lvl>
+    <w:lvl w:ilvl="5" w:tentative="1">
+      <w:start w:val="1"/>
+      <w:numFmt w:val="bullet"/>
+      <w:lvlText w:val=""/>
+      <w:lvlJc w:val="left"/>
+      <w:pPr>
+        <w:tabs>
+          <w:tab w:val="num" w:pos="4320"/>
+        </w:tabs>
+        <w:ind w:left="4320" w:hanging="360"/>
+      </w:pPr>
+      <w:rPr>
+        <w:rFonts w:ascii="Wingdings" w:hAnsi="Wingdings" w:hint="default"/>
+        <w:sz w:val="20"/>
+      </w:rPr>
+    </w:lvl>
+    <w:lvl w:ilvl="6" w:tentative="1">
+      <w:start w:val="1"/>
+      <w:numFmt w:val="bullet"/>
+      <w:lvlText w:val=""/>
+      <w:lvlJc w:val="left"/>
+      <w:pPr>
+        <w:tabs>
+          <w:tab w:val="num" w:pos="5040"/>
+        </w:tabs>
+        <w:ind w:left="5040" w:hanging="360"/>
+      </w:pPr>
+      <w:rPr>
+        <w:rFonts w:ascii="Wingdings" w:hAnsi="Wingdings" w:hint="default"/>
+        <w:sz w:val="20"/>
+      </w:rPr>
+    </w:lvl>
+    <w:lvl w:ilvl="7" w:tentative="1">
+      <w:start w:val="1"/>
+      <w:numFmt w:val="bullet"/>
+      <w:lvlText w:val=""/>
+      <w:lvlJc w:val="left"/>
+      <w:pPr>
+        <w:tabs>
+          <w:tab w:val="num" w:pos="5760"/>
+        </w:tabs>
+        <w:ind w:left="5760" w:hanging="360"/>
+      </w:pPr>
+      <w:rPr>
+        <w:rFonts w:ascii="Wingdings" w:hAnsi="Wingdings" w:hint="default"/>
+        <w:sz w:val="20"/>
+      </w:rPr>
+    </w:lvl>
+    <w:lvl w:ilvl="8" w:tentative="1">
+      <w:start w:val="1"/>
+      <w:numFmt w:val="bullet"/>
+      <w:lvlText w:val=""/>
+      <w:lvlJc w:val="left"/>
+      <w:pPr>
+        <w:tabs>
+          <w:tab w:val="num" w:pos="6480"/>
+        </w:tabs>
+        <w:ind w:left="6480" w:hanging="360"/>
+      </w:pPr>
+      <w:rPr>
+        <w:rFonts w:ascii="Wingdings" w:hAnsi="Wingdings" w:hint="default"/>
+        <w:sz w:val="20"/>
+      </w:rPr>
+    </w:lvl>
+  </w:abstractNum>
+  <w:abstractNum w:abstractNumId="3" w15:restartNumberingAfterBreak="0">
+    <w:nsid w:val="3EC95A9D"/>
+    <w:multiLevelType w:val="multilevel"/>
+    <w:tmpl w:val="F424A046"/>
+    <w:lvl w:ilvl="0">
+      <w:start w:val="1"/>
+      <w:numFmt w:val="bullet"/>
+      <w:lvlText w:val=""/>
+      <w:lvlJc w:val="left"/>
+      <w:pPr>
+        <w:tabs>
+          <w:tab w:val="num" w:pos="720"/>
+        </w:tabs>
+        <w:ind w:left="720" w:hanging="360"/>
+      </w:pPr>
+      <w:rPr>
+        <w:rFonts w:ascii="Symbol" w:hAnsi="Symbol" w:hint="default"/>
+        <w:sz w:val="20"/>
+      </w:rPr>
+    </w:lvl>
+    <w:lvl w:ilvl="1" w:tentative="1">
+      <w:start w:val="1"/>
+      <w:numFmt w:val="bullet"/>
+      <w:lvlText w:val="o"/>
+      <w:lvlJc w:val="left"/>
+      <w:pPr>
+        <w:tabs>
+          <w:tab w:val="num" w:pos="1440"/>
+        </w:tabs>
+        <w:ind w:left="1440" w:hanging="360"/>
+      </w:pPr>
+      <w:rPr>
+        <w:rFonts w:ascii="Courier New" w:hAnsi="Courier New" w:hint="default"/>
+        <w:sz w:val="20"/>
+      </w:rPr>
+    </w:lvl>
+    <w:lvl w:ilvl="2" w:tentative="1">
+      <w:start w:val="1"/>
+      <w:numFmt w:val="bullet"/>
+      <w:lvlText w:val=""/>
+      <w:lvlJc w:val="left"/>
+      <w:pPr>
+        <w:tabs>
+          <w:tab w:val="num" w:pos="2160"/>
+        </w:tabs>
+        <w:ind w:left="2160" w:hanging="360"/>
+      </w:pPr>
+      <w:rPr>
+        <w:rFonts w:ascii="Wingdings" w:hAnsi="Wingdings" w:hint="default"/>
+        <w:sz w:val="20"/>
+      </w:rPr>
+    </w:lvl>
+    <w:lvl w:ilvl="3" w:tentative="1">
+      <w:start w:val="1"/>
+      <w:numFmt w:val="bullet"/>
+      <w:lvlText w:val=""/>
+      <w:lvlJc w:val="left"/>
+      <w:pPr>
+        <w:tabs>
+          <w:tab w:val="num" w:pos="2880"/>
+        </w:tabs>
+        <w:ind w:left="2880" w:hanging="360"/>
+      </w:pPr>
+      <w:rPr>
+        <w:rFonts w:ascii="Wingdings" w:hAnsi="Wingdings" w:hint="default"/>
+        <w:sz w:val="20"/>
+      </w:rPr>
+    </w:lvl>
+    <w:lvl w:ilvl="4" w:tentative="1">
+      <w:start w:val="1"/>
+      <w:numFmt w:val="bullet"/>
+      <w:lvlText w:val=""/>
+      <w:lvlJc w:val="left"/>
+      <w:pPr>
+        <w:tabs>
+          <w:tab w:val="num" w:pos="3600"/>
+        </w:tabs>
+        <w:ind w:left="3600" w:hanging="360"/>
+      </w:pPr>
+      <w:rPr>
+        <w:rFonts w:ascii="Wingdings" w:hAnsi="Wingdings" w:hint="default"/>
+        <w:sz w:val="20"/>
+      </w:rPr>
+    </w:lvl>
+    <w:lvl w:ilvl="5" w:tentative="1">
+      <w:start w:val="1"/>
+      <w:numFmt w:val="bullet"/>
+      <w:lvlText w:val=""/>
+      <w:lvlJc w:val="left"/>
+      <w:pPr>
+        <w:tabs>
+          <w:tab w:val="num" w:pos="4320"/>
+        </w:tabs>
+        <w:ind w:left="4320" w:hanging="360"/>
+      </w:pPr>
+      <w:rPr>
+        <w:rFonts w:ascii="Wingdings" w:hAnsi="Wingdings" w:hint="default"/>
+        <w:sz w:val="20"/>
+      </w:rPr>
+    </w:lvl>
+    <w:lvl w:ilvl="6" w:tentative="1">
+      <w:start w:val="1"/>
+      <w:numFmt w:val="bullet"/>
+      <w:lvlText w:val=""/>
+      <w:lvlJc w:val="left"/>
+      <w:pPr>
+        <w:tabs>
+          <w:tab w:val="num" w:pos="5040"/>
+        </w:tabs>
+        <w:ind w:left="5040" w:hanging="360"/>
+      </w:pPr>
+      <w:rPr>
+        <w:rFonts w:ascii="Wingdings" w:hAnsi="Wingdings" w:hint="default"/>
+        <w:sz w:val="20"/>
+      </w:rPr>
+    </w:lvl>
+    <w:lvl w:ilvl="7" w:tentative="1">
+      <w:start w:val="1"/>
+      <w:numFmt w:val="bullet"/>
+      <w:lvlText w:val=""/>
+      <w:lvlJc w:val="left"/>
+      <w:pPr>
+        <w:tabs>
+          <w:tab w:val="num" w:pos="5760"/>
+        </w:tabs>
+        <w:ind w:left="5760" w:hanging="360"/>
+      </w:pPr>
+      <w:rPr>
+        <w:rFonts w:ascii="Wingdings" w:hAnsi="Wingdings" w:hint="default"/>
+        <w:sz w:val="20"/>
+      </w:rPr>
+    </w:lvl>
+    <w:lvl w:ilvl="8" w:tentative="1">
+      <w:start w:val="1"/>
+      <w:numFmt w:val="bullet"/>
+      <w:lvlText w:val=""/>
+      <w:lvlJc w:val="left"/>
+      <w:pPr>
+        <w:tabs>
+          <w:tab w:val="num" w:pos="6480"/>
+        </w:tabs>
+        <w:ind w:left="6480" w:hanging="360"/>
+      </w:pPr>
+      <w:rPr>
+        <w:rFonts w:ascii="Wingdings" w:hAnsi="Wingdings" w:hint="default"/>
+        <w:sz w:val="20"/>
+      </w:rPr>
+    </w:lvl>
+  </w:abstractNum>
+  <w:abstractNum w:abstractNumId="4" w15:restartNumberingAfterBreak="0">
+    <w:nsid w:val="442171CD"/>
+    <w:multiLevelType w:val="multilevel"/>
+    <w:tmpl w:val="22AC9EDC"/>
+    <w:lvl w:ilvl="0">
+      <w:start w:val="1"/>
+      <w:numFmt w:val="bullet"/>
+      <w:lvlText w:val=""/>
+      <w:lvlJc w:val="left"/>
+      <w:pPr>
+        <w:tabs>
+          <w:tab w:val="num" w:pos="720"/>
+        </w:tabs>
+        <w:ind w:left="720" w:hanging="360"/>
+      </w:pPr>
+      <w:rPr>
+        <w:rFonts w:ascii="Symbol" w:hAnsi="Symbol" w:hint="default"/>
+        <w:sz w:val="20"/>
+      </w:rPr>
+    </w:lvl>
+    <w:lvl w:ilvl="1" w:tentative="1">
+      <w:start w:val="1"/>
+      <w:numFmt w:val="bullet"/>
+      <w:lvlText w:val="o"/>
+      <w:lvlJc w:val="left"/>
+      <w:pPr>
+        <w:tabs>
+          <w:tab w:val="num" w:pos="1440"/>
+        </w:tabs>
+        <w:ind w:left="1440" w:hanging="360"/>
+      </w:pPr>
+      <w:rPr>
+        <w:rFonts w:ascii="Courier New" w:hAnsi="Courier New" w:hint="default"/>
+        <w:sz w:val="20"/>
+      </w:rPr>
+    </w:lvl>
+    <w:lvl w:ilvl="2" w:tentative="1">
+      <w:start w:val="1"/>
+      <w:numFmt w:val="bullet"/>
+      <w:lvlText w:val=""/>
+      <w:lvlJc w:val="left"/>
+      <w:pPr>
+        <w:tabs>
+          <w:tab w:val="num" w:pos="2160"/>
+        </w:tabs>
+        <w:ind w:left="2160" w:hanging="360"/>
+      </w:pPr>
+      <w:rPr>
+        <w:rFonts w:ascii="Wingdings" w:hAnsi="Wingdings" w:hint="default"/>
+        <w:sz w:val="20"/>
+      </w:rPr>
+    </w:lvl>
+    <w:lvl w:ilvl="3" w:tentative="1">
+      <w:start w:val="1"/>
+      <w:numFmt w:val="bullet"/>
+      <w:lvlText w:val=""/>
+      <w:lvlJc w:val="left"/>
+      <w:pPr>
+        <w:tabs>
+          <w:tab w:val="num" w:pos="2880"/>
+        </w:tabs>
+        <w:ind w:left="2880" w:hanging="360"/>
+      </w:pPr>
+      <w:rPr>
+        <w:rFonts w:ascii="Wingdings" w:hAnsi="Wingdings" w:hint="default"/>
+        <w:sz w:val="20"/>
+      </w:rPr>
+    </w:lvl>
+    <w:lvl w:ilvl="4" w:tentative="1">
+      <w:start w:val="1"/>
+      <w:numFmt w:val="bullet"/>
+      <w:lvlText w:val=""/>
+      <w:lvlJc w:val="left"/>
+      <w:pPr>
+        <w:tabs>
+          <w:tab w:val="num" w:pos="3600"/>
+        </w:tabs>
+        <w:ind w:left="3600" w:hanging="360"/>
+      </w:pPr>
+      <w:rPr>
+        <w:rFonts w:ascii="Wingdings" w:hAnsi="Wingdings" w:hint="default"/>
+        <w:sz w:val="20"/>
+      </w:rPr>
+    </w:lvl>
+    <w:lvl w:ilvl="5" w:tentative="1">
+      <w:start w:val="1"/>
+      <w:numFmt w:val="bullet"/>
+      <w:lvlText w:val=""/>
+      <w:lvlJc w:val="left"/>
+      <w:pPr>
+        <w:tabs>
+          <w:tab w:val="num" w:pos="4320"/>
+        </w:tabs>
+        <w:ind w:left="4320" w:hanging="360"/>
+      </w:pPr>
+      <w:rPr>
+        <w:rFonts w:ascii="Wingdings" w:hAnsi="Wingdings" w:hint="default"/>
+        <w:sz w:val="20"/>
+      </w:rPr>
+    </w:lvl>
+    <w:lvl w:ilvl="6" w:tentative="1">
+      <w:start w:val="1"/>
+      <w:numFmt w:val="bullet"/>
+      <w:lvlText w:val=""/>
+      <w:lvlJc w:val="left"/>
+      <w:pPr>
+        <w:tabs>
+          <w:tab w:val="num" w:pos="5040"/>
+        </w:tabs>
+        <w:ind w:left="5040" w:hanging="360"/>
+      </w:pPr>
+      <w:rPr>
+        <w:rFonts w:ascii="Wingdings" w:hAnsi="Wingdings" w:hint="default"/>
+        <w:sz w:val="20"/>
+      </w:rPr>
+    </w:lvl>
+    <w:lvl w:ilvl="7" w:tentative="1">
+      <w:start w:val="1"/>
+      <w:numFmt w:val="bullet"/>
+      <w:lvlText w:val=""/>
+      <w:lvlJc w:val="left"/>
+      <w:pPr>
+        <w:tabs>
+          <w:tab w:val="num" w:pos="5760"/>
+        </w:tabs>
+        <w:ind w:left="5760" w:hanging="360"/>
+      </w:pPr>
+      <w:rPr>
+        <w:rFonts w:ascii="Wingdings" w:hAnsi="Wingdings" w:hint="default"/>
+        <w:sz w:val="20"/>
+      </w:rPr>
+    </w:lvl>
+    <w:lvl w:ilvl="8" w:tentative="1">
+      <w:start w:val="1"/>
+      <w:numFmt w:val="bullet"/>
+      <w:lvlText w:val=""/>
+      <w:lvlJc w:val="left"/>
+      <w:pPr>
+        <w:tabs>
+          <w:tab w:val="num" w:pos="6480"/>
+        </w:tabs>
+        <w:ind w:left="6480" w:hanging="360"/>
+      </w:pPr>
+      <w:rPr>
+        <w:rFonts w:ascii="Wingdings" w:hAnsi="Wingdings" w:hint="default"/>
+        <w:sz w:val="20"/>
+      </w:rPr>
+    </w:lvl>
+  </w:abstractNum>
+  <w:abstractNum w:abstractNumId="5" w15:restartNumberingAfterBreak="0">
     <w:nsid w:val="44EE25B2"/>
     <w:multiLevelType w:val="hybridMultilevel"/>
     <w:tmpl w:val="52505316"/>
@@ -1390,7 +3833,7 @@
       <w:lvlText w:val="%1."/>
       <w:lvlJc w:val="left"/>
       <w:pPr>
-        <w:ind w:left="720" w:hanging="360"/>
+        <w:ind w:left="360" w:hanging="360"/>
       </w:pPr>
       <w:rPr>
         <w:rFonts w:hint="default"/>
@@ -1404,7 +3847,7 @@
       <w:lvlText w:val="%2."/>
       <w:lvlJc w:val="left"/>
       <w:pPr>
-        <w:ind w:left="1440" w:hanging="360"/>
+        <w:ind w:left="1080" w:hanging="360"/>
       </w:pPr>
     </w:lvl>
     <w:lvl w:ilvl="2" w:tplc="0409001B" w:tentative="1">
@@ -1413,7 +3856,7 @@
       <w:lvlText w:val="%3."/>
       <w:lvlJc w:val="right"/>
       <w:pPr>
-        <w:ind w:left="2160" w:hanging="180"/>
+        <w:ind w:left="1800" w:hanging="180"/>
       </w:pPr>
     </w:lvl>
     <w:lvl w:ilvl="3" w:tplc="0409000F" w:tentative="1">
@@ -1422,7 +3865,7 @@
       <w:lvlText w:val="%4."/>
       <w:lvlJc w:val="left"/>
       <w:pPr>
-        <w:ind w:left="2880" w:hanging="360"/>
+        <w:ind w:left="2520" w:hanging="360"/>
       </w:pPr>
     </w:lvl>
     <w:lvl w:ilvl="4" w:tplc="04090019" w:tentative="1">
@@ -1431,7 +3874,7 @@
       <w:lvlText w:val="%5."/>
       <w:lvlJc w:val="left"/>
       <w:pPr>
-        <w:ind w:left="3600" w:hanging="360"/>
+        <w:ind w:left="3240" w:hanging="360"/>
       </w:pPr>
     </w:lvl>
     <w:lvl w:ilvl="5" w:tplc="0409001B" w:tentative="1">
@@ -1440,7 +3883,7 @@
       <w:lvlText w:val="%6."/>
       <w:lvlJc w:val="right"/>
       <w:pPr>
-        <w:ind w:left="4320" w:hanging="180"/>
+        <w:ind w:left="3960" w:hanging="180"/>
       </w:pPr>
     </w:lvl>
     <w:lvl w:ilvl="6" w:tplc="0409000F" w:tentative="1">
@@ -1449,7 +3892,7 @@
       <w:lvlText w:val="%7."/>
       <w:lvlJc w:val="left"/>
       <w:pPr>
-        <w:ind w:left="5040" w:hanging="360"/>
+        <w:ind w:left="4680" w:hanging="360"/>
       </w:pPr>
     </w:lvl>
     <w:lvl w:ilvl="7" w:tplc="04090019" w:tentative="1">
@@ -1458,7 +3901,7 @@
       <w:lvlText w:val="%8."/>
       <w:lvlJc w:val="left"/>
       <w:pPr>
-        <w:ind w:left="5760" w:hanging="360"/>
+        <w:ind w:left="5400" w:hanging="360"/>
       </w:pPr>
     </w:lvl>
     <w:lvl w:ilvl="8" w:tplc="0409001B" w:tentative="1">
@@ -1467,11 +3910,634 @@
       <w:lvlText w:val="%9."/>
       <w:lvlJc w:val="right"/>
       <w:pPr>
-        <w:ind w:left="6480" w:hanging="180"/>
-      </w:pPr>
+        <w:ind w:left="6120" w:hanging="180"/>
+      </w:pPr>
+    </w:lvl>
+  </w:abstractNum>
+  <w:abstractNum w:abstractNumId="6" w15:restartNumberingAfterBreak="0">
+    <w:nsid w:val="4EA716DA"/>
+    <w:multiLevelType w:val="multilevel"/>
+    <w:tmpl w:val="98DA745E"/>
+    <w:lvl w:ilvl="0">
+      <w:start w:val="1"/>
+      <w:numFmt w:val="bullet"/>
+      <w:lvlText w:val=""/>
+      <w:lvlJc w:val="left"/>
+      <w:pPr>
+        <w:tabs>
+          <w:tab w:val="num" w:pos="720"/>
+        </w:tabs>
+        <w:ind w:left="720" w:hanging="360"/>
+      </w:pPr>
+      <w:rPr>
+        <w:rFonts w:ascii="Symbol" w:hAnsi="Symbol" w:hint="default"/>
+        <w:sz w:val="20"/>
+      </w:rPr>
+    </w:lvl>
+    <w:lvl w:ilvl="1" w:tentative="1">
+      <w:start w:val="1"/>
+      <w:numFmt w:val="bullet"/>
+      <w:lvlText w:val="o"/>
+      <w:lvlJc w:val="left"/>
+      <w:pPr>
+        <w:tabs>
+          <w:tab w:val="num" w:pos="1440"/>
+        </w:tabs>
+        <w:ind w:left="1440" w:hanging="360"/>
+      </w:pPr>
+      <w:rPr>
+        <w:rFonts w:ascii="Courier New" w:hAnsi="Courier New" w:hint="default"/>
+        <w:sz w:val="20"/>
+      </w:rPr>
+    </w:lvl>
+    <w:lvl w:ilvl="2" w:tentative="1">
+      <w:start w:val="1"/>
+      <w:numFmt w:val="bullet"/>
+      <w:lvlText w:val=""/>
+      <w:lvlJc w:val="left"/>
+      <w:pPr>
+        <w:tabs>
+          <w:tab w:val="num" w:pos="2160"/>
+        </w:tabs>
+        <w:ind w:left="2160" w:hanging="360"/>
+      </w:pPr>
+      <w:rPr>
+        <w:rFonts w:ascii="Wingdings" w:hAnsi="Wingdings" w:hint="default"/>
+        <w:sz w:val="20"/>
+      </w:rPr>
+    </w:lvl>
+    <w:lvl w:ilvl="3" w:tentative="1">
+      <w:start w:val="1"/>
+      <w:numFmt w:val="bullet"/>
+      <w:lvlText w:val=""/>
+      <w:lvlJc w:val="left"/>
+      <w:pPr>
+        <w:tabs>
+          <w:tab w:val="num" w:pos="2880"/>
+        </w:tabs>
+        <w:ind w:left="2880" w:hanging="360"/>
+      </w:pPr>
+      <w:rPr>
+        <w:rFonts w:ascii="Wingdings" w:hAnsi="Wingdings" w:hint="default"/>
+        <w:sz w:val="20"/>
+      </w:rPr>
+    </w:lvl>
+    <w:lvl w:ilvl="4" w:tentative="1">
+      <w:start w:val="1"/>
+      <w:numFmt w:val="bullet"/>
+      <w:lvlText w:val=""/>
+      <w:lvlJc w:val="left"/>
+      <w:pPr>
+        <w:tabs>
+          <w:tab w:val="num" w:pos="3600"/>
+        </w:tabs>
+        <w:ind w:left="3600" w:hanging="360"/>
+      </w:pPr>
+      <w:rPr>
+        <w:rFonts w:ascii="Wingdings" w:hAnsi="Wingdings" w:hint="default"/>
+        <w:sz w:val="20"/>
+      </w:rPr>
+    </w:lvl>
+    <w:lvl w:ilvl="5" w:tentative="1">
+      <w:start w:val="1"/>
+      <w:numFmt w:val="bullet"/>
+      <w:lvlText w:val=""/>
+      <w:lvlJc w:val="left"/>
+      <w:pPr>
+        <w:tabs>
+          <w:tab w:val="num" w:pos="4320"/>
+        </w:tabs>
+        <w:ind w:left="4320" w:hanging="360"/>
+      </w:pPr>
+      <w:rPr>
+        <w:rFonts w:ascii="Wingdings" w:hAnsi="Wingdings" w:hint="default"/>
+        <w:sz w:val="20"/>
+      </w:rPr>
+    </w:lvl>
+    <w:lvl w:ilvl="6" w:tentative="1">
+      <w:start w:val="1"/>
+      <w:numFmt w:val="bullet"/>
+      <w:lvlText w:val=""/>
+      <w:lvlJc w:val="left"/>
+      <w:pPr>
+        <w:tabs>
+          <w:tab w:val="num" w:pos="5040"/>
+        </w:tabs>
+        <w:ind w:left="5040" w:hanging="360"/>
+      </w:pPr>
+      <w:rPr>
+        <w:rFonts w:ascii="Wingdings" w:hAnsi="Wingdings" w:hint="default"/>
+        <w:sz w:val="20"/>
+      </w:rPr>
+    </w:lvl>
+    <w:lvl w:ilvl="7" w:tentative="1">
+      <w:start w:val="1"/>
+      <w:numFmt w:val="bullet"/>
+      <w:lvlText w:val=""/>
+      <w:lvlJc w:val="left"/>
+      <w:pPr>
+        <w:tabs>
+          <w:tab w:val="num" w:pos="5760"/>
+        </w:tabs>
+        <w:ind w:left="5760" w:hanging="360"/>
+      </w:pPr>
+      <w:rPr>
+        <w:rFonts w:ascii="Wingdings" w:hAnsi="Wingdings" w:hint="default"/>
+        <w:sz w:val="20"/>
+      </w:rPr>
+    </w:lvl>
+    <w:lvl w:ilvl="8" w:tentative="1">
+      <w:start w:val="1"/>
+      <w:numFmt w:val="bullet"/>
+      <w:lvlText w:val=""/>
+      <w:lvlJc w:val="left"/>
+      <w:pPr>
+        <w:tabs>
+          <w:tab w:val="num" w:pos="6480"/>
+        </w:tabs>
+        <w:ind w:left="6480" w:hanging="360"/>
+      </w:pPr>
+      <w:rPr>
+        <w:rFonts w:ascii="Wingdings" w:hAnsi="Wingdings" w:hint="default"/>
+        <w:sz w:val="20"/>
+      </w:rPr>
+    </w:lvl>
+  </w:abstractNum>
+  <w:abstractNum w:abstractNumId="7" w15:restartNumberingAfterBreak="0">
+    <w:nsid w:val="4FD57591"/>
+    <w:multiLevelType w:val="multilevel"/>
+    <w:tmpl w:val="02F489AE"/>
+    <w:lvl w:ilvl="0">
+      <w:start w:val="1"/>
+      <w:numFmt w:val="bullet"/>
+      <w:lvlText w:val=""/>
+      <w:lvlJc w:val="left"/>
+      <w:pPr>
+        <w:tabs>
+          <w:tab w:val="num" w:pos="720"/>
+        </w:tabs>
+        <w:ind w:left="720" w:hanging="360"/>
+      </w:pPr>
+      <w:rPr>
+        <w:rFonts w:ascii="Symbol" w:hAnsi="Symbol" w:hint="default"/>
+        <w:sz w:val="20"/>
+      </w:rPr>
+    </w:lvl>
+    <w:lvl w:ilvl="1" w:tentative="1">
+      <w:start w:val="1"/>
+      <w:numFmt w:val="bullet"/>
+      <w:lvlText w:val="o"/>
+      <w:lvlJc w:val="left"/>
+      <w:pPr>
+        <w:tabs>
+          <w:tab w:val="num" w:pos="1440"/>
+        </w:tabs>
+        <w:ind w:left="1440" w:hanging="360"/>
+      </w:pPr>
+      <w:rPr>
+        <w:rFonts w:ascii="Courier New" w:hAnsi="Courier New" w:hint="default"/>
+        <w:sz w:val="20"/>
+      </w:rPr>
+    </w:lvl>
+    <w:lvl w:ilvl="2" w:tentative="1">
+      <w:start w:val="1"/>
+      <w:numFmt w:val="bullet"/>
+      <w:lvlText w:val=""/>
+      <w:lvlJc w:val="left"/>
+      <w:pPr>
+        <w:tabs>
+          <w:tab w:val="num" w:pos="2160"/>
+        </w:tabs>
+        <w:ind w:left="2160" w:hanging="360"/>
+      </w:pPr>
+      <w:rPr>
+        <w:rFonts w:ascii="Wingdings" w:hAnsi="Wingdings" w:hint="default"/>
+        <w:sz w:val="20"/>
+      </w:rPr>
+    </w:lvl>
+    <w:lvl w:ilvl="3" w:tentative="1">
+      <w:start w:val="1"/>
+      <w:numFmt w:val="bullet"/>
+      <w:lvlText w:val=""/>
+      <w:lvlJc w:val="left"/>
+      <w:pPr>
+        <w:tabs>
+          <w:tab w:val="num" w:pos="2880"/>
+        </w:tabs>
+        <w:ind w:left="2880" w:hanging="360"/>
+      </w:pPr>
+      <w:rPr>
+        <w:rFonts w:ascii="Wingdings" w:hAnsi="Wingdings" w:hint="default"/>
+        <w:sz w:val="20"/>
+      </w:rPr>
+    </w:lvl>
+    <w:lvl w:ilvl="4" w:tentative="1">
+      <w:start w:val="1"/>
+      <w:numFmt w:val="bullet"/>
+      <w:lvlText w:val=""/>
+      <w:lvlJc w:val="left"/>
+      <w:pPr>
+        <w:tabs>
+          <w:tab w:val="num" w:pos="3600"/>
+        </w:tabs>
+        <w:ind w:left="3600" w:hanging="360"/>
+      </w:pPr>
+      <w:rPr>
+        <w:rFonts w:ascii="Wingdings" w:hAnsi="Wingdings" w:hint="default"/>
+        <w:sz w:val="20"/>
+      </w:rPr>
+    </w:lvl>
+    <w:lvl w:ilvl="5" w:tentative="1">
+      <w:start w:val="1"/>
+      <w:numFmt w:val="bullet"/>
+      <w:lvlText w:val=""/>
+      <w:lvlJc w:val="left"/>
+      <w:pPr>
+        <w:tabs>
+          <w:tab w:val="num" w:pos="4320"/>
+        </w:tabs>
+        <w:ind w:left="4320" w:hanging="360"/>
+      </w:pPr>
+      <w:rPr>
+        <w:rFonts w:ascii="Wingdings" w:hAnsi="Wingdings" w:hint="default"/>
+        <w:sz w:val="20"/>
+      </w:rPr>
+    </w:lvl>
+    <w:lvl w:ilvl="6" w:tentative="1">
+      <w:start w:val="1"/>
+      <w:numFmt w:val="bullet"/>
+      <w:lvlText w:val=""/>
+      <w:lvlJc w:val="left"/>
+      <w:pPr>
+        <w:tabs>
+          <w:tab w:val="num" w:pos="5040"/>
+        </w:tabs>
+        <w:ind w:left="5040" w:hanging="360"/>
+      </w:pPr>
+      <w:rPr>
+        <w:rFonts w:ascii="Wingdings" w:hAnsi="Wingdings" w:hint="default"/>
+        <w:sz w:val="20"/>
+      </w:rPr>
+    </w:lvl>
+    <w:lvl w:ilvl="7" w:tentative="1">
+      <w:start w:val="1"/>
+      <w:numFmt w:val="bullet"/>
+      <w:lvlText w:val=""/>
+      <w:lvlJc w:val="left"/>
+      <w:pPr>
+        <w:tabs>
+          <w:tab w:val="num" w:pos="5760"/>
+        </w:tabs>
+        <w:ind w:left="5760" w:hanging="360"/>
+      </w:pPr>
+      <w:rPr>
+        <w:rFonts w:ascii="Wingdings" w:hAnsi="Wingdings" w:hint="default"/>
+        <w:sz w:val="20"/>
+      </w:rPr>
+    </w:lvl>
+    <w:lvl w:ilvl="8" w:tentative="1">
+      <w:start w:val="1"/>
+      <w:numFmt w:val="bullet"/>
+      <w:lvlText w:val=""/>
+      <w:lvlJc w:val="left"/>
+      <w:pPr>
+        <w:tabs>
+          <w:tab w:val="num" w:pos="6480"/>
+        </w:tabs>
+        <w:ind w:left="6480" w:hanging="360"/>
+      </w:pPr>
+      <w:rPr>
+        <w:rFonts w:ascii="Wingdings" w:hAnsi="Wingdings" w:hint="default"/>
+        <w:sz w:val="20"/>
+      </w:rPr>
+    </w:lvl>
+  </w:abstractNum>
+  <w:abstractNum w:abstractNumId="8" w15:restartNumberingAfterBreak="0">
+    <w:nsid w:val="712D17DF"/>
+    <w:multiLevelType w:val="multilevel"/>
+    <w:tmpl w:val="1618F2AC"/>
+    <w:lvl w:ilvl="0">
+      <w:start w:val="1"/>
+      <w:numFmt w:val="bullet"/>
+      <w:lvlText w:val=""/>
+      <w:lvlJc w:val="left"/>
+      <w:pPr>
+        <w:tabs>
+          <w:tab w:val="num" w:pos="720"/>
+        </w:tabs>
+        <w:ind w:left="720" w:hanging="360"/>
+      </w:pPr>
+      <w:rPr>
+        <w:rFonts w:ascii="Symbol" w:hAnsi="Symbol" w:hint="default"/>
+        <w:sz w:val="20"/>
+      </w:rPr>
+    </w:lvl>
+    <w:lvl w:ilvl="1" w:tentative="1">
+      <w:start w:val="1"/>
+      <w:numFmt w:val="bullet"/>
+      <w:lvlText w:val="o"/>
+      <w:lvlJc w:val="left"/>
+      <w:pPr>
+        <w:tabs>
+          <w:tab w:val="num" w:pos="1440"/>
+        </w:tabs>
+        <w:ind w:left="1440" w:hanging="360"/>
+      </w:pPr>
+      <w:rPr>
+        <w:rFonts w:ascii="Courier New" w:hAnsi="Courier New" w:hint="default"/>
+        <w:sz w:val="20"/>
+      </w:rPr>
+    </w:lvl>
+    <w:lvl w:ilvl="2" w:tentative="1">
+      <w:start w:val="1"/>
+      <w:numFmt w:val="bullet"/>
+      <w:lvlText w:val=""/>
+      <w:lvlJc w:val="left"/>
+      <w:pPr>
+        <w:tabs>
+          <w:tab w:val="num" w:pos="2160"/>
+        </w:tabs>
+        <w:ind w:left="2160" w:hanging="360"/>
+      </w:pPr>
+      <w:rPr>
+        <w:rFonts w:ascii="Wingdings" w:hAnsi="Wingdings" w:hint="default"/>
+        <w:sz w:val="20"/>
+      </w:rPr>
+    </w:lvl>
+    <w:lvl w:ilvl="3" w:tentative="1">
+      <w:start w:val="1"/>
+      <w:numFmt w:val="bullet"/>
+      <w:lvlText w:val=""/>
+      <w:lvlJc w:val="left"/>
+      <w:pPr>
+        <w:tabs>
+          <w:tab w:val="num" w:pos="2880"/>
+        </w:tabs>
+        <w:ind w:left="2880" w:hanging="360"/>
+      </w:pPr>
+      <w:rPr>
+        <w:rFonts w:ascii="Wingdings" w:hAnsi="Wingdings" w:hint="default"/>
+        <w:sz w:val="20"/>
+      </w:rPr>
+    </w:lvl>
+    <w:lvl w:ilvl="4" w:tentative="1">
+      <w:start w:val="1"/>
+      <w:numFmt w:val="bullet"/>
+      <w:lvlText w:val=""/>
+      <w:lvlJc w:val="left"/>
+      <w:pPr>
+        <w:tabs>
+          <w:tab w:val="num" w:pos="3600"/>
+        </w:tabs>
+        <w:ind w:left="3600" w:hanging="360"/>
+      </w:pPr>
+      <w:rPr>
+        <w:rFonts w:ascii="Wingdings" w:hAnsi="Wingdings" w:hint="default"/>
+        <w:sz w:val="20"/>
+      </w:rPr>
+    </w:lvl>
+    <w:lvl w:ilvl="5" w:tentative="1">
+      <w:start w:val="1"/>
+      <w:numFmt w:val="bullet"/>
+      <w:lvlText w:val=""/>
+      <w:lvlJc w:val="left"/>
+      <w:pPr>
+        <w:tabs>
+          <w:tab w:val="num" w:pos="4320"/>
+        </w:tabs>
+        <w:ind w:left="4320" w:hanging="360"/>
+      </w:pPr>
+      <w:rPr>
+        <w:rFonts w:ascii="Wingdings" w:hAnsi="Wingdings" w:hint="default"/>
+        <w:sz w:val="20"/>
+      </w:rPr>
+    </w:lvl>
+    <w:lvl w:ilvl="6" w:tentative="1">
+      <w:start w:val="1"/>
+      <w:numFmt w:val="bullet"/>
+      <w:lvlText w:val=""/>
+      <w:lvlJc w:val="left"/>
+      <w:pPr>
+        <w:tabs>
+          <w:tab w:val="num" w:pos="5040"/>
+        </w:tabs>
+        <w:ind w:left="5040" w:hanging="360"/>
+      </w:pPr>
+      <w:rPr>
+        <w:rFonts w:ascii="Wingdings" w:hAnsi="Wingdings" w:hint="default"/>
+        <w:sz w:val="20"/>
+      </w:rPr>
+    </w:lvl>
+    <w:lvl w:ilvl="7" w:tentative="1">
+      <w:start w:val="1"/>
+      <w:numFmt w:val="bullet"/>
+      <w:lvlText w:val=""/>
+      <w:lvlJc w:val="left"/>
+      <w:pPr>
+        <w:tabs>
+          <w:tab w:val="num" w:pos="5760"/>
+        </w:tabs>
+        <w:ind w:left="5760" w:hanging="360"/>
+      </w:pPr>
+      <w:rPr>
+        <w:rFonts w:ascii="Wingdings" w:hAnsi="Wingdings" w:hint="default"/>
+        <w:sz w:val="20"/>
+      </w:rPr>
+    </w:lvl>
+    <w:lvl w:ilvl="8" w:tentative="1">
+      <w:start w:val="1"/>
+      <w:numFmt w:val="bullet"/>
+      <w:lvlText w:val=""/>
+      <w:lvlJc w:val="left"/>
+      <w:pPr>
+        <w:tabs>
+          <w:tab w:val="num" w:pos="6480"/>
+        </w:tabs>
+        <w:ind w:left="6480" w:hanging="360"/>
+      </w:pPr>
+      <w:rPr>
+        <w:rFonts w:ascii="Wingdings" w:hAnsi="Wingdings" w:hint="default"/>
+        <w:sz w:val="20"/>
+      </w:rPr>
+    </w:lvl>
+  </w:abstractNum>
+  <w:abstractNum w:abstractNumId="9" w15:restartNumberingAfterBreak="0">
+    <w:nsid w:val="72627235"/>
+    <w:multiLevelType w:val="multilevel"/>
+    <w:tmpl w:val="530A15DA"/>
+    <w:lvl w:ilvl="0">
+      <w:start w:val="1"/>
+      <w:numFmt w:val="bullet"/>
+      <w:lvlText w:val=""/>
+      <w:lvlJc w:val="left"/>
+      <w:pPr>
+        <w:tabs>
+          <w:tab w:val="num" w:pos="720"/>
+        </w:tabs>
+        <w:ind w:left="720" w:hanging="360"/>
+      </w:pPr>
+      <w:rPr>
+        <w:rFonts w:ascii="Symbol" w:hAnsi="Symbol" w:hint="default"/>
+        <w:sz w:val="20"/>
+      </w:rPr>
+    </w:lvl>
+    <w:lvl w:ilvl="1" w:tentative="1">
+      <w:start w:val="1"/>
+      <w:numFmt w:val="bullet"/>
+      <w:lvlText w:val="o"/>
+      <w:lvlJc w:val="left"/>
+      <w:pPr>
+        <w:tabs>
+          <w:tab w:val="num" w:pos="1440"/>
+        </w:tabs>
+        <w:ind w:left="1440" w:hanging="360"/>
+      </w:pPr>
+      <w:rPr>
+        <w:rFonts w:ascii="Courier New" w:hAnsi="Courier New" w:hint="default"/>
+        <w:sz w:val="20"/>
+      </w:rPr>
+    </w:lvl>
+    <w:lvl w:ilvl="2" w:tentative="1">
+      <w:start w:val="1"/>
+      <w:numFmt w:val="bullet"/>
+      <w:lvlText w:val=""/>
+      <w:lvlJc w:val="left"/>
+      <w:pPr>
+        <w:tabs>
+          <w:tab w:val="num" w:pos="2160"/>
+        </w:tabs>
+        <w:ind w:left="2160" w:hanging="360"/>
+      </w:pPr>
+      <w:rPr>
+        <w:rFonts w:ascii="Wingdings" w:hAnsi="Wingdings" w:hint="default"/>
+        <w:sz w:val="20"/>
+      </w:rPr>
+    </w:lvl>
+    <w:lvl w:ilvl="3" w:tentative="1">
+      <w:start w:val="1"/>
+      <w:numFmt w:val="bullet"/>
+      <w:lvlText w:val=""/>
+      <w:lvlJc w:val="left"/>
+      <w:pPr>
+        <w:tabs>
+          <w:tab w:val="num" w:pos="2880"/>
+        </w:tabs>
+        <w:ind w:left="2880" w:hanging="360"/>
+      </w:pPr>
+      <w:rPr>
+        <w:rFonts w:ascii="Wingdings" w:hAnsi="Wingdings" w:hint="default"/>
+        <w:sz w:val="20"/>
+      </w:rPr>
+    </w:lvl>
+    <w:lvl w:ilvl="4" w:tentative="1">
+      <w:start w:val="1"/>
+      <w:numFmt w:val="bullet"/>
+      <w:lvlText w:val=""/>
+      <w:lvlJc w:val="left"/>
+      <w:pPr>
+        <w:tabs>
+          <w:tab w:val="num" w:pos="3600"/>
+        </w:tabs>
+        <w:ind w:left="3600" w:hanging="360"/>
+      </w:pPr>
+      <w:rPr>
+        <w:rFonts w:ascii="Wingdings" w:hAnsi="Wingdings" w:hint="default"/>
+        <w:sz w:val="20"/>
+      </w:rPr>
+    </w:lvl>
+    <w:lvl w:ilvl="5" w:tentative="1">
+      <w:start w:val="1"/>
+      <w:numFmt w:val="bullet"/>
+      <w:lvlText w:val=""/>
+      <w:lvlJc w:val="left"/>
+      <w:pPr>
+        <w:tabs>
+          <w:tab w:val="num" w:pos="4320"/>
+        </w:tabs>
+        <w:ind w:left="4320" w:hanging="360"/>
+      </w:pPr>
+      <w:rPr>
+        <w:rFonts w:ascii="Wingdings" w:hAnsi="Wingdings" w:hint="default"/>
+        <w:sz w:val="20"/>
+      </w:rPr>
+    </w:lvl>
+    <w:lvl w:ilvl="6" w:tentative="1">
+      <w:start w:val="1"/>
+      <w:numFmt w:val="bullet"/>
+      <w:lvlText w:val=""/>
+      <w:lvlJc w:val="left"/>
+      <w:pPr>
+        <w:tabs>
+          <w:tab w:val="num" w:pos="5040"/>
+        </w:tabs>
+        <w:ind w:left="5040" w:hanging="360"/>
+      </w:pPr>
+      <w:rPr>
+        <w:rFonts w:ascii="Wingdings" w:hAnsi="Wingdings" w:hint="default"/>
+        <w:sz w:val="20"/>
+      </w:rPr>
+    </w:lvl>
+    <w:lvl w:ilvl="7" w:tentative="1">
+      <w:start w:val="1"/>
+      <w:numFmt w:val="bullet"/>
+      <w:lvlText w:val=""/>
+      <w:lvlJc w:val="left"/>
+      <w:pPr>
+        <w:tabs>
+          <w:tab w:val="num" w:pos="5760"/>
+        </w:tabs>
+        <w:ind w:left="5760" w:hanging="360"/>
+      </w:pPr>
+      <w:rPr>
+        <w:rFonts w:ascii="Wingdings" w:hAnsi="Wingdings" w:hint="default"/>
+        <w:sz w:val="20"/>
+      </w:rPr>
+    </w:lvl>
+    <w:lvl w:ilvl="8" w:tentative="1">
+      <w:start w:val="1"/>
+      <w:numFmt w:val="bullet"/>
+      <w:lvlText w:val=""/>
+      <w:lvlJc w:val="left"/>
+      <w:pPr>
+        <w:tabs>
+          <w:tab w:val="num" w:pos="6480"/>
+        </w:tabs>
+        <w:ind w:left="6480" w:hanging="360"/>
+      </w:pPr>
+      <w:rPr>
+        <w:rFonts w:ascii="Wingdings" w:hAnsi="Wingdings" w:hint="default"/>
+        <w:sz w:val="20"/>
+      </w:rPr>
     </w:lvl>
   </w:abstractNum>
   <w:num w:numId="1" w16cid:durableId="2010667651">
+    <w:abstractNumId w:val="5"/>
+  </w:num>
+  <w:num w:numId="2" w16cid:durableId="159740406">
+    <w:abstractNumId w:val="1"/>
+  </w:num>
+  <w:num w:numId="3" w16cid:durableId="921793344">
+    <w:abstractNumId w:val="8"/>
+  </w:num>
+  <w:num w:numId="4" w16cid:durableId="1288394262">
+    <w:abstractNumId w:val="9"/>
+  </w:num>
+  <w:num w:numId="5" w16cid:durableId="254556572">
+    <w:abstractNumId w:val="3"/>
+  </w:num>
+  <w:num w:numId="6" w16cid:durableId="2013794437">
+    <w:abstractNumId w:val="4"/>
+  </w:num>
+  <w:num w:numId="7" w16cid:durableId="1804080264">
+    <w:abstractNumId w:val="2"/>
+  </w:num>
+  <w:num w:numId="8" w16cid:durableId="1001205491">
+    <w:abstractNumId w:val="7"/>
+  </w:num>
+  <w:num w:numId="9" w16cid:durableId="1314800390">
+    <w:abstractNumId w:val="6"/>
+  </w:num>
+  <w:num w:numId="10" w16cid:durableId="2060204021">
     <w:abstractNumId w:val="0"/>
   </w:num>
 </w:numbering>
@@ -1932,7 +4998,6 @@
     <w:next w:val="a"/>
     <w:link w:val="30"/>
     <w:uiPriority w:val="9"/>
-    <w:semiHidden/>
     <w:unhideWhenUsed/>
     <w:qFormat/>
     <w:rsid w:val="00C76E4C"/>
@@ -2139,7 +5204,6 @@
     <w:basedOn w:val="a0"/>
     <w:link w:val="3"/>
     <w:uiPriority w:val="9"/>
-    <w:semiHidden/>
     <w:rsid w:val="00C76E4C"/>
     <w:rPr>
       <w:rFonts w:eastAsiaTheme="majorEastAsia" w:cstheme="majorBidi"/>
@@ -2419,7 +5483,6 @@
     <w:name w:val="Normal (Web)"/>
     <w:basedOn w:val="a"/>
     <w:uiPriority w:val="99"/>
-    <w:semiHidden/>
     <w:unhideWhenUsed/>
     <w:rsid w:val="00E86CAF"/>
     <w:pPr>
@@ -2441,6 +5504,19 @@
     <w:rPr>
       <w:b/>
       <w:bCs/>
+    </w:rPr>
+  </w:style>
+  <w:style w:type="character" w:styleId="HTMLCode">
+    <w:name w:val="HTML Code"/>
+    <w:basedOn w:val="a0"/>
+    <w:uiPriority w:val="99"/>
+    <w:semiHidden/>
+    <w:unhideWhenUsed/>
+    <w:rsid w:val="001C49C0"/>
+    <w:rPr>
+      <w:rFonts w:ascii="Courier New" w:eastAsia="Times New Roman" w:hAnsi="Courier New" w:cs="Courier New"/>
+      <w:sz w:val="20"/>
+      <w:szCs w:val="20"/>
     </w:rPr>
   </w:style>
 </w:styles>

--- a/ex2.docx
+++ b/ex2.docx
@@ -2619,8 +2619,6 @@
         <w:bidi w:val="0"/>
         <w:rPr>
           <w:rFonts w:asciiTheme="majorBidi" w:hAnsiTheme="majorBidi" w:cstheme="majorBidi"/>
-          <w:sz w:val="28"/>
-          <w:szCs w:val="28"/>
         </w:rPr>
       </w:pPr>
       <w:r>
@@ -2694,8 +2692,6 @@
         <w:rPr>
           <w:rFonts w:asciiTheme="majorBidi" w:hAnsiTheme="majorBidi" w:cstheme="majorBidi"/>
           <w:noProof/>
-          <w:sz w:val="28"/>
-          <w:szCs w:val="28"/>
         </w:rPr>
         <w:drawing>
           <wp:anchor distT="0" distB="0" distL="114300" distR="114300" simplePos="0" relativeHeight="251668480" behindDoc="0" locked="0" layoutInCell="1" allowOverlap="1" wp14:anchorId="061DCF46" wp14:editId="47BFEADC">
@@ -2761,8 +2757,6 @@
         <w:rPr>
           <w:rFonts w:asciiTheme="majorBidi" w:hAnsiTheme="majorBidi" w:cstheme="majorBidi"/>
           <w:noProof/>
-          <w:sz w:val="28"/>
-          <w:szCs w:val="28"/>
         </w:rPr>
         <w:t xml:space="preserve">On the </w:t>
       </w:r>
@@ -2772,34 +2766,38 @@
           <w:b/>
           <w:bCs/>
           <w:noProof/>
-          <w:sz w:val="28"/>
-          <w:szCs w:val="28"/>
         </w:rPr>
         <w:t>left</w:t>
       </w:r>
       <w:r>
         <w:rPr>
           <w:rFonts w:asciiTheme="majorBidi" w:hAnsiTheme="majorBidi" w:cstheme="majorBidi"/>
-          <w:sz w:val="28"/>
-          <w:szCs w:val="28"/>
-        </w:rPr>
-        <w:t xml:space="preserve"> is the input vs reconstruction with </w:t>
-      </w:r>
-      <w:r>
-        <w:rPr>
-          <w:rFonts w:asciiTheme="majorBidi" w:hAnsiTheme="majorBidi" w:cstheme="majorBidi"/>
-          <w:b/>
-          <w:bCs/>
-          <w:sz w:val="28"/>
-          <w:szCs w:val="28"/>
+        </w:rPr>
+        <w:t xml:space="preserve"> is the </w:t>
+      </w:r>
+      <w:r>
+        <w:rPr>
+          <w:rFonts w:asciiTheme="majorBidi" w:hAnsiTheme="majorBidi" w:cstheme="majorBidi"/>
+        </w:rPr>
+        <w:t xml:space="preserve">losses plots + </w:t>
+      </w:r>
+      <w:r>
+        <w:rPr>
+          <w:rFonts w:asciiTheme="majorBidi" w:hAnsiTheme="majorBidi" w:cstheme="majorBidi"/>
+        </w:rPr>
+        <w:t xml:space="preserve">input vs reconstruction with </w:t>
+      </w:r>
+      <w:r>
+        <w:rPr>
+          <w:rFonts w:asciiTheme="majorBidi" w:hAnsiTheme="majorBidi" w:cstheme="majorBidi"/>
+          <w:b/>
+          <w:bCs/>
         </w:rPr>
         <w:t>pre-trained</w:t>
       </w:r>
       <w:r>
         <w:rPr>
           <w:rFonts w:asciiTheme="majorBidi" w:hAnsiTheme="majorBidi" w:cstheme="majorBidi"/>
-          <w:sz w:val="28"/>
-          <w:szCs w:val="28"/>
         </w:rPr>
         <w:t xml:space="preserve"> encoder and on the </w:t>
       </w:r>
@@ -2808,16 +2806,12 @@
           <w:rFonts w:asciiTheme="majorBidi" w:hAnsiTheme="majorBidi" w:cstheme="majorBidi"/>
           <w:b/>
           <w:bCs/>
-          <w:sz w:val="28"/>
-          <w:szCs w:val="28"/>
         </w:rPr>
         <w:t>right</w:t>
       </w:r>
       <w:r>
         <w:rPr>
           <w:rFonts w:asciiTheme="majorBidi" w:hAnsiTheme="majorBidi" w:cstheme="majorBidi"/>
-          <w:sz w:val="28"/>
-          <w:szCs w:val="28"/>
         </w:rPr>
         <w:t xml:space="preserve"> with </w:t>
       </w:r>
@@ -2826,16 +2820,12 @@
           <w:rFonts w:asciiTheme="majorBidi" w:hAnsiTheme="majorBidi" w:cstheme="majorBidi"/>
           <w:b/>
           <w:bCs/>
-          <w:sz w:val="28"/>
-          <w:szCs w:val="28"/>
         </w:rPr>
         <w:t>trained</w:t>
       </w:r>
       <w:r>
         <w:rPr>
           <w:rFonts w:asciiTheme="majorBidi" w:hAnsiTheme="majorBidi" w:cstheme="majorBidi"/>
-          <w:sz w:val="28"/>
-          <w:szCs w:val="28"/>
         </w:rPr>
         <w:t xml:space="preserve"> encoder:</w:t>
       </w:r>
@@ -2858,62 +2848,255 @@
           <w14:ligatures w14:val="none"/>
         </w:rPr>
         <w:lastRenderedPageBreak/>
-        <w:t>Q1 (autoencoder trained from scratch) achieves slightly lower test loss (~0.078) compared to Q4 (pretrained encoder + decoder) (~0.079).</w:t>
-      </w:r>
-    </w:p>
-    <w:p>
-      <w:pPr>
-        <w:pStyle w:val="a9"/>
-        <w:bidi w:val="0"/>
-        <w:spacing w:before="100" w:beforeAutospacing="1" w:after="100" w:afterAutospacing="1" w:line="240" w:lineRule="auto"/>
+        <w:drawing>
+          <wp:anchor distT="0" distB="0" distL="114300" distR="114300" simplePos="0" relativeHeight="251671552" behindDoc="0" locked="0" layoutInCell="1" allowOverlap="1" wp14:anchorId="18B32DCF" wp14:editId="271459B8">
+            <wp:simplePos x="0" y="0"/>
+            <wp:positionH relativeFrom="margin">
+              <wp:posOffset>3214370</wp:posOffset>
+            </wp:positionH>
+            <wp:positionV relativeFrom="paragraph">
+              <wp:posOffset>9525</wp:posOffset>
+            </wp:positionV>
+            <wp:extent cx="1859280" cy="1446530"/>
+            <wp:effectExtent l="0" t="0" r="7620" b="1270"/>
+            <wp:wrapTopAndBottom/>
+            <wp:docPr id="516855573" name="תמונה 1" descr="תמונה שמכילה קו, טקסט, תרשים, עלילה&#10;&#10;תוכן שנוצר על-ידי בינה מלאכותית עשוי להיות שגוי."/>
+            <wp:cNvGraphicFramePr>
+              <a:graphicFrameLocks xmlns:a="http://schemas.openxmlformats.org/drawingml/2006/main" noChangeAspect="1"/>
+            </wp:cNvGraphicFramePr>
+            <a:graphic xmlns:a="http://schemas.openxmlformats.org/drawingml/2006/main">
+              <a:graphicData uri="http://schemas.openxmlformats.org/drawingml/2006/picture">
+                <pic:pic xmlns:pic="http://schemas.openxmlformats.org/drawingml/2006/picture">
+                  <pic:nvPicPr>
+                    <pic:cNvPr id="516855573" name="תמונה 1" descr="תמונה שמכילה קו, טקסט, תרשים, עלילה&#10;&#10;תוכן שנוצר על-ידי בינה מלאכותית עשוי להיות שגוי."/>
+                    <pic:cNvPicPr/>
+                  </pic:nvPicPr>
+                  <pic:blipFill>
+                    <a:blip r:embed="rId22" cstate="print">
+                      <a:extLst>
+                        <a:ext uri="{28A0092B-C50C-407E-A947-70E740481C1C}">
+                          <a14:useLocalDpi xmlns:a14="http://schemas.microsoft.com/office/drawing/2010/main" val="0"/>
+                        </a:ext>
+                      </a:extLst>
+                    </a:blip>
+                    <a:stretch>
+                      <a:fillRect/>
+                    </a:stretch>
+                  </pic:blipFill>
+                  <pic:spPr>
+                    <a:xfrm>
+                      <a:off x="0" y="0"/>
+                      <a:ext cx="1859280" cy="1446530"/>
+                    </a:xfrm>
+                    <a:prstGeom prst="rect">
+                      <a:avLst/>
+                    </a:prstGeom>
+                  </pic:spPr>
+                </pic:pic>
+              </a:graphicData>
+            </a:graphic>
+            <wp14:sizeRelH relativeFrom="page">
+              <wp14:pctWidth>0</wp14:pctWidth>
+            </wp14:sizeRelH>
+            <wp14:sizeRelV relativeFrom="page">
+              <wp14:pctHeight>0</wp14:pctHeight>
+            </wp14:sizeRelV>
+          </wp:anchor>
+        </w:drawing>
+      </w:r>
+      <w:r>
         <w:rPr>
           <w:rFonts w:ascii="Times New Roman" w:eastAsia="Times New Roman" w:hAnsi="Times New Roman" w:cs="Times New Roman"/>
           <w:kern w:val="0"/>
           <w14:ligatures w14:val="none"/>
         </w:rPr>
-      </w:pPr>
-      <w:r>
+        <w:drawing>
+          <wp:anchor distT="0" distB="0" distL="114300" distR="114300" simplePos="0" relativeHeight="251670528" behindDoc="0" locked="0" layoutInCell="1" allowOverlap="1" wp14:anchorId="7C74C3D5" wp14:editId="494CEC5C">
+            <wp:simplePos x="0" y="0"/>
+            <wp:positionH relativeFrom="margin">
+              <wp:posOffset>1114107</wp:posOffset>
+            </wp:positionH>
+            <wp:positionV relativeFrom="paragraph">
+              <wp:posOffset>0</wp:posOffset>
+            </wp:positionV>
+            <wp:extent cx="1719580" cy="1432560"/>
+            <wp:effectExtent l="0" t="0" r="0" b="0"/>
+            <wp:wrapTopAndBottom/>
+            <wp:docPr id="1461967092" name="תמונה 1"/>
+            <wp:cNvGraphicFramePr>
+              <a:graphicFrameLocks xmlns:a="http://schemas.openxmlformats.org/drawingml/2006/main" noChangeAspect="1"/>
+            </wp:cNvGraphicFramePr>
+            <a:graphic xmlns:a="http://schemas.openxmlformats.org/drawingml/2006/main">
+              <a:graphicData uri="http://schemas.openxmlformats.org/drawingml/2006/picture">
+                <pic:pic xmlns:pic="http://schemas.openxmlformats.org/drawingml/2006/picture">
+                  <pic:nvPicPr>
+                    <pic:cNvPr id="1461967092" name=""/>
+                    <pic:cNvPicPr/>
+                  </pic:nvPicPr>
+                  <pic:blipFill>
+                    <a:blip r:embed="rId23" cstate="print">
+                      <a:extLst>
+                        <a:ext uri="{28A0092B-C50C-407E-A947-70E740481C1C}">
+                          <a14:useLocalDpi xmlns:a14="http://schemas.microsoft.com/office/drawing/2010/main" val="0"/>
+                        </a:ext>
+                      </a:extLst>
+                    </a:blip>
+                    <a:stretch>
+                      <a:fillRect/>
+                    </a:stretch>
+                  </pic:blipFill>
+                  <pic:spPr>
+                    <a:xfrm>
+                      <a:off x="0" y="0"/>
+                      <a:ext cx="1719580" cy="1432560"/>
+                    </a:xfrm>
+                    <a:prstGeom prst="rect">
+                      <a:avLst/>
+                    </a:prstGeom>
+                  </pic:spPr>
+                </pic:pic>
+              </a:graphicData>
+            </a:graphic>
+            <wp14:sizeRelH relativeFrom="page">
+              <wp14:pctWidth>0</wp14:pctWidth>
+            </wp14:sizeRelH>
+            <wp14:sizeRelV relativeFrom="page">
+              <wp14:pctHeight>0</wp14:pctHeight>
+            </wp14:sizeRelV>
+          </wp:anchor>
+        </w:drawing>
+      </w:r>
+    </w:p>
+    <w:p>
+      <w:pPr>
+        <w:pStyle w:val="a9"/>
+        <w:bidi w:val="0"/>
+        <w:spacing w:before="100" w:beforeAutospacing="1" w:after="100" w:afterAutospacing="1" w:line="240" w:lineRule="auto"/>
         <w:rPr>
           <w:rFonts w:ascii="Times New Roman" w:eastAsia="Times New Roman" w:hAnsi="Times New Roman" w:cs="Times New Roman"/>
           <w:kern w:val="0"/>
           <w14:ligatures w14:val="none"/>
         </w:rPr>
-        <w:t>The difference is very small, showing that both models reconstruct well.</w:t>
-      </w:r>
+      </w:pPr>
     </w:p>
     <w:p>
       <w:pPr>
         <w:pStyle w:val="a9"/>
         <w:bidi w:val="0"/>
-        <w:spacing w:before="100" w:beforeAutospacing="1" w:after="100" w:afterAutospacing="1" w:line="240" w:lineRule="auto"/>
+        <w:ind w:left="1080"/>
+        <w:rPr>
+          <w:rFonts w:asciiTheme="majorBidi" w:hAnsiTheme="majorBidi" w:cstheme="majorBidi"/>
+          <w:b/>
+          <w:bCs/>
+          <w:sz w:val="28"/>
+          <w:szCs w:val="28"/>
+        </w:rPr>
+      </w:pPr>
+      <w:r>
         <w:rPr>
           <w:rFonts w:ascii="Times New Roman" w:eastAsia="Times New Roman" w:hAnsi="Times New Roman" w:cs="Times New Roman"/>
           <w:kern w:val="0"/>
           <w14:ligatures w14:val="none"/>
         </w:rPr>
-      </w:pPr>
+        <w:t xml:space="preserve">The model from </w:t>
+      </w:r>
+      <w:r>
+        <w:rPr>
+          <w:rFonts w:ascii="Times New Roman" w:eastAsia="Times New Roman" w:hAnsi="Times New Roman" w:cs="Times New Roman"/>
+          <w:b/>
+          <w:bCs/>
+          <w:kern w:val="0"/>
+          <w14:ligatures w14:val="none"/>
+        </w:rPr>
+        <w:t>Q1</w:t>
+      </w:r>
       <w:r>
         <w:rPr>
           <w:rFonts w:ascii="Times New Roman" w:eastAsia="Times New Roman" w:hAnsi="Times New Roman" w:cs="Times New Roman"/>
           <w:kern w:val="0"/>
           <w14:ligatures w14:val="none"/>
         </w:rPr>
-        <w:t>Q1 performs marginally better because its encoder was optimized specifically for reconstruction, while Q4’s encoder was trained for classification and not fine-tuned for this task.</w:t>
-      </w:r>
-    </w:p>
-    <w:p>
-      <w:pPr>
-        <w:pStyle w:val="a9"/>
-        <w:bidi w:val="0"/>
-        <w:ind w:left="1080"/>
-        <w:rPr>
-          <w:rFonts w:asciiTheme="majorBidi" w:hAnsiTheme="majorBidi" w:cstheme="majorBidi"/>
-          <w:b/>
-          <w:bCs/>
-          <w:sz w:val="28"/>
-          <w:szCs w:val="28"/>
-        </w:rPr>
-      </w:pPr>
+        <w:t xml:space="preserve"> (where the encoder and decoder are trained jointly from scratch) achieves slightly </w:t>
+      </w:r>
+      <w:r>
+        <w:rPr>
+          <w:rFonts w:ascii="Times New Roman" w:eastAsia="Times New Roman" w:hAnsi="Times New Roman" w:cs="Times New Roman"/>
+          <w:b/>
+          <w:bCs/>
+          <w:kern w:val="0"/>
+          <w14:ligatures w14:val="none"/>
+        </w:rPr>
+        <w:t>lower reconstruction error</w:t>
+      </w:r>
+      <w:r>
+        <w:rPr>
+          <w:rFonts w:ascii="Times New Roman" w:eastAsia="Times New Roman" w:hAnsi="Times New Roman" w:cs="Times New Roman"/>
+          <w:kern w:val="0"/>
+          <w14:ligatures w14:val="none"/>
+        </w:rPr>
+        <w:t>, both on the training and test sets.</w:t>
+      </w:r>
+      <w:r>
+        <w:rPr>
+          <w:rFonts w:ascii="Times New Roman" w:eastAsia="Times New Roman" w:hAnsi="Times New Roman" w:cs="Times New Roman"/>
+          <w:kern w:val="0"/>
+          <w14:ligatures w14:val="none"/>
+        </w:rPr>
+        <w:t xml:space="preserve"> </w:t>
+      </w:r>
+      <w:r>
+        <w:rPr>
+          <w:rFonts w:ascii="Times New Roman" w:eastAsia="Times New Roman" w:hAnsi="Times New Roman" w:cs="Times New Roman"/>
+          <w:kern w:val="0"/>
+          <w14:ligatures w14:val="none"/>
+        </w:rPr>
+        <w:t>The encoder in Q1 is optimized specifically for the reconstruction task, so it learns latent representations that preserve all the necessary pixel-level details for accurate decoding.</w:t>
+      </w:r>
+      <w:r>
+        <w:rPr>
+          <w:rFonts w:ascii="Times New Roman" w:eastAsia="Times New Roman" w:hAnsi="Times New Roman" w:cs="Times New Roman"/>
+          <w:kern w:val="0"/>
+          <w14:ligatures w14:val="none"/>
+        </w:rPr>
+        <w:br/>
+        <w:t xml:space="preserve">In contrast, the encoder in </w:t>
+      </w:r>
+      <w:r>
+        <w:rPr>
+          <w:rFonts w:ascii="Times New Roman" w:eastAsia="Times New Roman" w:hAnsi="Times New Roman" w:cs="Times New Roman"/>
+          <w:b/>
+          <w:bCs/>
+          <w:kern w:val="0"/>
+          <w14:ligatures w14:val="none"/>
+        </w:rPr>
+        <w:t>Q4</w:t>
+      </w:r>
+      <w:r>
+        <w:rPr>
+          <w:rFonts w:ascii="Times New Roman" w:eastAsia="Times New Roman" w:hAnsi="Times New Roman" w:cs="Times New Roman"/>
+          <w:kern w:val="0"/>
+          <w14:ligatures w14:val="none"/>
+        </w:rPr>
+        <w:t xml:space="preserve"> was trained for </w:t>
+      </w:r>
+      <w:r>
+        <w:rPr>
+          <w:rFonts w:ascii="Times New Roman" w:eastAsia="Times New Roman" w:hAnsi="Times New Roman" w:cs="Times New Roman"/>
+          <w:b/>
+          <w:bCs/>
+          <w:kern w:val="0"/>
+          <w14:ligatures w14:val="none"/>
+        </w:rPr>
+        <w:t>classification</w:t>
+      </w:r>
+      <w:r>
+        <w:rPr>
+          <w:rFonts w:ascii="Times New Roman" w:eastAsia="Times New Roman" w:hAnsi="Times New Roman" w:cs="Times New Roman"/>
+          <w:kern w:val="0"/>
+          <w14:ligatures w14:val="none"/>
+        </w:rPr>
+        <w:t>, so it only retains information relevant for distinguishing digit classes — not for precise pixel recovery.</w:t>
+      </w:r>
     </w:p>
     <w:p>
       <w:pPr>
@@ -2933,10 +3116,12 @@
       <w:r>
         <w:rPr>
           <w:rFonts w:ascii="Times New Roman" w:eastAsia="Times New Roman" w:hAnsi="Times New Roman" w:cs="Times New Roman"/>
+          <w:b/>
+          <w:bCs/>
           <w:kern w:val="0"/>
           <w14:ligatures w14:val="none"/>
         </w:rPr>
-        <w:t>Q1 reconstructions are slightly sharper, with clearer digit contours and finer details — especially noticeable on digits like 4 and 9. Q4 reconstructions are also high quality, but show minor smoothing and blurring in some strokes, likely due to the encoder being trained to preserve class-</w:t>
+        <w:t>Q1 reconstructions are slightly sharper</w:t>
       </w:r>
       <w:r>
         <w:rPr>
@@ -2944,7 +3129,17 @@
           <w:kern w:val="0"/>
           <w14:ligatures w14:val="none"/>
         </w:rPr>
-        <w:t>discriminate</w:t>
+        <w:t xml:space="preserve">, with clearer digit contours and finer details — especially noticeable on digits like 4 and 9. Q4 reconstructions are </w:t>
+      </w:r>
+      <w:r>
+        <w:rPr>
+          <w:rFonts w:ascii="Times New Roman" w:eastAsia="Times New Roman" w:hAnsi="Times New Roman" w:cs="Times New Roman"/>
+          <w:b/>
+          <w:bCs/>
+          <w:kern w:val="0"/>
+          <w14:ligatures w14:val="none"/>
+        </w:rPr>
+        <w:t>also high quality</w:t>
       </w:r>
       <w:r>
         <w:rPr>
@@ -2952,7 +3147,17 @@
           <w:kern w:val="0"/>
           <w14:ligatures w14:val="none"/>
         </w:rPr>
-        <w:t xml:space="preserve"> features rather than </w:t>
+        <w:t xml:space="preserve">, but show </w:t>
+      </w:r>
+      <w:r>
+        <w:rPr>
+          <w:rFonts w:ascii="Times New Roman" w:eastAsia="Times New Roman" w:hAnsi="Times New Roman" w:cs="Times New Roman"/>
+          <w:b/>
+          <w:bCs/>
+          <w:kern w:val="0"/>
+          <w14:ligatures w14:val="none"/>
+        </w:rPr>
+        <w:t>minor smoothing and blurring</w:t>
       </w:r>
       <w:r>
         <w:rPr>
@@ -2960,7 +3165,57 @@
           <w:kern w:val="0"/>
           <w14:ligatures w14:val="none"/>
         </w:rPr>
+        <w:t xml:space="preserve"> in some strokes, likely due to the encoder being </w:t>
+      </w:r>
+      <w:r>
+        <w:rPr>
+          <w:rFonts w:ascii="Times New Roman" w:eastAsia="Times New Roman" w:hAnsi="Times New Roman" w:cs="Times New Roman"/>
+          <w:b/>
+          <w:bCs/>
+          <w:kern w:val="0"/>
+          <w14:ligatures w14:val="none"/>
+        </w:rPr>
+        <w:t>trained to preserve class-</w:t>
+      </w:r>
+      <w:r>
+        <w:rPr>
+          <w:rFonts w:ascii="Times New Roman" w:eastAsia="Times New Roman" w:hAnsi="Times New Roman" w:cs="Times New Roman"/>
+          <w:b/>
+          <w:bCs/>
+          <w:kern w:val="0"/>
+          <w14:ligatures w14:val="none"/>
+        </w:rPr>
+        <w:t>discriminate</w:t>
+      </w:r>
+      <w:r>
+        <w:rPr>
+          <w:rFonts w:ascii="Times New Roman" w:eastAsia="Times New Roman" w:hAnsi="Times New Roman" w:cs="Times New Roman"/>
+          <w:b/>
+          <w:bCs/>
+          <w:kern w:val="0"/>
+          <w14:ligatures w14:val="none"/>
+        </w:rPr>
+        <w:t xml:space="preserve"> features rather than </w:t>
+      </w:r>
+      <w:r>
+        <w:rPr>
+          <w:rFonts w:ascii="Times New Roman" w:eastAsia="Times New Roman" w:hAnsi="Times New Roman" w:cs="Times New Roman"/>
+          <w:b/>
+          <w:bCs/>
+          <w:kern w:val="0"/>
+          <w14:ligatures w14:val="none"/>
+        </w:rPr>
         <w:t xml:space="preserve">for </w:t>
+      </w:r>
+      <w:r>
+        <w:rPr>
+          <w:rFonts w:ascii="Times New Roman" w:eastAsia="Times New Roman" w:hAnsi="Times New Roman" w:cs="Times New Roman"/>
+          <w:b/>
+          <w:bCs/>
+          <w:kern w:val="0"/>
+          <w14:ligatures w14:val="none"/>
+        </w:rPr>
+        <w:t>reconstruction</w:t>
       </w:r>
       <w:r>
         <w:rPr>
@@ -2968,7 +3223,7 @@
           <w:kern w:val="0"/>
           <w14:ligatures w14:val="none"/>
         </w:rPr>
-        <w:t>reconstruction. This reflects how classification-trained encoders capture semantic identity well, but not necessarily pixel-perfect information.</w:t>
+        <w:t>. This reflects how classification-trained encoders capture semantic identity well, but not necessarily pixel-perfect information.</w:t>
       </w:r>
     </w:p>
     <w:p>
@@ -2987,6 +3242,1269 @@
           <w:szCs w:val="28"/>
         </w:rPr>
       </w:pPr>
+      <w:r>
+        <w:rPr>
+          <w:rFonts w:asciiTheme="majorBidi" w:hAnsiTheme="majorBidi" w:cstheme="majorBidi"/>
+          <w:b/>
+          <w:bCs/>
+        </w:rPr>
+        <w:t xml:space="preserve">Below are </w:t>
+      </w:r>
+      <w:r>
+        <w:rPr>
+          <w:rFonts w:asciiTheme="majorBidi" w:hAnsiTheme="majorBidi" w:cstheme="majorBidi"/>
+        </w:rPr>
+        <w:t xml:space="preserve">input vs reconstruction </w:t>
+      </w:r>
+      <w:r>
+        <w:rPr>
+          <w:rFonts w:asciiTheme="majorBidi" w:hAnsiTheme="majorBidi" w:cstheme="majorBidi"/>
+        </w:rPr>
+        <w:t>with trained encoder for each digit:</w:t>
+      </w:r>
+    </w:p>
+    <w:p>
+      <w:pPr>
+        <w:pStyle w:val="a9"/>
+        <w:bidi w:val="0"/>
+        <w:ind w:left="1080"/>
+        <w:rPr>
+          <w:rFonts w:asciiTheme="majorBidi" w:hAnsiTheme="majorBidi" w:cstheme="majorBidi"/>
+          <w:b/>
+          <w:bCs/>
+          <w:sz w:val="28"/>
+          <w:szCs w:val="28"/>
+        </w:rPr>
+      </w:pPr>
+      <w:r>
+        <w:rPr>
+          <w:rFonts w:asciiTheme="majorBidi" w:hAnsiTheme="majorBidi" w:cstheme="majorBidi"/>
+          <w:b/>
+          <w:bCs/>
+          <w:sz w:val="28"/>
+          <w:szCs w:val="28"/>
+        </w:rPr>
+        <w:drawing>
+          <wp:inline distT="0" distB="0" distL="0" distR="0" wp14:anchorId="557EC828" wp14:editId="6CFAEB4D">
+            <wp:extent cx="2953106" cy="590550"/>
+            <wp:effectExtent l="0" t="0" r="0" b="0"/>
+            <wp:docPr id="1590422539" name="תמונה 1"/>
+            <wp:cNvGraphicFramePr>
+              <a:graphicFrameLocks xmlns:a="http://schemas.openxmlformats.org/drawingml/2006/main" noChangeAspect="1"/>
+            </wp:cNvGraphicFramePr>
+            <a:graphic xmlns:a="http://schemas.openxmlformats.org/drawingml/2006/main">
+              <a:graphicData uri="http://schemas.openxmlformats.org/drawingml/2006/picture">
+                <pic:pic xmlns:pic="http://schemas.openxmlformats.org/drawingml/2006/picture">
+                  <pic:nvPicPr>
+                    <pic:cNvPr id="1590422539" name=""/>
+                    <pic:cNvPicPr/>
+                  </pic:nvPicPr>
+                  <pic:blipFill>
+                    <a:blip r:embed="rId24"/>
+                    <a:stretch>
+                      <a:fillRect/>
+                    </a:stretch>
+                  </pic:blipFill>
+                  <pic:spPr>
+                    <a:xfrm>
+                      <a:off x="0" y="0"/>
+                      <a:ext cx="2969405" cy="593809"/>
+                    </a:xfrm>
+                    <a:prstGeom prst="rect">
+                      <a:avLst/>
+                    </a:prstGeom>
+                  </pic:spPr>
+                </pic:pic>
+              </a:graphicData>
+            </a:graphic>
+          </wp:inline>
+        </w:drawing>
+      </w:r>
+    </w:p>
+    <w:p>
+      <w:pPr>
+        <w:pStyle w:val="a9"/>
+        <w:bidi w:val="0"/>
+        <w:ind w:left="1080"/>
+        <w:rPr>
+          <w:rFonts w:asciiTheme="majorBidi" w:hAnsiTheme="majorBidi" w:cstheme="majorBidi"/>
+          <w:b/>
+          <w:bCs/>
+          <w:sz w:val="28"/>
+          <w:szCs w:val="28"/>
+        </w:rPr>
+      </w:pPr>
+      <w:r>
+        <w:rPr>
+          <w:rFonts w:asciiTheme="majorBidi" w:hAnsiTheme="majorBidi" w:cstheme="majorBidi"/>
+          <w:b/>
+          <w:bCs/>
+          <w:sz w:val="28"/>
+          <w:szCs w:val="28"/>
+        </w:rPr>
+        <w:drawing>
+          <wp:inline distT="0" distB="0" distL="0" distR="0" wp14:anchorId="421FDF92" wp14:editId="5F7DE9B4">
+            <wp:extent cx="2943225" cy="588574"/>
+            <wp:effectExtent l="0" t="0" r="0" b="2540"/>
+            <wp:docPr id="1125865620" name="תמונה 1" descr="תמונה שמכילה טקסט, גופן, לבן, צילום מסך&#10;&#10;תוכן שנוצר על-ידי בינה מלאכותית עשוי להיות שגוי."/>
+            <wp:cNvGraphicFramePr>
+              <a:graphicFrameLocks xmlns:a="http://schemas.openxmlformats.org/drawingml/2006/main" noChangeAspect="1"/>
+            </wp:cNvGraphicFramePr>
+            <a:graphic xmlns:a="http://schemas.openxmlformats.org/drawingml/2006/main">
+              <a:graphicData uri="http://schemas.openxmlformats.org/drawingml/2006/picture">
+                <pic:pic xmlns:pic="http://schemas.openxmlformats.org/drawingml/2006/picture">
+                  <pic:nvPicPr>
+                    <pic:cNvPr id="1125865620" name="תמונה 1" descr="תמונה שמכילה טקסט, גופן, לבן, צילום מסך&#10;&#10;תוכן שנוצר על-ידי בינה מלאכותית עשוי להיות שגוי."/>
+                    <pic:cNvPicPr/>
+                  </pic:nvPicPr>
+                  <pic:blipFill>
+                    <a:blip r:embed="rId25"/>
+                    <a:stretch>
+                      <a:fillRect/>
+                    </a:stretch>
+                  </pic:blipFill>
+                  <pic:spPr>
+                    <a:xfrm>
+                      <a:off x="0" y="0"/>
+                      <a:ext cx="2986016" cy="597131"/>
+                    </a:xfrm>
+                    <a:prstGeom prst="rect">
+                      <a:avLst/>
+                    </a:prstGeom>
+                  </pic:spPr>
+                </pic:pic>
+              </a:graphicData>
+            </a:graphic>
+          </wp:inline>
+        </w:drawing>
+      </w:r>
+    </w:p>
+    <w:p>
+      <w:pPr>
+        <w:pStyle w:val="a9"/>
+        <w:bidi w:val="0"/>
+        <w:ind w:left="1080"/>
+        <w:rPr>
+          <w:rFonts w:asciiTheme="majorBidi" w:hAnsiTheme="majorBidi" w:cstheme="majorBidi"/>
+          <w:b/>
+          <w:bCs/>
+          <w:sz w:val="28"/>
+          <w:szCs w:val="28"/>
+        </w:rPr>
+      </w:pPr>
+      <w:r>
+        <w:rPr>
+          <w:rFonts w:asciiTheme="majorBidi" w:hAnsiTheme="majorBidi" w:cstheme="majorBidi"/>
+          <w:b/>
+          <w:bCs/>
+          <w:sz w:val="28"/>
+          <w:szCs w:val="28"/>
+        </w:rPr>
+        <w:drawing>
+          <wp:inline distT="0" distB="0" distL="0" distR="0" wp14:anchorId="6B66D28F" wp14:editId="3980D6A0">
+            <wp:extent cx="2933700" cy="586669"/>
+            <wp:effectExtent l="0" t="0" r="0" b="4445"/>
+            <wp:docPr id="1865633257" name="תמונה 1" descr="תמונה שמכילה טקסט, גופן, צילום מסך, לבן&#10;&#10;תוכן שנוצר על-ידי בינה מלאכותית עשוי להיות שגוי."/>
+            <wp:cNvGraphicFramePr>
+              <a:graphicFrameLocks xmlns:a="http://schemas.openxmlformats.org/drawingml/2006/main" noChangeAspect="1"/>
+            </wp:cNvGraphicFramePr>
+            <a:graphic xmlns:a="http://schemas.openxmlformats.org/drawingml/2006/main">
+              <a:graphicData uri="http://schemas.openxmlformats.org/drawingml/2006/picture">
+                <pic:pic xmlns:pic="http://schemas.openxmlformats.org/drawingml/2006/picture">
+                  <pic:nvPicPr>
+                    <pic:cNvPr id="1865633257" name="תמונה 1" descr="תמונה שמכילה טקסט, גופן, צילום מסך, לבן&#10;&#10;תוכן שנוצר על-ידי בינה מלאכותית עשוי להיות שגוי."/>
+                    <pic:cNvPicPr/>
+                  </pic:nvPicPr>
+                  <pic:blipFill>
+                    <a:blip r:embed="rId26"/>
+                    <a:stretch>
+                      <a:fillRect/>
+                    </a:stretch>
+                  </pic:blipFill>
+                  <pic:spPr>
+                    <a:xfrm>
+                      <a:off x="0" y="0"/>
+                      <a:ext cx="2975435" cy="595015"/>
+                    </a:xfrm>
+                    <a:prstGeom prst="rect">
+                      <a:avLst/>
+                    </a:prstGeom>
+                  </pic:spPr>
+                </pic:pic>
+              </a:graphicData>
+            </a:graphic>
+          </wp:inline>
+        </w:drawing>
+      </w:r>
+    </w:p>
+    <w:p>
+      <w:pPr>
+        <w:pStyle w:val="a9"/>
+        <w:bidi w:val="0"/>
+        <w:ind w:left="1080"/>
+        <w:rPr>
+          <w:rFonts w:asciiTheme="majorBidi" w:hAnsiTheme="majorBidi" w:cstheme="majorBidi"/>
+          <w:b/>
+          <w:bCs/>
+          <w:sz w:val="28"/>
+          <w:szCs w:val="28"/>
+        </w:rPr>
+      </w:pPr>
+      <w:r>
+        <w:rPr>
+          <w:rFonts w:asciiTheme="majorBidi" w:hAnsiTheme="majorBidi" w:cstheme="majorBidi"/>
+          <w:b/>
+          <w:bCs/>
+          <w:sz w:val="28"/>
+          <w:szCs w:val="28"/>
+        </w:rPr>
+        <w:drawing>
+          <wp:inline distT="0" distB="0" distL="0" distR="0" wp14:anchorId="3EB0135D" wp14:editId="7B5836D8">
+            <wp:extent cx="2890838" cy="578098"/>
+            <wp:effectExtent l="0" t="0" r="5080" b="0"/>
+            <wp:docPr id="1275313097" name="תמונה 1" descr="תמונה שמכילה טקסט, גופן, צילום מסך, לבן&#10;&#10;תוכן שנוצר על-ידי בינה מלאכותית עשוי להיות שגוי."/>
+            <wp:cNvGraphicFramePr>
+              <a:graphicFrameLocks xmlns:a="http://schemas.openxmlformats.org/drawingml/2006/main" noChangeAspect="1"/>
+            </wp:cNvGraphicFramePr>
+            <a:graphic xmlns:a="http://schemas.openxmlformats.org/drawingml/2006/main">
+              <a:graphicData uri="http://schemas.openxmlformats.org/drawingml/2006/picture">
+                <pic:pic xmlns:pic="http://schemas.openxmlformats.org/drawingml/2006/picture">
+                  <pic:nvPicPr>
+                    <pic:cNvPr id="1275313097" name="תמונה 1" descr="תמונה שמכילה טקסט, גופן, צילום מסך, לבן&#10;&#10;תוכן שנוצר על-ידי בינה מלאכותית עשוי להיות שגוי."/>
+                    <pic:cNvPicPr/>
+                  </pic:nvPicPr>
+                  <pic:blipFill>
+                    <a:blip r:embed="rId27"/>
+                    <a:stretch>
+                      <a:fillRect/>
+                    </a:stretch>
+                  </pic:blipFill>
+                  <pic:spPr>
+                    <a:xfrm>
+                      <a:off x="0" y="0"/>
+                      <a:ext cx="2937929" cy="587515"/>
+                    </a:xfrm>
+                    <a:prstGeom prst="rect">
+                      <a:avLst/>
+                    </a:prstGeom>
+                  </pic:spPr>
+                </pic:pic>
+              </a:graphicData>
+            </a:graphic>
+          </wp:inline>
+        </w:drawing>
+      </w:r>
+    </w:p>
+    <w:p>
+      <w:pPr>
+        <w:pStyle w:val="a9"/>
+        <w:bidi w:val="0"/>
+        <w:ind w:left="1080"/>
+        <w:rPr>
+          <w:rFonts w:asciiTheme="majorBidi" w:hAnsiTheme="majorBidi" w:cstheme="majorBidi"/>
+          <w:b/>
+          <w:bCs/>
+          <w:sz w:val="28"/>
+          <w:szCs w:val="28"/>
+        </w:rPr>
+      </w:pPr>
+      <w:r>
+        <w:rPr>
+          <w:rFonts w:asciiTheme="majorBidi" w:hAnsiTheme="majorBidi" w:cstheme="majorBidi"/>
+          <w:b/>
+          <w:bCs/>
+          <w:sz w:val="28"/>
+          <w:szCs w:val="28"/>
+        </w:rPr>
+        <w:drawing>
+          <wp:inline distT="0" distB="0" distL="0" distR="0" wp14:anchorId="59B8FC10" wp14:editId="5FA8C6C4">
+            <wp:extent cx="2862263" cy="572384"/>
+            <wp:effectExtent l="0" t="0" r="0" b="0"/>
+            <wp:docPr id="762099081" name="תמונה 1" descr="תמונה שמכילה גופן, טקסט, לבן, צילום מסך&#10;&#10;תוכן שנוצר על-ידי בינה מלאכותית עשוי להיות שגוי."/>
+            <wp:cNvGraphicFramePr>
+              <a:graphicFrameLocks xmlns:a="http://schemas.openxmlformats.org/drawingml/2006/main" noChangeAspect="1"/>
+            </wp:cNvGraphicFramePr>
+            <a:graphic xmlns:a="http://schemas.openxmlformats.org/drawingml/2006/main">
+              <a:graphicData uri="http://schemas.openxmlformats.org/drawingml/2006/picture">
+                <pic:pic xmlns:pic="http://schemas.openxmlformats.org/drawingml/2006/picture">
+                  <pic:nvPicPr>
+                    <pic:cNvPr id="762099081" name="תמונה 1" descr="תמונה שמכילה גופן, טקסט, לבן, צילום מסך&#10;&#10;תוכן שנוצר על-ידי בינה מלאכותית עשוי להיות שגוי."/>
+                    <pic:cNvPicPr/>
+                  </pic:nvPicPr>
+                  <pic:blipFill>
+                    <a:blip r:embed="rId28"/>
+                    <a:stretch>
+                      <a:fillRect/>
+                    </a:stretch>
+                  </pic:blipFill>
+                  <pic:spPr>
+                    <a:xfrm>
+                      <a:off x="0" y="0"/>
+                      <a:ext cx="2894001" cy="578731"/>
+                    </a:xfrm>
+                    <a:prstGeom prst="rect">
+                      <a:avLst/>
+                    </a:prstGeom>
+                  </pic:spPr>
+                </pic:pic>
+              </a:graphicData>
+            </a:graphic>
+          </wp:inline>
+        </w:drawing>
+      </w:r>
+    </w:p>
+    <w:p>
+      <w:pPr>
+        <w:pStyle w:val="a9"/>
+        <w:bidi w:val="0"/>
+        <w:ind w:left="1080"/>
+        <w:rPr>
+          <w:rFonts w:asciiTheme="majorBidi" w:hAnsiTheme="majorBidi" w:cstheme="majorBidi"/>
+          <w:b/>
+          <w:bCs/>
+          <w:sz w:val="28"/>
+          <w:szCs w:val="28"/>
+        </w:rPr>
+      </w:pPr>
+      <w:r>
+        <w:rPr>
+          <w:rFonts w:asciiTheme="majorBidi" w:hAnsiTheme="majorBidi" w:cstheme="majorBidi"/>
+          <w:b/>
+          <w:bCs/>
+          <w:sz w:val="28"/>
+          <w:szCs w:val="28"/>
+        </w:rPr>
+        <w:drawing>
+          <wp:inline distT="0" distB="0" distL="0" distR="0" wp14:anchorId="1399F4BD" wp14:editId="7E9C48DB">
+            <wp:extent cx="2843213" cy="568576"/>
+            <wp:effectExtent l="0" t="0" r="0" b="3175"/>
+            <wp:docPr id="1892406954" name="תמונה 1" descr="תמונה שמכילה טקסט, גופן, צילום מסך, לבן&#10;&#10;תוכן שנוצר על-ידי בינה מלאכותית עשוי להיות שגוי."/>
+            <wp:cNvGraphicFramePr>
+              <a:graphicFrameLocks xmlns:a="http://schemas.openxmlformats.org/drawingml/2006/main" noChangeAspect="1"/>
+            </wp:cNvGraphicFramePr>
+            <a:graphic xmlns:a="http://schemas.openxmlformats.org/drawingml/2006/main">
+              <a:graphicData uri="http://schemas.openxmlformats.org/drawingml/2006/picture">
+                <pic:pic xmlns:pic="http://schemas.openxmlformats.org/drawingml/2006/picture">
+                  <pic:nvPicPr>
+                    <pic:cNvPr id="1892406954" name="תמונה 1" descr="תמונה שמכילה טקסט, גופן, צילום מסך, לבן&#10;&#10;תוכן שנוצר על-ידי בינה מלאכותית עשוי להיות שגוי."/>
+                    <pic:cNvPicPr/>
+                  </pic:nvPicPr>
+                  <pic:blipFill>
+                    <a:blip r:embed="rId29"/>
+                    <a:stretch>
+                      <a:fillRect/>
+                    </a:stretch>
+                  </pic:blipFill>
+                  <pic:spPr>
+                    <a:xfrm>
+                      <a:off x="0" y="0"/>
+                      <a:ext cx="2880879" cy="576108"/>
+                    </a:xfrm>
+                    <a:prstGeom prst="rect">
+                      <a:avLst/>
+                    </a:prstGeom>
+                  </pic:spPr>
+                </pic:pic>
+              </a:graphicData>
+            </a:graphic>
+          </wp:inline>
+        </w:drawing>
+      </w:r>
+    </w:p>
+    <w:p>
+      <w:pPr>
+        <w:pStyle w:val="a9"/>
+        <w:bidi w:val="0"/>
+        <w:ind w:left="1080"/>
+        <w:rPr>
+          <w:rFonts w:asciiTheme="majorBidi" w:hAnsiTheme="majorBidi" w:cstheme="majorBidi"/>
+          <w:b/>
+          <w:bCs/>
+          <w:sz w:val="28"/>
+          <w:szCs w:val="28"/>
+        </w:rPr>
+      </w:pPr>
+      <w:r>
+        <w:rPr>
+          <w:rFonts w:asciiTheme="majorBidi" w:hAnsiTheme="majorBidi" w:cstheme="majorBidi"/>
+          <w:b/>
+          <w:bCs/>
+          <w:sz w:val="28"/>
+          <w:szCs w:val="28"/>
+        </w:rPr>
+        <w:lastRenderedPageBreak/>
+        <w:drawing>
+          <wp:inline distT="0" distB="0" distL="0" distR="0" wp14:anchorId="30478EBB" wp14:editId="72F3E018">
+            <wp:extent cx="2857847" cy="571500"/>
+            <wp:effectExtent l="0" t="0" r="0" b="0"/>
+            <wp:docPr id="656692973" name="תמונה 1" descr="תמונה שמכילה גופן, טקסט, צילום מסך, לבן&#10;&#10;תוכן שנוצר על-ידי בינה מלאכותית עשוי להיות שגוי."/>
+            <wp:cNvGraphicFramePr>
+              <a:graphicFrameLocks xmlns:a="http://schemas.openxmlformats.org/drawingml/2006/main" noChangeAspect="1"/>
+            </wp:cNvGraphicFramePr>
+            <a:graphic xmlns:a="http://schemas.openxmlformats.org/drawingml/2006/main">
+              <a:graphicData uri="http://schemas.openxmlformats.org/drawingml/2006/picture">
+                <pic:pic xmlns:pic="http://schemas.openxmlformats.org/drawingml/2006/picture">
+                  <pic:nvPicPr>
+                    <pic:cNvPr id="656692973" name="תמונה 1" descr="תמונה שמכילה גופן, טקסט, צילום מסך, לבן&#10;&#10;תוכן שנוצר על-ידי בינה מלאכותית עשוי להיות שגוי."/>
+                    <pic:cNvPicPr/>
+                  </pic:nvPicPr>
+                  <pic:blipFill>
+                    <a:blip r:embed="rId30"/>
+                    <a:stretch>
+                      <a:fillRect/>
+                    </a:stretch>
+                  </pic:blipFill>
+                  <pic:spPr>
+                    <a:xfrm>
+                      <a:off x="0" y="0"/>
+                      <a:ext cx="2882003" cy="576331"/>
+                    </a:xfrm>
+                    <a:prstGeom prst="rect">
+                      <a:avLst/>
+                    </a:prstGeom>
+                  </pic:spPr>
+                </pic:pic>
+              </a:graphicData>
+            </a:graphic>
+          </wp:inline>
+        </w:drawing>
+      </w:r>
+    </w:p>
+    <w:p>
+      <w:pPr>
+        <w:pStyle w:val="a9"/>
+        <w:bidi w:val="0"/>
+        <w:ind w:left="1080"/>
+        <w:rPr>
+          <w:rFonts w:asciiTheme="majorBidi" w:hAnsiTheme="majorBidi" w:cstheme="majorBidi"/>
+          <w:b/>
+          <w:bCs/>
+          <w:sz w:val="28"/>
+          <w:szCs w:val="28"/>
+        </w:rPr>
+      </w:pPr>
+      <w:r>
+        <w:rPr>
+          <w:rFonts w:asciiTheme="majorBidi" w:hAnsiTheme="majorBidi" w:cstheme="majorBidi"/>
+          <w:b/>
+          <w:bCs/>
+          <w:sz w:val="28"/>
+          <w:szCs w:val="28"/>
+        </w:rPr>
+        <w:drawing>
+          <wp:inline distT="0" distB="0" distL="0" distR="0" wp14:anchorId="4A9A7608" wp14:editId="7A28162F">
+            <wp:extent cx="2966712" cy="593271"/>
+            <wp:effectExtent l="0" t="0" r="5715" b="0"/>
+            <wp:docPr id="570369865" name="תמונה 1" descr="תמונה שמכילה טקסט, גופן, לבן, גרפיקה&#10;&#10;תוכן שנוצר על-ידי בינה מלאכותית עשוי להיות שגוי."/>
+            <wp:cNvGraphicFramePr>
+              <a:graphicFrameLocks xmlns:a="http://schemas.openxmlformats.org/drawingml/2006/main" noChangeAspect="1"/>
+            </wp:cNvGraphicFramePr>
+            <a:graphic xmlns:a="http://schemas.openxmlformats.org/drawingml/2006/main">
+              <a:graphicData uri="http://schemas.openxmlformats.org/drawingml/2006/picture">
+                <pic:pic xmlns:pic="http://schemas.openxmlformats.org/drawingml/2006/picture">
+                  <pic:nvPicPr>
+                    <pic:cNvPr id="570369865" name="תמונה 1" descr="תמונה שמכילה טקסט, גופן, לבן, גרפיקה&#10;&#10;תוכן שנוצר על-ידי בינה מלאכותית עשוי להיות שגוי."/>
+                    <pic:cNvPicPr/>
+                  </pic:nvPicPr>
+                  <pic:blipFill>
+                    <a:blip r:embed="rId31"/>
+                    <a:stretch>
+                      <a:fillRect/>
+                    </a:stretch>
+                  </pic:blipFill>
+                  <pic:spPr>
+                    <a:xfrm>
+                      <a:off x="0" y="0"/>
+                      <a:ext cx="2989572" cy="597842"/>
+                    </a:xfrm>
+                    <a:prstGeom prst="rect">
+                      <a:avLst/>
+                    </a:prstGeom>
+                  </pic:spPr>
+                </pic:pic>
+              </a:graphicData>
+            </a:graphic>
+          </wp:inline>
+        </w:drawing>
+      </w:r>
+    </w:p>
+    <w:p>
+      <w:pPr>
+        <w:pStyle w:val="a9"/>
+        <w:bidi w:val="0"/>
+        <w:ind w:left="1080"/>
+        <w:rPr>
+          <w:rFonts w:asciiTheme="majorBidi" w:hAnsiTheme="majorBidi" w:cstheme="majorBidi"/>
+          <w:b/>
+          <w:bCs/>
+          <w:sz w:val="28"/>
+          <w:szCs w:val="28"/>
+        </w:rPr>
+      </w:pPr>
+      <w:r>
+        <w:rPr>
+          <w:rFonts w:asciiTheme="majorBidi" w:hAnsiTheme="majorBidi" w:cstheme="majorBidi"/>
+          <w:b/>
+          <w:bCs/>
+          <w:sz w:val="28"/>
+          <w:szCs w:val="28"/>
+        </w:rPr>
+        <w:drawing>
+          <wp:inline distT="0" distB="0" distL="0" distR="0" wp14:anchorId="4DA2F330" wp14:editId="3076B624">
+            <wp:extent cx="2944586" cy="588846"/>
+            <wp:effectExtent l="0" t="0" r="8255" b="1905"/>
+            <wp:docPr id="3136315" name="תמונה 1" descr="תמונה שמכילה טקסט, גופן, צילום מסך, לבן&#10;&#10;תוכן שנוצר על-ידי בינה מלאכותית עשוי להיות שגוי."/>
+            <wp:cNvGraphicFramePr>
+              <a:graphicFrameLocks xmlns:a="http://schemas.openxmlformats.org/drawingml/2006/main" noChangeAspect="1"/>
+            </wp:cNvGraphicFramePr>
+            <a:graphic xmlns:a="http://schemas.openxmlformats.org/drawingml/2006/main">
+              <a:graphicData uri="http://schemas.openxmlformats.org/drawingml/2006/picture">
+                <pic:pic xmlns:pic="http://schemas.openxmlformats.org/drawingml/2006/picture">
+                  <pic:nvPicPr>
+                    <pic:cNvPr id="3136315" name="תמונה 1" descr="תמונה שמכילה טקסט, גופן, צילום מסך, לבן&#10;&#10;תוכן שנוצר על-ידי בינה מלאכותית עשוי להיות שגוי."/>
+                    <pic:cNvPicPr/>
+                  </pic:nvPicPr>
+                  <pic:blipFill>
+                    <a:blip r:embed="rId32"/>
+                    <a:stretch>
+                      <a:fillRect/>
+                    </a:stretch>
+                  </pic:blipFill>
+                  <pic:spPr>
+                    <a:xfrm>
+                      <a:off x="0" y="0"/>
+                      <a:ext cx="2967927" cy="593514"/>
+                    </a:xfrm>
+                    <a:prstGeom prst="rect">
+                      <a:avLst/>
+                    </a:prstGeom>
+                  </pic:spPr>
+                </pic:pic>
+              </a:graphicData>
+            </a:graphic>
+          </wp:inline>
+        </w:drawing>
+      </w:r>
+    </w:p>
+    <w:p>
+      <w:pPr>
+        <w:pStyle w:val="a9"/>
+        <w:bidi w:val="0"/>
+        <w:ind w:left="1080"/>
+        <w:rPr>
+          <w:rFonts w:asciiTheme="majorBidi" w:hAnsiTheme="majorBidi" w:cstheme="majorBidi"/>
+          <w:b/>
+          <w:bCs/>
+          <w:sz w:val="28"/>
+          <w:szCs w:val="28"/>
+        </w:rPr>
+      </w:pPr>
+      <w:r>
+        <w:rPr>
+          <w:rFonts w:asciiTheme="majorBidi" w:hAnsiTheme="majorBidi" w:cstheme="majorBidi"/>
+          <w:b/>
+          <w:bCs/>
+          <w:sz w:val="28"/>
+          <w:szCs w:val="28"/>
+        </w:rPr>
+        <w:drawing>
+          <wp:inline distT="0" distB="0" distL="0" distR="0" wp14:anchorId="0CD4922E" wp14:editId="11E76C7C">
+            <wp:extent cx="2966085" cy="593146"/>
+            <wp:effectExtent l="0" t="0" r="5715" b="0"/>
+            <wp:docPr id="2059361885" name="תמונה 1" descr="תמונה שמכילה טקסט, גופן, לבן, צילום מסך&#10;&#10;תוכן שנוצר על-ידי בינה מלאכותית עשוי להיות שגוי."/>
+            <wp:cNvGraphicFramePr>
+              <a:graphicFrameLocks xmlns:a="http://schemas.openxmlformats.org/drawingml/2006/main" noChangeAspect="1"/>
+            </wp:cNvGraphicFramePr>
+            <a:graphic xmlns:a="http://schemas.openxmlformats.org/drawingml/2006/main">
+              <a:graphicData uri="http://schemas.openxmlformats.org/drawingml/2006/picture">
+                <pic:pic xmlns:pic="http://schemas.openxmlformats.org/drawingml/2006/picture">
+                  <pic:nvPicPr>
+                    <pic:cNvPr id="2059361885" name="תמונה 1" descr="תמונה שמכילה טקסט, גופן, לבן, צילום מסך&#10;&#10;תוכן שנוצר על-ידי בינה מלאכותית עשוי להיות שגוי."/>
+                    <pic:cNvPicPr/>
+                  </pic:nvPicPr>
+                  <pic:blipFill>
+                    <a:blip r:embed="rId33"/>
+                    <a:stretch>
+                      <a:fillRect/>
+                    </a:stretch>
+                  </pic:blipFill>
+                  <pic:spPr>
+                    <a:xfrm>
+                      <a:off x="0" y="0"/>
+                      <a:ext cx="2990280" cy="597984"/>
+                    </a:xfrm>
+                    <a:prstGeom prst="rect">
+                      <a:avLst/>
+                    </a:prstGeom>
+                  </pic:spPr>
+                </pic:pic>
+              </a:graphicData>
+            </a:graphic>
+          </wp:inline>
+        </w:drawing>
+      </w:r>
+    </w:p>
+    <w:p>
+      <w:pPr>
+        <w:pStyle w:val="a9"/>
+        <w:bidi w:val="0"/>
+        <w:ind w:left="1080"/>
+        <w:rPr>
+          <w:rFonts w:asciiTheme="majorBidi" w:hAnsiTheme="majorBidi" w:cstheme="majorBidi"/>
+          <w:b/>
+          <w:bCs/>
+          <w:sz w:val="28"/>
+          <w:szCs w:val="28"/>
+        </w:rPr>
+      </w:pPr>
+    </w:p>
+    <w:p>
+      <w:pPr>
+        <w:pStyle w:val="a9"/>
+        <w:bidi w:val="0"/>
+        <w:ind w:left="1080"/>
+        <w:rPr>
+          <w:rFonts w:asciiTheme="majorBidi" w:hAnsiTheme="majorBidi" w:cstheme="majorBidi"/>
+          <w:b/>
+          <w:bCs/>
+          <w:sz w:val="28"/>
+          <w:szCs w:val="28"/>
+        </w:rPr>
+      </w:pPr>
+      <w:r>
+        <w:rPr>
+          <w:rFonts w:asciiTheme="majorBidi" w:hAnsiTheme="majorBidi" w:cstheme="majorBidi"/>
+        </w:rPr>
+        <w:t xml:space="preserve">And </w:t>
+      </w:r>
+      <w:r>
+        <w:rPr>
+          <w:rFonts w:asciiTheme="majorBidi" w:hAnsiTheme="majorBidi" w:cstheme="majorBidi"/>
+        </w:rPr>
+        <w:t xml:space="preserve">with </w:t>
+      </w:r>
+      <w:r>
+        <w:rPr>
+          <w:rFonts w:asciiTheme="majorBidi" w:hAnsiTheme="majorBidi" w:cstheme="majorBidi"/>
+        </w:rPr>
+        <w:t>pre-</w:t>
+      </w:r>
+      <w:r>
+        <w:rPr>
+          <w:rFonts w:asciiTheme="majorBidi" w:hAnsiTheme="majorBidi" w:cstheme="majorBidi"/>
+        </w:rPr>
+        <w:t>trained encoder for each digit:</w:t>
+      </w:r>
+    </w:p>
+    <w:p>
+      <w:pPr>
+        <w:pStyle w:val="a9"/>
+        <w:bidi w:val="0"/>
+        <w:ind w:left="1080"/>
+        <w:rPr>
+          <w:rFonts w:asciiTheme="majorBidi" w:hAnsiTheme="majorBidi" w:cstheme="majorBidi"/>
+          <w:b/>
+          <w:bCs/>
+          <w:sz w:val="28"/>
+          <w:szCs w:val="28"/>
+        </w:rPr>
+      </w:pPr>
+      <w:r>
+        <w:rPr>
+          <w:rFonts w:asciiTheme="majorBidi" w:hAnsiTheme="majorBidi" w:cstheme="majorBidi"/>
+          <w:b/>
+          <w:bCs/>
+          <w:sz w:val="28"/>
+          <w:szCs w:val="28"/>
+        </w:rPr>
+        <w:drawing>
+          <wp:inline distT="0" distB="0" distL="0" distR="0" wp14:anchorId="0DA08AD1" wp14:editId="4764E610">
+            <wp:extent cx="3184456" cy="636815"/>
+            <wp:effectExtent l="0" t="0" r="0" b="0"/>
+            <wp:docPr id="497161674" name="תמונה 1" descr="תמונה שמכילה גופן, טקסט, צילום מסך, לבן&#10;&#10;תוכן שנוצר על-ידי בינה מלאכותית עשוי להיות שגוי."/>
+            <wp:cNvGraphicFramePr>
+              <a:graphicFrameLocks xmlns:a="http://schemas.openxmlformats.org/drawingml/2006/main" noChangeAspect="1"/>
+            </wp:cNvGraphicFramePr>
+            <a:graphic xmlns:a="http://schemas.openxmlformats.org/drawingml/2006/main">
+              <a:graphicData uri="http://schemas.openxmlformats.org/drawingml/2006/picture">
+                <pic:pic xmlns:pic="http://schemas.openxmlformats.org/drawingml/2006/picture">
+                  <pic:nvPicPr>
+                    <pic:cNvPr id="497161674" name="תמונה 1" descr="תמונה שמכילה גופן, טקסט, צילום מסך, לבן&#10;&#10;תוכן שנוצר על-ידי בינה מלאכותית עשוי להיות שגוי."/>
+                    <pic:cNvPicPr/>
+                  </pic:nvPicPr>
+                  <pic:blipFill>
+                    <a:blip r:embed="rId34"/>
+                    <a:stretch>
+                      <a:fillRect/>
+                    </a:stretch>
+                  </pic:blipFill>
+                  <pic:spPr>
+                    <a:xfrm>
+                      <a:off x="0" y="0"/>
+                      <a:ext cx="3233404" cy="646603"/>
+                    </a:xfrm>
+                    <a:prstGeom prst="rect">
+                      <a:avLst/>
+                    </a:prstGeom>
+                  </pic:spPr>
+                </pic:pic>
+              </a:graphicData>
+            </a:graphic>
+          </wp:inline>
+        </w:drawing>
+      </w:r>
+    </w:p>
+    <w:p>
+      <w:pPr>
+        <w:pStyle w:val="a9"/>
+        <w:bidi w:val="0"/>
+        <w:ind w:left="1080"/>
+        <w:rPr>
+          <w:rFonts w:asciiTheme="majorBidi" w:hAnsiTheme="majorBidi" w:cstheme="majorBidi"/>
+          <w:b/>
+          <w:bCs/>
+          <w:sz w:val="28"/>
+          <w:szCs w:val="28"/>
+        </w:rPr>
+      </w:pPr>
+      <w:r>
+        <w:rPr>
+          <w:rFonts w:asciiTheme="majorBidi" w:hAnsiTheme="majorBidi" w:cstheme="majorBidi"/>
+          <w:b/>
+          <w:bCs/>
+          <w:sz w:val="28"/>
+          <w:szCs w:val="28"/>
+        </w:rPr>
+        <w:drawing>
+          <wp:inline distT="0" distB="0" distL="0" distR="0" wp14:anchorId="333850CC" wp14:editId="27B2F444">
+            <wp:extent cx="3254829" cy="650888"/>
+            <wp:effectExtent l="0" t="0" r="3175" b="0"/>
+            <wp:docPr id="268518670" name="תמונה 1" descr="תמונה שמכילה טקסט, גופן, לבן, צילום מסך&#10;&#10;תוכן שנוצר על-ידי בינה מלאכותית עשוי להיות שגוי."/>
+            <wp:cNvGraphicFramePr>
+              <a:graphicFrameLocks xmlns:a="http://schemas.openxmlformats.org/drawingml/2006/main" noChangeAspect="1"/>
+            </wp:cNvGraphicFramePr>
+            <a:graphic xmlns:a="http://schemas.openxmlformats.org/drawingml/2006/main">
+              <a:graphicData uri="http://schemas.openxmlformats.org/drawingml/2006/picture">
+                <pic:pic xmlns:pic="http://schemas.openxmlformats.org/drawingml/2006/picture">
+                  <pic:nvPicPr>
+                    <pic:cNvPr id="268518670" name="תמונה 1" descr="תמונה שמכילה טקסט, גופן, לבן, צילום מסך&#10;&#10;תוכן שנוצר על-ידי בינה מלאכותית עשוי להיות שגוי."/>
+                    <pic:cNvPicPr/>
+                  </pic:nvPicPr>
+                  <pic:blipFill>
+                    <a:blip r:embed="rId35"/>
+                    <a:stretch>
+                      <a:fillRect/>
+                    </a:stretch>
+                  </pic:blipFill>
+                  <pic:spPr>
+                    <a:xfrm>
+                      <a:off x="0" y="0"/>
+                      <a:ext cx="3298920" cy="659705"/>
+                    </a:xfrm>
+                    <a:prstGeom prst="rect">
+                      <a:avLst/>
+                    </a:prstGeom>
+                  </pic:spPr>
+                </pic:pic>
+              </a:graphicData>
+            </a:graphic>
+          </wp:inline>
+        </w:drawing>
+      </w:r>
+    </w:p>
+    <w:p>
+      <w:pPr>
+        <w:pStyle w:val="a9"/>
+        <w:bidi w:val="0"/>
+        <w:ind w:left="1080"/>
+        <w:rPr>
+          <w:rFonts w:asciiTheme="majorBidi" w:hAnsiTheme="majorBidi" w:cstheme="majorBidi"/>
+          <w:b/>
+          <w:bCs/>
+          <w:sz w:val="28"/>
+          <w:szCs w:val="28"/>
+        </w:rPr>
+      </w:pPr>
+      <w:r>
+        <w:rPr>
+          <w:rFonts w:asciiTheme="majorBidi" w:hAnsiTheme="majorBidi" w:cstheme="majorBidi"/>
+          <w:b/>
+          <w:bCs/>
+          <w:sz w:val="28"/>
+          <w:szCs w:val="28"/>
+        </w:rPr>
+        <w:drawing>
+          <wp:inline distT="0" distB="0" distL="0" distR="0" wp14:anchorId="7BA88083" wp14:editId="7AFE80B1">
+            <wp:extent cx="3293325" cy="658586"/>
+            <wp:effectExtent l="0" t="0" r="2540" b="8255"/>
+            <wp:docPr id="638063301" name="תמונה 1" descr="תמונה שמכילה טקסט, גופן, צילום מסך, לבן&#10;&#10;תוכן שנוצר על-ידי בינה מלאכותית עשוי להיות שגוי."/>
+            <wp:cNvGraphicFramePr>
+              <a:graphicFrameLocks xmlns:a="http://schemas.openxmlformats.org/drawingml/2006/main" noChangeAspect="1"/>
+            </wp:cNvGraphicFramePr>
+            <a:graphic xmlns:a="http://schemas.openxmlformats.org/drawingml/2006/main">
+              <a:graphicData uri="http://schemas.openxmlformats.org/drawingml/2006/picture">
+                <pic:pic xmlns:pic="http://schemas.openxmlformats.org/drawingml/2006/picture">
+                  <pic:nvPicPr>
+                    <pic:cNvPr id="638063301" name="תמונה 1" descr="תמונה שמכילה טקסט, גופן, צילום מסך, לבן&#10;&#10;תוכן שנוצר על-ידי בינה מלאכותית עשוי להיות שגוי."/>
+                    <pic:cNvPicPr/>
+                  </pic:nvPicPr>
+                  <pic:blipFill>
+                    <a:blip r:embed="rId36"/>
+                    <a:stretch>
+                      <a:fillRect/>
+                    </a:stretch>
+                  </pic:blipFill>
+                  <pic:spPr>
+                    <a:xfrm>
+                      <a:off x="0" y="0"/>
+                      <a:ext cx="3328344" cy="665589"/>
+                    </a:xfrm>
+                    <a:prstGeom prst="rect">
+                      <a:avLst/>
+                    </a:prstGeom>
+                  </pic:spPr>
+                </pic:pic>
+              </a:graphicData>
+            </a:graphic>
+          </wp:inline>
+        </w:drawing>
+      </w:r>
+    </w:p>
+    <w:p>
+      <w:pPr>
+        <w:pStyle w:val="a9"/>
+        <w:bidi w:val="0"/>
+        <w:ind w:left="1080"/>
+        <w:rPr>
+          <w:rFonts w:asciiTheme="majorBidi" w:hAnsiTheme="majorBidi" w:cstheme="majorBidi"/>
+          <w:b/>
+          <w:bCs/>
+          <w:sz w:val="28"/>
+          <w:szCs w:val="28"/>
+        </w:rPr>
+      </w:pPr>
+      <w:r>
+        <w:rPr>
+          <w:rFonts w:asciiTheme="majorBidi" w:hAnsiTheme="majorBidi" w:cstheme="majorBidi"/>
+          <w:b/>
+          <w:bCs/>
+          <w:sz w:val="28"/>
+          <w:szCs w:val="28"/>
+        </w:rPr>
+        <w:drawing>
+          <wp:inline distT="0" distB="0" distL="0" distR="0" wp14:anchorId="76410FC9" wp14:editId="3D9ECA9F">
+            <wp:extent cx="3402200" cy="680357"/>
+            <wp:effectExtent l="0" t="0" r="8255" b="5715"/>
+            <wp:docPr id="1710520815" name="תמונה 1" descr="תמונה שמכילה טקסט, גופן, צילום מסך, לבן&#10;&#10;תוכן שנוצר על-ידי בינה מלאכותית עשוי להיות שגוי."/>
+            <wp:cNvGraphicFramePr>
+              <a:graphicFrameLocks xmlns:a="http://schemas.openxmlformats.org/drawingml/2006/main" noChangeAspect="1"/>
+            </wp:cNvGraphicFramePr>
+            <a:graphic xmlns:a="http://schemas.openxmlformats.org/drawingml/2006/main">
+              <a:graphicData uri="http://schemas.openxmlformats.org/drawingml/2006/picture">
+                <pic:pic xmlns:pic="http://schemas.openxmlformats.org/drawingml/2006/picture">
+                  <pic:nvPicPr>
+                    <pic:cNvPr id="1710520815" name="תמונה 1" descr="תמונה שמכילה טקסט, גופן, צילום מסך, לבן&#10;&#10;תוכן שנוצר על-ידי בינה מלאכותית עשוי להיות שגוי."/>
+                    <pic:cNvPicPr/>
+                  </pic:nvPicPr>
+                  <pic:blipFill>
+                    <a:blip r:embed="rId37"/>
+                    <a:stretch>
+                      <a:fillRect/>
+                    </a:stretch>
+                  </pic:blipFill>
+                  <pic:spPr>
+                    <a:xfrm>
+                      <a:off x="0" y="0"/>
+                      <a:ext cx="3453437" cy="690603"/>
+                    </a:xfrm>
+                    <a:prstGeom prst="rect">
+                      <a:avLst/>
+                    </a:prstGeom>
+                  </pic:spPr>
+                </pic:pic>
+              </a:graphicData>
+            </a:graphic>
+          </wp:inline>
+        </w:drawing>
+      </w:r>
+    </w:p>
+    <w:p>
+      <w:pPr>
+        <w:pStyle w:val="a9"/>
+        <w:bidi w:val="0"/>
+        <w:ind w:left="1080"/>
+        <w:rPr>
+          <w:rFonts w:asciiTheme="majorBidi" w:hAnsiTheme="majorBidi" w:cstheme="majorBidi"/>
+          <w:b/>
+          <w:bCs/>
+          <w:sz w:val="28"/>
+          <w:szCs w:val="28"/>
+        </w:rPr>
+      </w:pPr>
+      <w:r>
+        <w:rPr>
+          <w:rFonts w:asciiTheme="majorBidi" w:hAnsiTheme="majorBidi" w:cstheme="majorBidi"/>
+          <w:b/>
+          <w:bCs/>
+          <w:sz w:val="28"/>
+          <w:szCs w:val="28"/>
+        </w:rPr>
+        <w:drawing>
+          <wp:inline distT="0" distB="0" distL="0" distR="0" wp14:anchorId="65C6DEEB" wp14:editId="455CCFD8">
+            <wp:extent cx="3429412" cy="685800"/>
+            <wp:effectExtent l="0" t="0" r="0" b="0"/>
+            <wp:docPr id="2084892282" name="תמונה 1" descr="תמונה שמכילה גופן, טקסט, צילום מסך, לבן&#10;&#10;תוכן שנוצר על-ידי בינה מלאכותית עשוי להיות שגוי."/>
+            <wp:cNvGraphicFramePr>
+              <a:graphicFrameLocks xmlns:a="http://schemas.openxmlformats.org/drawingml/2006/main" noChangeAspect="1"/>
+            </wp:cNvGraphicFramePr>
+            <a:graphic xmlns:a="http://schemas.openxmlformats.org/drawingml/2006/main">
+              <a:graphicData uri="http://schemas.openxmlformats.org/drawingml/2006/picture">
+                <pic:pic xmlns:pic="http://schemas.openxmlformats.org/drawingml/2006/picture">
+                  <pic:nvPicPr>
+                    <pic:cNvPr id="2084892282" name="תמונה 1" descr="תמונה שמכילה גופן, טקסט, צילום מסך, לבן&#10;&#10;תוכן שנוצר על-ידי בינה מלאכותית עשוי להיות שגוי."/>
+                    <pic:cNvPicPr/>
+                  </pic:nvPicPr>
+                  <pic:blipFill>
+                    <a:blip r:embed="rId38"/>
+                    <a:stretch>
+                      <a:fillRect/>
+                    </a:stretch>
+                  </pic:blipFill>
+                  <pic:spPr>
+                    <a:xfrm>
+                      <a:off x="0" y="0"/>
+                      <a:ext cx="3478738" cy="695664"/>
+                    </a:xfrm>
+                    <a:prstGeom prst="rect">
+                      <a:avLst/>
+                    </a:prstGeom>
+                  </pic:spPr>
+                </pic:pic>
+              </a:graphicData>
+            </a:graphic>
+          </wp:inline>
+        </w:drawing>
+      </w:r>
+    </w:p>
+    <w:p>
+      <w:pPr>
+        <w:pStyle w:val="a9"/>
+        <w:bidi w:val="0"/>
+        <w:ind w:left="1080"/>
+        <w:rPr>
+          <w:rFonts w:asciiTheme="majorBidi" w:hAnsiTheme="majorBidi" w:cstheme="majorBidi"/>
+          <w:b/>
+          <w:bCs/>
+          <w:sz w:val="28"/>
+          <w:szCs w:val="28"/>
+        </w:rPr>
+      </w:pPr>
+      <w:r>
+        <w:rPr>
+          <w:rFonts w:asciiTheme="majorBidi" w:hAnsiTheme="majorBidi" w:cstheme="majorBidi"/>
+          <w:b/>
+          <w:bCs/>
+          <w:sz w:val="28"/>
+          <w:szCs w:val="28"/>
+        </w:rPr>
+        <w:drawing>
+          <wp:inline distT="0" distB="0" distL="0" distR="0" wp14:anchorId="67B49B70" wp14:editId="242190FA">
+            <wp:extent cx="3211673" cy="642257"/>
+            <wp:effectExtent l="0" t="0" r="8255" b="5715"/>
+            <wp:docPr id="782132061" name="תמונה 1" descr="תמונה שמכילה טקסט, גופן, צילום מסך, לבן&#10;&#10;תוכן שנוצר על-ידי בינה מלאכותית עשוי להיות שגוי."/>
+            <wp:cNvGraphicFramePr>
+              <a:graphicFrameLocks xmlns:a="http://schemas.openxmlformats.org/drawingml/2006/main" noChangeAspect="1"/>
+            </wp:cNvGraphicFramePr>
+            <a:graphic xmlns:a="http://schemas.openxmlformats.org/drawingml/2006/main">
+              <a:graphicData uri="http://schemas.openxmlformats.org/drawingml/2006/picture">
+                <pic:pic xmlns:pic="http://schemas.openxmlformats.org/drawingml/2006/picture">
+                  <pic:nvPicPr>
+                    <pic:cNvPr id="782132061" name="תמונה 1" descr="תמונה שמכילה טקסט, גופן, צילום מסך, לבן&#10;&#10;תוכן שנוצר על-ידי בינה מלאכותית עשוי להיות שגוי."/>
+                    <pic:cNvPicPr/>
+                  </pic:nvPicPr>
+                  <pic:blipFill>
+                    <a:blip r:embed="rId39"/>
+                    <a:stretch>
+                      <a:fillRect/>
+                    </a:stretch>
+                  </pic:blipFill>
+                  <pic:spPr>
+                    <a:xfrm>
+                      <a:off x="0" y="0"/>
+                      <a:ext cx="3245461" cy="649014"/>
+                    </a:xfrm>
+                    <a:prstGeom prst="rect">
+                      <a:avLst/>
+                    </a:prstGeom>
+                  </pic:spPr>
+                </pic:pic>
+              </a:graphicData>
+            </a:graphic>
+          </wp:inline>
+        </w:drawing>
+      </w:r>
+    </w:p>
+    <w:p>
+      <w:pPr>
+        <w:pStyle w:val="a9"/>
+        <w:bidi w:val="0"/>
+        <w:ind w:left="1080"/>
+        <w:rPr>
+          <w:rFonts w:asciiTheme="majorBidi" w:hAnsiTheme="majorBidi" w:cstheme="majorBidi"/>
+          <w:b/>
+          <w:bCs/>
+          <w:sz w:val="28"/>
+          <w:szCs w:val="28"/>
+        </w:rPr>
+      </w:pPr>
+      <w:r>
+        <w:rPr>
+          <w:rFonts w:asciiTheme="majorBidi" w:hAnsiTheme="majorBidi" w:cstheme="majorBidi"/>
+          <w:b/>
+          <w:bCs/>
+          <w:sz w:val="28"/>
+          <w:szCs w:val="28"/>
+        </w:rPr>
+        <w:drawing>
+          <wp:inline distT="0" distB="0" distL="0" distR="0" wp14:anchorId="6BB5417B" wp14:editId="06D691CA">
+            <wp:extent cx="3216729" cy="643268"/>
+            <wp:effectExtent l="0" t="0" r="3175" b="4445"/>
+            <wp:docPr id="1351671889" name="תמונה 1" descr="תמונה שמכילה גופן, טקסט, צילום מסך, לבן&#10;&#10;תוכן שנוצר על-ידי בינה מלאכותית עשוי להיות שגוי."/>
+            <wp:cNvGraphicFramePr>
+              <a:graphicFrameLocks xmlns:a="http://schemas.openxmlformats.org/drawingml/2006/main" noChangeAspect="1"/>
+            </wp:cNvGraphicFramePr>
+            <a:graphic xmlns:a="http://schemas.openxmlformats.org/drawingml/2006/main">
+              <a:graphicData uri="http://schemas.openxmlformats.org/drawingml/2006/picture">
+                <pic:pic xmlns:pic="http://schemas.openxmlformats.org/drawingml/2006/picture">
+                  <pic:nvPicPr>
+                    <pic:cNvPr id="1351671889" name="תמונה 1" descr="תמונה שמכילה גופן, טקסט, צילום מסך, לבן&#10;&#10;תוכן שנוצר על-ידי בינה מלאכותית עשוי להיות שגוי."/>
+                    <pic:cNvPicPr/>
+                  </pic:nvPicPr>
+                  <pic:blipFill>
+                    <a:blip r:embed="rId40"/>
+                    <a:stretch>
+                      <a:fillRect/>
+                    </a:stretch>
+                  </pic:blipFill>
+                  <pic:spPr>
+                    <a:xfrm>
+                      <a:off x="0" y="0"/>
+                      <a:ext cx="3259885" cy="651898"/>
+                    </a:xfrm>
+                    <a:prstGeom prst="rect">
+                      <a:avLst/>
+                    </a:prstGeom>
+                  </pic:spPr>
+                </pic:pic>
+              </a:graphicData>
+            </a:graphic>
+          </wp:inline>
+        </w:drawing>
+      </w:r>
+    </w:p>
+    <w:p>
+      <w:pPr>
+        <w:pStyle w:val="a9"/>
+        <w:bidi w:val="0"/>
+        <w:ind w:left="1080"/>
+        <w:rPr>
+          <w:rFonts w:asciiTheme="majorBidi" w:hAnsiTheme="majorBidi" w:cstheme="majorBidi"/>
+          <w:b/>
+          <w:bCs/>
+          <w:sz w:val="28"/>
+          <w:szCs w:val="28"/>
+        </w:rPr>
+      </w:pPr>
+      <w:r>
+        <w:rPr>
+          <w:rFonts w:asciiTheme="majorBidi" w:hAnsiTheme="majorBidi" w:cstheme="majorBidi"/>
+          <w:b/>
+          <w:bCs/>
+          <w:sz w:val="28"/>
+          <w:szCs w:val="28"/>
+        </w:rPr>
+        <w:drawing>
+          <wp:inline distT="0" distB="0" distL="0" distR="0" wp14:anchorId="1FA0BBFE" wp14:editId="362FFFCE">
+            <wp:extent cx="3293317" cy="658585"/>
+            <wp:effectExtent l="0" t="0" r="2540" b="8255"/>
+            <wp:docPr id="759593905" name="תמונה 1" descr="תמונה שמכילה טקסט, גופן, גרפיקה, לבן&#10;&#10;תוכן שנוצר על-ידי בינה מלאכותית עשוי להיות שגוי."/>
+            <wp:cNvGraphicFramePr>
+              <a:graphicFrameLocks xmlns:a="http://schemas.openxmlformats.org/drawingml/2006/main" noChangeAspect="1"/>
+            </wp:cNvGraphicFramePr>
+            <a:graphic xmlns:a="http://schemas.openxmlformats.org/drawingml/2006/main">
+              <a:graphicData uri="http://schemas.openxmlformats.org/drawingml/2006/picture">
+                <pic:pic xmlns:pic="http://schemas.openxmlformats.org/drawingml/2006/picture">
+                  <pic:nvPicPr>
+                    <pic:cNvPr id="759593905" name="תמונה 1" descr="תמונה שמכילה טקסט, גופן, גרפיקה, לבן&#10;&#10;תוכן שנוצר על-ידי בינה מלאכותית עשוי להיות שגוי."/>
+                    <pic:cNvPicPr/>
+                  </pic:nvPicPr>
+                  <pic:blipFill>
+                    <a:blip r:embed="rId41"/>
+                    <a:stretch>
+                      <a:fillRect/>
+                    </a:stretch>
+                  </pic:blipFill>
+                  <pic:spPr>
+                    <a:xfrm>
+                      <a:off x="0" y="0"/>
+                      <a:ext cx="3350457" cy="670012"/>
+                    </a:xfrm>
+                    <a:prstGeom prst="rect">
+                      <a:avLst/>
+                    </a:prstGeom>
+                  </pic:spPr>
+                </pic:pic>
+              </a:graphicData>
+            </a:graphic>
+          </wp:inline>
+        </w:drawing>
+      </w:r>
+    </w:p>
+    <w:p>
+      <w:pPr>
+        <w:pStyle w:val="a9"/>
+        <w:bidi w:val="0"/>
+        <w:ind w:left="1080"/>
+        <w:rPr>
+          <w:rFonts w:asciiTheme="majorBidi" w:hAnsiTheme="majorBidi" w:cstheme="majorBidi"/>
+          <w:b/>
+          <w:bCs/>
+          <w:sz w:val="28"/>
+          <w:szCs w:val="28"/>
+        </w:rPr>
+      </w:pPr>
+      <w:r>
+        <w:rPr>
+          <w:rFonts w:asciiTheme="majorBidi" w:hAnsiTheme="majorBidi" w:cstheme="majorBidi"/>
+          <w:b/>
+          <w:bCs/>
+          <w:sz w:val="28"/>
+          <w:szCs w:val="28"/>
+        </w:rPr>
+        <w:lastRenderedPageBreak/>
+        <w:drawing>
+          <wp:inline distT="0" distB="0" distL="0" distR="0" wp14:anchorId="0653646C" wp14:editId="17DA680B">
+            <wp:extent cx="3402198" cy="680358"/>
+            <wp:effectExtent l="0" t="0" r="8255" b="5715"/>
+            <wp:docPr id="1285213702" name="תמונה 1" descr="תמונה שמכילה טקסט, גופן, צילום מסך, לבן&#10;&#10;תוכן שנוצר על-ידי בינה מלאכותית עשוי להיות שגוי."/>
+            <wp:cNvGraphicFramePr>
+              <a:graphicFrameLocks xmlns:a="http://schemas.openxmlformats.org/drawingml/2006/main" noChangeAspect="1"/>
+            </wp:cNvGraphicFramePr>
+            <a:graphic xmlns:a="http://schemas.openxmlformats.org/drawingml/2006/main">
+              <a:graphicData uri="http://schemas.openxmlformats.org/drawingml/2006/picture">
+                <pic:pic xmlns:pic="http://schemas.openxmlformats.org/drawingml/2006/picture">
+                  <pic:nvPicPr>
+                    <pic:cNvPr id="1285213702" name="תמונה 1" descr="תמונה שמכילה טקסט, גופן, צילום מסך, לבן&#10;&#10;תוכן שנוצר על-ידי בינה מלאכותית עשוי להיות שגוי."/>
+                    <pic:cNvPicPr/>
+                  </pic:nvPicPr>
+                  <pic:blipFill>
+                    <a:blip r:embed="rId42"/>
+                    <a:stretch>
+                      <a:fillRect/>
+                    </a:stretch>
+                  </pic:blipFill>
+                  <pic:spPr>
+                    <a:xfrm>
+                      <a:off x="0" y="0"/>
+                      <a:ext cx="3482230" cy="696362"/>
+                    </a:xfrm>
+                    <a:prstGeom prst="rect">
+                      <a:avLst/>
+                    </a:prstGeom>
+                  </pic:spPr>
+                </pic:pic>
+              </a:graphicData>
+            </a:graphic>
+          </wp:inline>
+        </w:drawing>
+      </w:r>
+    </w:p>
+    <w:p>
+      <w:pPr>
+        <w:pStyle w:val="a9"/>
+        <w:bidi w:val="0"/>
+        <w:ind w:left="1080"/>
+        <w:rPr>
+          <w:rFonts w:asciiTheme="majorBidi" w:hAnsiTheme="majorBidi" w:cstheme="majorBidi"/>
+          <w:b/>
+          <w:bCs/>
+          <w:sz w:val="28"/>
+          <w:szCs w:val="28"/>
+        </w:rPr>
+      </w:pPr>
+      <w:r>
+        <w:rPr>
+          <w:rFonts w:asciiTheme="majorBidi" w:hAnsiTheme="majorBidi" w:cstheme="majorBidi"/>
+          <w:b/>
+          <w:bCs/>
+          <w:sz w:val="28"/>
+          <w:szCs w:val="28"/>
+        </w:rPr>
+        <w:drawing>
+          <wp:inline distT="0" distB="0" distL="0" distR="0" wp14:anchorId="30198E44" wp14:editId="099CEEB6">
+            <wp:extent cx="3521529" cy="704221"/>
+            <wp:effectExtent l="0" t="0" r="3175" b="635"/>
+            <wp:docPr id="793649876" name="תמונה 1" descr="תמונה שמכילה טקסט, גופן, לבן, צילום מסך&#10;&#10;תוכן שנוצר על-ידי בינה מלאכותית עשוי להיות שגוי."/>
+            <wp:cNvGraphicFramePr>
+              <a:graphicFrameLocks xmlns:a="http://schemas.openxmlformats.org/drawingml/2006/main" noChangeAspect="1"/>
+            </wp:cNvGraphicFramePr>
+            <a:graphic xmlns:a="http://schemas.openxmlformats.org/drawingml/2006/main">
+              <a:graphicData uri="http://schemas.openxmlformats.org/drawingml/2006/picture">
+                <pic:pic xmlns:pic="http://schemas.openxmlformats.org/drawingml/2006/picture">
+                  <pic:nvPicPr>
+                    <pic:cNvPr id="793649876" name="תמונה 1" descr="תמונה שמכילה טקסט, גופן, לבן, צילום מסך&#10;&#10;תוכן שנוצר על-ידי בינה מלאכותית עשוי להיות שגוי."/>
+                    <pic:cNvPicPr/>
+                  </pic:nvPicPr>
+                  <pic:blipFill>
+                    <a:blip r:embed="rId43"/>
+                    <a:stretch>
+                      <a:fillRect/>
+                    </a:stretch>
+                  </pic:blipFill>
+                  <pic:spPr>
+                    <a:xfrm>
+                      <a:off x="0" y="0"/>
+                      <a:ext cx="3531566" cy="706228"/>
+                    </a:xfrm>
+                    <a:prstGeom prst="rect">
+                      <a:avLst/>
+                    </a:prstGeom>
+                  </pic:spPr>
+                </pic:pic>
+              </a:graphicData>
+            </a:graphic>
+          </wp:inline>
+        </w:drawing>
+      </w:r>
+    </w:p>
+    <w:p>
+      <w:pPr>
+        <w:pStyle w:val="a9"/>
+        <w:bidi w:val="0"/>
+        <w:ind w:left="1080"/>
+        <w:rPr>
+          <w:rFonts w:asciiTheme="majorBidi" w:hAnsiTheme="majorBidi" w:cstheme="majorBidi"/>
+          <w:sz w:val="22"/>
+          <w:szCs w:val="22"/>
+        </w:rPr>
+      </w:pPr>
+      <w:r>
+        <w:rPr>
+          <w:rFonts w:asciiTheme="majorBidi" w:hAnsiTheme="majorBidi" w:cstheme="majorBidi"/>
+          <w:sz w:val="22"/>
+          <w:szCs w:val="22"/>
+        </w:rPr>
+        <w:t>In Q1, reconstructions show higher intra-class variability — each digit instance retains its individual characteristics (e.g., slant, loop size, stroke).</w:t>
+      </w:r>
+      <w:r>
+        <w:rPr>
+          <w:rFonts w:asciiTheme="majorBidi" w:hAnsiTheme="majorBidi" w:cstheme="majorBidi"/>
+          <w:sz w:val="22"/>
+          <w:szCs w:val="22"/>
+        </w:rPr>
+        <w:br/>
+        <w:t>In Q4, the reconstructions tend to “average out” digit variations, leading to lower variability between instances of the same digit.</w:t>
+      </w:r>
     </w:p>
     <w:p>
       <w:pPr>
@@ -3000,6 +4518,74 @@
           <w:rFonts w:asciiTheme="majorBidi" w:hAnsiTheme="majorBidi" w:cstheme="majorBidi"/>
           <w:b/>
           <w:bCs/>
+        </w:rPr>
+      </w:pPr>
+      <w:r>
+        <w:rPr>
+          <w:rFonts w:asciiTheme="majorBidi" w:hAnsiTheme="majorBidi" w:cstheme="majorBidi"/>
+          <w:b/>
+          <w:bCs/>
+        </w:rPr>
+        <w:t xml:space="preserve">Below are plots shows the </w:t>
+      </w:r>
+      <w:r>
+        <w:rPr>
+          <w:rFonts w:asciiTheme="majorBidi" w:hAnsiTheme="majorBidi" w:cstheme="majorBidi"/>
+          <w:b/>
+          <w:bCs/>
+        </w:rPr>
+        <w:t>separation between digit clusters</w:t>
+      </w:r>
+      <w:r>
+        <w:rPr>
+          <w:rFonts w:asciiTheme="majorBidi" w:hAnsiTheme="majorBidi" w:cstheme="majorBidi"/>
+          <w:b/>
+          <w:bCs/>
+        </w:rPr>
+        <w:t xml:space="preserve"> – Q1 on </w:t>
+      </w:r>
+      <w:r>
+        <w:rPr>
+          <w:rFonts w:asciiTheme="majorBidi" w:hAnsiTheme="majorBidi" w:cstheme="majorBidi"/>
+          <w:b/>
+          <w:bCs/>
+        </w:rPr>
+        <w:t>the left</w:t>
+      </w:r>
+      <w:r>
+        <w:rPr>
+          <w:rFonts w:asciiTheme="majorBidi" w:hAnsiTheme="majorBidi" w:cstheme="majorBidi"/>
+          <w:b/>
+          <w:bCs/>
+        </w:rPr>
+        <w:t xml:space="preserve"> and Q4 </w:t>
+      </w:r>
+      <w:r>
+        <w:rPr>
+          <w:rFonts w:asciiTheme="majorBidi" w:hAnsiTheme="majorBidi" w:cstheme="majorBidi"/>
+          <w:b/>
+          <w:bCs/>
+        </w:rPr>
+        <w:t>on the right</w:t>
+      </w:r>
+      <w:r>
+        <w:rPr>
+          <w:rFonts w:asciiTheme="majorBidi" w:hAnsiTheme="majorBidi" w:cstheme="majorBidi"/>
+          <w:b/>
+          <w:bCs/>
+        </w:rPr>
+        <w:t>:</w:t>
+      </w:r>
+    </w:p>
+    <w:p>
+      <w:pPr>
+        <w:pStyle w:val="a9"/>
+        <w:bidi w:val="0"/>
+        <w:ind w:left="1080"/>
+        <w:rPr>
+          <w:rFonts w:asciiTheme="majorBidi" w:hAnsiTheme="majorBidi" w:cstheme="majorBidi"/>
+          <w:b/>
+          <w:bCs/>
           <w:sz w:val="28"/>
           <w:szCs w:val="28"/>
         </w:rPr>
@@ -3007,62 +4593,131 @@
       <w:r>
         <w:rPr>
           <w:rFonts w:asciiTheme="majorBidi" w:hAnsiTheme="majorBidi" w:cstheme="majorBidi"/>
-          <w:b/>
-          <w:bCs/>
-          <w:sz w:val="28"/>
-          <w:szCs w:val="28"/>
-        </w:rPr>
-        <w:t>S</w:t>
-      </w:r>
-    </w:p>
-    <w:p>
-      <w:pPr>
-        <w:pStyle w:val="a9"/>
-        <w:numPr>
-          <w:ilvl w:val="1"/>
-          <w:numId w:val="1"/>
-        </w:numPr>
-        <w:bidi w:val="0"/>
-        <w:rPr>
-          <w:rFonts w:asciiTheme="majorBidi" w:hAnsiTheme="majorBidi" w:cstheme="majorBidi"/>
-          <w:b/>
-          <w:bCs/>
-          <w:sz w:val="28"/>
-          <w:szCs w:val="28"/>
-        </w:rPr>
-      </w:pPr>
-      <w:r>
-        <w:rPr>
-          <w:rFonts w:asciiTheme="majorBidi" w:hAnsiTheme="majorBidi" w:cstheme="majorBidi"/>
-          <w:b/>
-          <w:bCs/>
-          <w:sz w:val="28"/>
-          <w:szCs w:val="28"/>
-        </w:rPr>
-        <w:t>S</w:t>
-      </w:r>
-    </w:p>
-    <w:p>
-      <w:pPr>
-        <w:pStyle w:val="a9"/>
-        <w:bidi w:val="0"/>
-        <w:ind w:left="1080"/>
-        <w:rPr>
-          <w:rFonts w:asciiTheme="majorBidi" w:hAnsiTheme="majorBidi" w:cstheme="majorBidi"/>
-          <w:b/>
-          <w:bCs/>
-          <w:sz w:val="28"/>
-          <w:szCs w:val="28"/>
-        </w:rPr>
-      </w:pPr>
-    </w:p>
-    <w:p>
-      <w:pPr>
-        <w:bidi w:val="0"/>
-        <w:rPr>
-          <w:rFonts w:asciiTheme="majorBidi" w:hAnsiTheme="majorBidi" w:cstheme="majorBidi"/>
-        </w:rPr>
-      </w:pPr>
+        </w:rPr>
+        <w:drawing>
+          <wp:anchor distT="0" distB="0" distL="114300" distR="114300" simplePos="0" relativeHeight="251673600" behindDoc="0" locked="0" layoutInCell="1" allowOverlap="1" wp14:anchorId="03511211" wp14:editId="01DABFF7">
+            <wp:simplePos x="0" y="0"/>
+            <wp:positionH relativeFrom="column">
+              <wp:posOffset>2770143</wp:posOffset>
+            </wp:positionH>
+            <wp:positionV relativeFrom="paragraph">
+              <wp:posOffset>328023</wp:posOffset>
+            </wp:positionV>
+            <wp:extent cx="2764790" cy="2073275"/>
+            <wp:effectExtent l="0" t="0" r="0" b="3175"/>
+            <wp:wrapTopAndBottom/>
+            <wp:docPr id="1195402263" name="תמונה 1" descr="תמונה שמכילה טקסט, תרשים, עלילה, צילום מסך&#10;&#10;תוכן שנוצר על-ידי בינה מלאכותית עשוי להיות שגוי."/>
+            <wp:cNvGraphicFramePr>
+              <a:graphicFrameLocks xmlns:a="http://schemas.openxmlformats.org/drawingml/2006/main" noChangeAspect="1"/>
+            </wp:cNvGraphicFramePr>
+            <a:graphic xmlns:a="http://schemas.openxmlformats.org/drawingml/2006/main">
+              <a:graphicData uri="http://schemas.openxmlformats.org/drawingml/2006/picture">
+                <pic:pic xmlns:pic="http://schemas.openxmlformats.org/drawingml/2006/picture">
+                  <pic:nvPicPr>
+                    <pic:cNvPr id="1195402263" name="תמונה 1" descr="תמונה שמכילה טקסט, תרשים, עלילה, צילום מסך&#10;&#10;תוכן שנוצר על-ידי בינה מלאכותית עשוי להיות שגוי."/>
+                    <pic:cNvPicPr/>
+                  </pic:nvPicPr>
+                  <pic:blipFill>
+                    <a:blip r:embed="rId44" cstate="print">
+                      <a:extLst>
+                        <a:ext uri="{28A0092B-C50C-407E-A947-70E740481C1C}">
+                          <a14:useLocalDpi xmlns:a14="http://schemas.microsoft.com/office/drawing/2010/main" val="0"/>
+                        </a:ext>
+                      </a:extLst>
+                    </a:blip>
+                    <a:stretch>
+                      <a:fillRect/>
+                    </a:stretch>
+                  </pic:blipFill>
+                  <pic:spPr>
+                    <a:xfrm>
+                      <a:off x="0" y="0"/>
+                      <a:ext cx="2764790" cy="2073275"/>
+                    </a:xfrm>
+                    <a:prstGeom prst="rect">
+                      <a:avLst/>
+                    </a:prstGeom>
+                  </pic:spPr>
+                </pic:pic>
+              </a:graphicData>
+            </a:graphic>
+            <wp14:sizeRelH relativeFrom="page">
+              <wp14:pctWidth>0</wp14:pctWidth>
+            </wp14:sizeRelH>
+            <wp14:sizeRelV relativeFrom="page">
+              <wp14:pctHeight>0</wp14:pctHeight>
+            </wp14:sizeRelV>
+          </wp:anchor>
+        </w:drawing>
+      </w:r>
+    </w:p>
+    <w:p>
+      <w:pPr>
+        <w:bidi w:val="0"/>
+        <w:rPr>
+          <w:rFonts w:asciiTheme="majorBidi" w:hAnsiTheme="majorBidi" w:cstheme="majorBidi"/>
+        </w:rPr>
+      </w:pPr>
+      <w:r>
+        <w:rPr>
+          <w:rFonts w:asciiTheme="majorBidi" w:hAnsiTheme="majorBidi" w:cstheme="majorBidi"/>
+        </w:rPr>
+        <w:drawing>
+          <wp:anchor distT="0" distB="0" distL="114300" distR="114300" simplePos="0" relativeHeight="251672576" behindDoc="0" locked="0" layoutInCell="1" allowOverlap="1" wp14:anchorId="345FCCB4" wp14:editId="25054BB1">
+            <wp:simplePos x="0" y="0"/>
+            <wp:positionH relativeFrom="column">
+              <wp:posOffset>0</wp:posOffset>
+            </wp:positionH>
+            <wp:positionV relativeFrom="paragraph">
+              <wp:posOffset>726</wp:posOffset>
+            </wp:positionV>
+            <wp:extent cx="2757492" cy="2068285"/>
+            <wp:effectExtent l="0" t="0" r="5080" b="8255"/>
+            <wp:wrapTopAndBottom/>
+            <wp:docPr id="1810377687" name="תמונה 1"/>
+            <wp:cNvGraphicFramePr>
+              <a:graphicFrameLocks xmlns:a="http://schemas.openxmlformats.org/drawingml/2006/main" noChangeAspect="1"/>
+            </wp:cNvGraphicFramePr>
+            <a:graphic xmlns:a="http://schemas.openxmlformats.org/drawingml/2006/main">
+              <a:graphicData uri="http://schemas.openxmlformats.org/drawingml/2006/picture">
+                <pic:pic xmlns:pic="http://schemas.openxmlformats.org/drawingml/2006/picture">
+                  <pic:nvPicPr>
+                    <pic:cNvPr id="1810377687" name=""/>
+                    <pic:cNvPicPr/>
+                  </pic:nvPicPr>
+                  <pic:blipFill>
+                    <a:blip r:embed="rId45" cstate="print">
+                      <a:extLst>
+                        <a:ext uri="{28A0092B-C50C-407E-A947-70E740481C1C}">
+                          <a14:useLocalDpi xmlns:a14="http://schemas.microsoft.com/office/drawing/2010/main" val="0"/>
+                        </a:ext>
+                      </a:extLst>
+                    </a:blip>
+                    <a:stretch>
+                      <a:fillRect/>
+                    </a:stretch>
+                  </pic:blipFill>
+                  <pic:spPr>
+                    <a:xfrm>
+                      <a:off x="0" y="0"/>
+                      <a:ext cx="2757492" cy="2068285"/>
+                    </a:xfrm>
+                    <a:prstGeom prst="rect">
+                      <a:avLst/>
+                    </a:prstGeom>
+                  </pic:spPr>
+                </pic:pic>
+              </a:graphicData>
+            </a:graphic>
+            <wp14:sizeRelH relativeFrom="page">
+              <wp14:pctWidth>0</wp14:pctWidth>
+            </wp14:sizeRelH>
+            <wp14:sizeRelV relativeFrom="page">
+              <wp14:pctHeight>0</wp14:pctHeight>
+            </wp14:sizeRelV>
+          </wp:anchor>
+        </w:drawing>
+      </w:r>
     </w:p>
     <w:sectPr>
       <w:pgSz w:w="11906" w:h="16838"/>

--- a/ex2.docx
+++ b/ex2.docx
@@ -72,7 +72,6 @@
           <w:bCs/>
           <w:sz w:val="28"/>
           <w:szCs w:val="28"/>
-          <w:rtl/>
         </w:rPr>
       </w:pPr>
     </w:p>
@@ -2529,7 +2528,19 @@
         <w:rPr>
           <w:rFonts w:asciiTheme="majorBidi" w:hAnsiTheme="majorBidi" w:cstheme="majorBidi"/>
         </w:rPr>
-        <w:t>The training loop is the same as in Q2, but with function "init_models" which use a pre-trained encoder:</w:t>
+        <w:t>The training loop is the same as in Q</w:t>
+      </w:r>
+      <w:r>
+        <w:rPr>
+          <w:rFonts w:asciiTheme="majorBidi" w:hAnsiTheme="majorBidi" w:cstheme="majorBidi"/>
+        </w:rPr>
+        <w:t>1</w:t>
+      </w:r>
+      <w:r>
+        <w:rPr>
+          <w:rFonts w:asciiTheme="majorBidi" w:hAnsiTheme="majorBidi" w:cstheme="majorBidi"/>
+        </w:rPr>
+        <w:t>, but with function "init_models" which use a pre-trained encoder:</w:t>
       </w:r>
     </w:p>
     <w:p>
@@ -4719,6 +4730,313 @@
         </w:drawing>
       </w:r>
     </w:p>
+    <w:p>
+      <w:pPr>
+        <w:pStyle w:val="a9"/>
+        <w:bidi w:val="0"/>
+        <w:ind w:left="360"/>
+        <w:rPr>
+          <w:rFonts w:asciiTheme="majorBidi" w:hAnsiTheme="majorBidi" w:cstheme="majorBidi"/>
+        </w:rPr>
+      </w:pPr>
+      <w:r>
+        <w:rPr>
+          <w:rFonts w:asciiTheme="majorBidi" w:hAnsiTheme="majorBidi" w:cstheme="majorBidi"/>
+        </w:rPr>
+        <w:t xml:space="preserve">The </w:t>
+      </w:r>
+      <w:r>
+        <w:rPr>
+          <w:rFonts w:asciiTheme="majorBidi" w:hAnsiTheme="majorBidi" w:cstheme="majorBidi"/>
+          <w:b/>
+          <w:bCs/>
+        </w:rPr>
+        <w:t>Q4 encoder</w:t>
+      </w:r>
+      <w:r>
+        <w:rPr>
+          <w:rFonts w:asciiTheme="majorBidi" w:hAnsiTheme="majorBidi" w:cstheme="majorBidi"/>
+        </w:rPr>
+        <w:t xml:space="preserve">, trained for classification, exhibits </w:t>
+      </w:r>
+      <w:r>
+        <w:rPr>
+          <w:rFonts w:asciiTheme="majorBidi" w:hAnsiTheme="majorBidi" w:cstheme="majorBidi"/>
+          <w:b/>
+          <w:bCs/>
+        </w:rPr>
+        <w:t>stronger inter-class separation</w:t>
+      </w:r>
+      <w:r>
+        <w:rPr>
+          <w:rFonts w:asciiTheme="majorBidi" w:hAnsiTheme="majorBidi" w:cstheme="majorBidi"/>
+        </w:rPr>
+        <w:t>. In its t-SNE plot</w:t>
+      </w:r>
+      <w:r>
+        <w:rPr>
+          <w:rFonts w:asciiTheme="majorBidi" w:hAnsiTheme="majorBidi" w:cstheme="majorBidi"/>
+        </w:rPr>
+        <w:t>, e</w:t>
+      </w:r>
+      <w:r>
+        <w:rPr>
+          <w:rFonts w:asciiTheme="majorBidi" w:hAnsiTheme="majorBidi" w:cstheme="majorBidi"/>
+        </w:rPr>
+        <w:t>ach digit cluster is more distinct and compact</w:t>
+      </w:r>
+      <w:r>
+        <w:rPr>
+          <w:rFonts w:asciiTheme="majorBidi" w:hAnsiTheme="majorBidi" w:cstheme="majorBidi"/>
+        </w:rPr>
+        <w:t>, t</w:t>
+      </w:r>
+      <w:r>
+        <w:rPr>
+          <w:rFonts w:asciiTheme="majorBidi" w:hAnsiTheme="majorBidi" w:cstheme="majorBidi"/>
+        </w:rPr>
+        <w:t>here</w:t>
+      </w:r>
+      <w:r>
+        <w:rPr>
+          <w:rFonts w:asciiTheme="majorBidi" w:hAnsiTheme="majorBidi" w:cstheme="majorBidi"/>
+        </w:rPr>
+        <w:t xml:space="preserve"> is</w:t>
+      </w:r>
+      <w:r>
+        <w:rPr>
+          <w:rFonts w:asciiTheme="majorBidi" w:hAnsiTheme="majorBidi" w:cstheme="majorBidi"/>
+        </w:rPr>
+        <w:t xml:space="preserve"> less overlap between neighboring digit classes (e.g., 3 and 5, 4 and 9).</w:t>
+      </w:r>
+    </w:p>
+    <w:p>
+      <w:pPr>
+        <w:pStyle w:val="a9"/>
+        <w:bidi w:val="0"/>
+        <w:ind w:left="360"/>
+        <w:rPr>
+          <w:rFonts w:asciiTheme="majorBidi" w:hAnsiTheme="majorBidi" w:cstheme="majorBidi"/>
+        </w:rPr>
+      </w:pPr>
+      <w:r>
+        <w:rPr>
+          <w:rFonts w:asciiTheme="majorBidi" w:hAnsiTheme="majorBidi" w:cstheme="majorBidi"/>
+        </w:rPr>
+        <w:t xml:space="preserve">In contrast, the </w:t>
+      </w:r>
+      <w:r>
+        <w:rPr>
+          <w:rFonts w:asciiTheme="majorBidi" w:hAnsiTheme="majorBidi" w:cstheme="majorBidi"/>
+          <w:b/>
+          <w:bCs/>
+        </w:rPr>
+        <w:t>Q1 encoder</w:t>
+      </w:r>
+      <w:r>
+        <w:rPr>
+          <w:rFonts w:asciiTheme="majorBidi" w:hAnsiTheme="majorBidi" w:cstheme="majorBidi"/>
+        </w:rPr>
+        <w:t>, trained only to reconstruct inputs, produces a latent space where</w:t>
+      </w:r>
+      <w:r>
+        <w:rPr>
+          <w:rFonts w:asciiTheme="majorBidi" w:hAnsiTheme="majorBidi" w:cstheme="majorBidi"/>
+        </w:rPr>
+        <w:t xml:space="preserve"> di</w:t>
+      </w:r>
+      <w:r>
+        <w:rPr>
+          <w:rFonts w:asciiTheme="majorBidi" w:hAnsiTheme="majorBidi" w:cstheme="majorBidi"/>
+        </w:rPr>
+        <w:t xml:space="preserve">gits are still clustered but with more </w:t>
+      </w:r>
+      <w:r>
+        <w:rPr>
+          <w:rFonts w:asciiTheme="majorBidi" w:hAnsiTheme="majorBidi" w:cstheme="majorBidi"/>
+          <w:b/>
+          <w:bCs/>
+        </w:rPr>
+        <w:t>blurring at the boundaries</w:t>
+      </w:r>
+      <w:r>
+        <w:rPr>
+          <w:rFonts w:asciiTheme="majorBidi" w:hAnsiTheme="majorBidi" w:cstheme="majorBidi"/>
+        </w:rPr>
+        <w:t xml:space="preserve"> and c</w:t>
+      </w:r>
+      <w:r>
+        <w:rPr>
+          <w:rFonts w:asciiTheme="majorBidi" w:hAnsiTheme="majorBidi" w:cstheme="majorBidi"/>
+        </w:rPr>
+        <w:t>lasses such as 3 and 8, or 4 and 9, are closer and less clearly separated.</w:t>
+      </w:r>
+      <w:r>
+        <w:rPr>
+          <w:rFonts w:asciiTheme="majorBidi" w:hAnsiTheme="majorBidi" w:cstheme="majorBidi"/>
+        </w:rPr>
+        <w:t xml:space="preserve"> The results are supported by the fact that </w:t>
+      </w:r>
+      <w:r>
+        <w:rPr>
+          <w:rFonts w:asciiTheme="majorBidi" w:hAnsiTheme="majorBidi" w:cstheme="majorBidi"/>
+        </w:rPr>
+        <w:t xml:space="preserve">Q4’s encoder was optimized to </w:t>
+      </w:r>
+      <w:r>
+        <w:rPr>
+          <w:rFonts w:asciiTheme="majorBidi" w:hAnsiTheme="majorBidi" w:cstheme="majorBidi"/>
+          <w:b/>
+          <w:bCs/>
+        </w:rPr>
+        <w:t>discriminate between digit classes</w:t>
+      </w:r>
+      <w:r>
+        <w:rPr>
+          <w:rFonts w:asciiTheme="majorBidi" w:hAnsiTheme="majorBidi" w:cstheme="majorBidi"/>
+        </w:rPr>
+        <w:t xml:space="preserve">, while Q1’s encoder was optimized only for </w:t>
+      </w:r>
+      <w:r>
+        <w:rPr>
+          <w:rFonts w:asciiTheme="majorBidi" w:hAnsiTheme="majorBidi" w:cstheme="majorBidi"/>
+          <w:b/>
+          <w:bCs/>
+        </w:rPr>
+        <w:t>reconstruction fidelity</w:t>
+      </w:r>
+      <w:r>
+        <w:rPr>
+          <w:rFonts w:asciiTheme="majorBidi" w:hAnsiTheme="majorBidi" w:cstheme="majorBidi"/>
+        </w:rPr>
+        <w:t>, not class separation.</w:t>
+      </w:r>
+    </w:p>
+    <w:p>
+      <w:pPr>
+        <w:pStyle w:val="a9"/>
+        <w:bidi w:val="0"/>
+        <w:ind w:left="360"/>
+        <w:rPr>
+          <w:rFonts w:asciiTheme="majorBidi" w:hAnsiTheme="majorBidi" w:cstheme="majorBidi"/>
+        </w:rPr>
+      </w:pPr>
+      <w:r>
+        <w:rPr>
+          <w:rFonts w:asciiTheme="majorBidi" w:hAnsiTheme="majorBidi" w:cstheme="majorBidi"/>
+        </w:rPr>
+        <w:t xml:space="preserve">The training loop is the same as in Q1, but with </w:t>
+      </w:r>
+      <w:r>
+        <w:rPr>
+          <w:rFonts w:asciiTheme="majorBidi" w:hAnsiTheme="majorBidi" w:cstheme="majorBidi"/>
+        </w:rPr>
+        <w:t>these lines of code before:</w:t>
+      </w:r>
+    </w:p>
+    <w:p>
+      <w:pPr>
+        <w:pStyle w:val="a9"/>
+        <w:bidi w:val="0"/>
+        <w:ind w:left="360"/>
+        <w:rPr>
+          <w:rFonts w:asciiTheme="majorBidi" w:hAnsiTheme="majorBidi" w:cstheme="majorBidi"/>
+        </w:rPr>
+      </w:pPr>
+      <w:r>
+        <w:rPr>
+          <w:rFonts w:asciiTheme="majorBidi" w:hAnsiTheme="majorBidi" w:cstheme="majorBidi"/>
+        </w:rPr>
+        <w:drawing>
+          <wp:inline distT="0" distB="0" distL="0" distR="0" wp14:anchorId="173137BA" wp14:editId="19A28BA1">
+            <wp:extent cx="4757057" cy="1497104"/>
+            <wp:effectExtent l="0" t="0" r="5715" b="8255"/>
+            <wp:docPr id="1487346502" name="תמונה 1"/>
+            <wp:cNvGraphicFramePr>
+              <a:graphicFrameLocks xmlns:a="http://schemas.openxmlformats.org/drawingml/2006/main" noChangeAspect="1"/>
+            </wp:cNvGraphicFramePr>
+            <a:graphic xmlns:a="http://schemas.openxmlformats.org/drawingml/2006/main">
+              <a:graphicData uri="http://schemas.openxmlformats.org/drawingml/2006/picture">
+                <pic:pic xmlns:pic="http://schemas.openxmlformats.org/drawingml/2006/picture">
+                  <pic:nvPicPr>
+                    <pic:cNvPr id="1487346502" name=""/>
+                    <pic:cNvPicPr/>
+                  </pic:nvPicPr>
+                  <pic:blipFill>
+                    <a:blip r:embed="rId46"/>
+                    <a:stretch>
+                      <a:fillRect/>
+                    </a:stretch>
+                  </pic:blipFill>
+                  <pic:spPr>
+                    <a:xfrm>
+                      <a:off x="0" y="0"/>
+                      <a:ext cx="4773286" cy="1502211"/>
+                    </a:xfrm>
+                    <a:prstGeom prst="rect">
+                      <a:avLst/>
+                    </a:prstGeom>
+                  </pic:spPr>
+                </pic:pic>
+              </a:graphicData>
+            </a:graphic>
+          </wp:inline>
+        </w:drawing>
+      </w:r>
+    </w:p>
+    <w:p>
+      <w:pPr>
+        <w:pStyle w:val="a9"/>
+        <w:bidi w:val="0"/>
+        <w:ind w:left="360"/>
+        <w:rPr>
+          <w:rFonts w:asciiTheme="majorBidi" w:hAnsiTheme="majorBidi" w:cstheme="majorBidi"/>
+          <w:b/>
+          <w:bCs/>
+          <w:sz w:val="32"/>
+          <w:szCs w:val="32"/>
+        </w:rPr>
+      </w:pPr>
+      <w:r>
+        <w:rPr>
+          <w:rFonts w:asciiTheme="majorBidi" w:hAnsiTheme="majorBidi" w:cstheme="majorBidi"/>
+          <w:b/>
+          <w:bCs/>
+          <w:sz w:val="32"/>
+          <w:szCs w:val="32"/>
+        </w:rPr>
+        <w:lastRenderedPageBreak/>
+        <w:t>Theoretical Questions:</w:t>
+      </w:r>
+    </w:p>
+    <w:p>
+      <w:pPr>
+        <w:pStyle w:val="a9"/>
+        <w:bidi w:val="0"/>
+        <w:ind w:left="360"/>
+        <w:rPr>
+          <w:rFonts w:asciiTheme="majorBidi" w:hAnsiTheme="majorBidi" w:cstheme="majorBidi"/>
+          <w:b/>
+          <w:bCs/>
+          <w:sz w:val="32"/>
+          <w:szCs w:val="32"/>
+        </w:rPr>
+      </w:pPr>
+    </w:p>
+    <w:p>
+      <w:pPr>
+        <w:pStyle w:val="a9"/>
+        <w:bidi w:val="0"/>
+        <w:ind w:left="360"/>
+        <w:rPr>
+          <w:rFonts w:asciiTheme="majorBidi" w:hAnsiTheme="majorBidi" w:cstheme="majorBidi"/>
+          <w:b/>
+          <w:bCs/>
+          <w:sz w:val="32"/>
+          <w:szCs w:val="32"/>
+        </w:rPr>
+      </w:pPr>
+    </w:p>
     <w:sectPr>
       <w:pgSz w:w="11906" w:h="16838"/>
       <w:pgMar w:top="1440" w:right="1800" w:bottom="1440" w:left="1800" w:header="708" w:footer="708" w:gutter="0"/>
@@ -4734,6 +5052,304 @@
 <file path=word/numbering.xml><?xml version="1.0" encoding="utf-8"?>
 <w:numbering xmlns:wpc="http://schemas.microsoft.com/office/word/2010/wordprocessingCanvas" xmlns:cx="http://schemas.microsoft.com/office/drawing/2014/chartex" xmlns:cx1="http://schemas.microsoft.com/office/drawing/2015/9/8/chartex" xmlns:cx2="http://schemas.microsoft.com/office/drawing/2015/10/21/chartex" xmlns:cx3="http://schemas.microsoft.com/office/drawing/2016/5/9/chartex" xmlns:cx4="http://schemas.microsoft.com/office/drawing/2016/5/10/chartex" xmlns:cx5="http://schemas.microsoft.com/office/drawing/2016/5/11/chartex" xmlns:cx6="http://schemas.microsoft.com/office/drawing/2016/5/12/chartex" xmlns:cx7="http://schemas.microsoft.com/office/drawing/2016/5/13/chartex" xmlns:cx8="http://schemas.microsoft.com/office/drawing/2016/5/14/chartex" xmlns:mc="http://schemas.openxmlformats.org/markup-compatibility/2006" xmlns:aink="http://schemas.microsoft.com/office/drawing/2016/ink" xmlns:am3d="http://schemas.microsoft.com/office/drawing/2017/model3d" xmlns:o="urn:schemas-microsoft-com:office:office" xmlns:oel="http://schemas.microsoft.com/office/2019/extlst" xmlns:r="http://schemas.openxmlformats.org/officeDocument/2006/relationships" xmlns:m="http://schemas.openxmlformats.org/officeDocument/2006/math" xmlns:v="urn:schemas-microsoft-com:vml" xmlns:wp14="http://schemas.microsoft.com/office/word/2010/wordprocessingDrawing" xmlns:wp="http://schemas.openxmlformats.org/drawingml/2006/wordprocessingDrawing" xmlns:w10="urn:schemas-microsoft-com:office:word" xmlns:w="http://schemas.openxmlformats.org/wordprocessingml/2006/main" xmlns:w14="http://schemas.microsoft.com/office/word/2010/wordml" xmlns:w15="http://schemas.microsoft.com/office/word/2012/wordml" xmlns:w16cex="http://schemas.microsoft.com/office/word/2018/wordml/cex" xmlns:w16cid="http://schemas.microsoft.com/office/word/2016/wordml/cid" xmlns:w16="http://schemas.microsoft.com/office/word/2018/wordml" xmlns:w16du="http://schemas.microsoft.com/office/word/2023/wordml/word16du" xmlns:w16sdtdh="http://schemas.microsoft.com/office/word/2020/wordml/sdtdatahash" xmlns:w16sdtfl="http://schemas.microsoft.com/office/word/2024/wordml/sdtformatlock" xmlns:w16se="http://schemas.microsoft.com/office/word/2015/wordml/symex" xmlns:wpg="http://schemas.microsoft.com/office/word/2010/wordprocessingGroup" xmlns:wpi="http://schemas.microsoft.com/office/word/2010/wordprocessingInk" xmlns:wne="http://schemas.microsoft.com/office/word/2006/wordml" xmlns:wps="http://schemas.microsoft.com/office/word/2010/wordprocessingShape" mc:Ignorable="w14 w15 w16se w16cid w16 w16cex w16sdtdh w16sdtfl w16du wp14">
   <w:abstractNum w:abstractNumId="0" w15:restartNumberingAfterBreak="0">
+    <w:nsid w:val="0C123228"/>
+    <w:multiLevelType w:val="multilevel"/>
+    <w:tmpl w:val="A836C9AE"/>
+    <w:lvl w:ilvl="0">
+      <w:start w:val="1"/>
+      <w:numFmt w:val="bullet"/>
+      <w:lvlText w:val=""/>
+      <w:lvlJc w:val="left"/>
+      <w:pPr>
+        <w:tabs>
+          <w:tab w:val="num" w:pos="720"/>
+        </w:tabs>
+        <w:ind w:left="720" w:hanging="360"/>
+      </w:pPr>
+      <w:rPr>
+        <w:rFonts w:ascii="Symbol" w:hAnsi="Symbol" w:hint="default"/>
+        <w:sz w:val="20"/>
+      </w:rPr>
+    </w:lvl>
+    <w:lvl w:ilvl="1" w:tentative="1">
+      <w:start w:val="1"/>
+      <w:numFmt w:val="bullet"/>
+      <w:lvlText w:val="o"/>
+      <w:lvlJc w:val="left"/>
+      <w:pPr>
+        <w:tabs>
+          <w:tab w:val="num" w:pos="1440"/>
+        </w:tabs>
+        <w:ind w:left="1440" w:hanging="360"/>
+      </w:pPr>
+      <w:rPr>
+        <w:rFonts w:ascii="Courier New" w:hAnsi="Courier New" w:hint="default"/>
+        <w:sz w:val="20"/>
+      </w:rPr>
+    </w:lvl>
+    <w:lvl w:ilvl="2" w:tentative="1">
+      <w:start w:val="1"/>
+      <w:numFmt w:val="bullet"/>
+      <w:lvlText w:val=""/>
+      <w:lvlJc w:val="left"/>
+      <w:pPr>
+        <w:tabs>
+          <w:tab w:val="num" w:pos="2160"/>
+        </w:tabs>
+        <w:ind w:left="2160" w:hanging="360"/>
+      </w:pPr>
+      <w:rPr>
+        <w:rFonts w:ascii="Wingdings" w:hAnsi="Wingdings" w:hint="default"/>
+        <w:sz w:val="20"/>
+      </w:rPr>
+    </w:lvl>
+    <w:lvl w:ilvl="3" w:tentative="1">
+      <w:start w:val="1"/>
+      <w:numFmt w:val="bullet"/>
+      <w:lvlText w:val=""/>
+      <w:lvlJc w:val="left"/>
+      <w:pPr>
+        <w:tabs>
+          <w:tab w:val="num" w:pos="2880"/>
+        </w:tabs>
+        <w:ind w:left="2880" w:hanging="360"/>
+      </w:pPr>
+      <w:rPr>
+        <w:rFonts w:ascii="Wingdings" w:hAnsi="Wingdings" w:hint="default"/>
+        <w:sz w:val="20"/>
+      </w:rPr>
+    </w:lvl>
+    <w:lvl w:ilvl="4" w:tentative="1">
+      <w:start w:val="1"/>
+      <w:numFmt w:val="bullet"/>
+      <w:lvlText w:val=""/>
+      <w:lvlJc w:val="left"/>
+      <w:pPr>
+        <w:tabs>
+          <w:tab w:val="num" w:pos="3600"/>
+        </w:tabs>
+        <w:ind w:left="3600" w:hanging="360"/>
+      </w:pPr>
+      <w:rPr>
+        <w:rFonts w:ascii="Wingdings" w:hAnsi="Wingdings" w:hint="default"/>
+        <w:sz w:val="20"/>
+      </w:rPr>
+    </w:lvl>
+    <w:lvl w:ilvl="5" w:tentative="1">
+      <w:start w:val="1"/>
+      <w:numFmt w:val="bullet"/>
+      <w:lvlText w:val=""/>
+      <w:lvlJc w:val="left"/>
+      <w:pPr>
+        <w:tabs>
+          <w:tab w:val="num" w:pos="4320"/>
+        </w:tabs>
+        <w:ind w:left="4320" w:hanging="360"/>
+      </w:pPr>
+      <w:rPr>
+        <w:rFonts w:ascii="Wingdings" w:hAnsi="Wingdings" w:hint="default"/>
+        <w:sz w:val="20"/>
+      </w:rPr>
+    </w:lvl>
+    <w:lvl w:ilvl="6" w:tentative="1">
+      <w:start w:val="1"/>
+      <w:numFmt w:val="bullet"/>
+      <w:lvlText w:val=""/>
+      <w:lvlJc w:val="left"/>
+      <w:pPr>
+        <w:tabs>
+          <w:tab w:val="num" w:pos="5040"/>
+        </w:tabs>
+        <w:ind w:left="5040" w:hanging="360"/>
+      </w:pPr>
+      <w:rPr>
+        <w:rFonts w:ascii="Wingdings" w:hAnsi="Wingdings" w:hint="default"/>
+        <w:sz w:val="20"/>
+      </w:rPr>
+    </w:lvl>
+    <w:lvl w:ilvl="7" w:tentative="1">
+      <w:start w:val="1"/>
+      <w:numFmt w:val="bullet"/>
+      <w:lvlText w:val=""/>
+      <w:lvlJc w:val="left"/>
+      <w:pPr>
+        <w:tabs>
+          <w:tab w:val="num" w:pos="5760"/>
+        </w:tabs>
+        <w:ind w:left="5760" w:hanging="360"/>
+      </w:pPr>
+      <w:rPr>
+        <w:rFonts w:ascii="Wingdings" w:hAnsi="Wingdings" w:hint="default"/>
+        <w:sz w:val="20"/>
+      </w:rPr>
+    </w:lvl>
+    <w:lvl w:ilvl="8" w:tentative="1">
+      <w:start w:val="1"/>
+      <w:numFmt w:val="bullet"/>
+      <w:lvlText w:val=""/>
+      <w:lvlJc w:val="left"/>
+      <w:pPr>
+        <w:tabs>
+          <w:tab w:val="num" w:pos="6480"/>
+        </w:tabs>
+        <w:ind w:left="6480" w:hanging="360"/>
+      </w:pPr>
+      <w:rPr>
+        <w:rFonts w:ascii="Wingdings" w:hAnsi="Wingdings" w:hint="default"/>
+        <w:sz w:val="20"/>
+      </w:rPr>
+    </w:lvl>
+  </w:abstractNum>
+  <w:abstractNum w:abstractNumId="1" w15:restartNumberingAfterBreak="0">
+    <w:nsid w:val="0C8A2C3C"/>
+    <w:multiLevelType w:val="multilevel"/>
+    <w:tmpl w:val="90406130"/>
+    <w:lvl w:ilvl="0">
+      <w:start w:val="1"/>
+      <w:numFmt w:val="bullet"/>
+      <w:lvlText w:val=""/>
+      <w:lvlJc w:val="left"/>
+      <w:pPr>
+        <w:tabs>
+          <w:tab w:val="num" w:pos="720"/>
+        </w:tabs>
+        <w:ind w:left="720" w:hanging="360"/>
+      </w:pPr>
+      <w:rPr>
+        <w:rFonts w:ascii="Symbol" w:hAnsi="Symbol" w:hint="default"/>
+        <w:sz w:val="20"/>
+      </w:rPr>
+    </w:lvl>
+    <w:lvl w:ilvl="1" w:tentative="1">
+      <w:start w:val="1"/>
+      <w:numFmt w:val="bullet"/>
+      <w:lvlText w:val="o"/>
+      <w:lvlJc w:val="left"/>
+      <w:pPr>
+        <w:tabs>
+          <w:tab w:val="num" w:pos="1440"/>
+        </w:tabs>
+        <w:ind w:left="1440" w:hanging="360"/>
+      </w:pPr>
+      <w:rPr>
+        <w:rFonts w:ascii="Courier New" w:hAnsi="Courier New" w:hint="default"/>
+        <w:sz w:val="20"/>
+      </w:rPr>
+    </w:lvl>
+    <w:lvl w:ilvl="2" w:tentative="1">
+      <w:start w:val="1"/>
+      <w:numFmt w:val="bullet"/>
+      <w:lvlText w:val=""/>
+      <w:lvlJc w:val="left"/>
+      <w:pPr>
+        <w:tabs>
+          <w:tab w:val="num" w:pos="2160"/>
+        </w:tabs>
+        <w:ind w:left="2160" w:hanging="360"/>
+      </w:pPr>
+      <w:rPr>
+        <w:rFonts w:ascii="Wingdings" w:hAnsi="Wingdings" w:hint="default"/>
+        <w:sz w:val="20"/>
+      </w:rPr>
+    </w:lvl>
+    <w:lvl w:ilvl="3" w:tentative="1">
+      <w:start w:val="1"/>
+      <w:numFmt w:val="bullet"/>
+      <w:lvlText w:val=""/>
+      <w:lvlJc w:val="left"/>
+      <w:pPr>
+        <w:tabs>
+          <w:tab w:val="num" w:pos="2880"/>
+        </w:tabs>
+        <w:ind w:left="2880" w:hanging="360"/>
+      </w:pPr>
+      <w:rPr>
+        <w:rFonts w:ascii="Wingdings" w:hAnsi="Wingdings" w:hint="default"/>
+        <w:sz w:val="20"/>
+      </w:rPr>
+    </w:lvl>
+    <w:lvl w:ilvl="4" w:tentative="1">
+      <w:start w:val="1"/>
+      <w:numFmt w:val="bullet"/>
+      <w:lvlText w:val=""/>
+      <w:lvlJc w:val="left"/>
+      <w:pPr>
+        <w:tabs>
+          <w:tab w:val="num" w:pos="3600"/>
+        </w:tabs>
+        <w:ind w:left="3600" w:hanging="360"/>
+      </w:pPr>
+      <w:rPr>
+        <w:rFonts w:ascii="Wingdings" w:hAnsi="Wingdings" w:hint="default"/>
+        <w:sz w:val="20"/>
+      </w:rPr>
+    </w:lvl>
+    <w:lvl w:ilvl="5" w:tentative="1">
+      <w:start w:val="1"/>
+      <w:numFmt w:val="bullet"/>
+      <w:lvlText w:val=""/>
+      <w:lvlJc w:val="left"/>
+      <w:pPr>
+        <w:tabs>
+          <w:tab w:val="num" w:pos="4320"/>
+        </w:tabs>
+        <w:ind w:left="4320" w:hanging="360"/>
+      </w:pPr>
+      <w:rPr>
+        <w:rFonts w:ascii="Wingdings" w:hAnsi="Wingdings" w:hint="default"/>
+        <w:sz w:val="20"/>
+      </w:rPr>
+    </w:lvl>
+    <w:lvl w:ilvl="6" w:tentative="1">
+      <w:start w:val="1"/>
+      <w:numFmt w:val="bullet"/>
+      <w:lvlText w:val=""/>
+      <w:lvlJc w:val="left"/>
+      <w:pPr>
+        <w:tabs>
+          <w:tab w:val="num" w:pos="5040"/>
+        </w:tabs>
+        <w:ind w:left="5040" w:hanging="360"/>
+      </w:pPr>
+      <w:rPr>
+        <w:rFonts w:ascii="Wingdings" w:hAnsi="Wingdings" w:hint="default"/>
+        <w:sz w:val="20"/>
+      </w:rPr>
+    </w:lvl>
+    <w:lvl w:ilvl="7" w:tentative="1">
+      <w:start w:val="1"/>
+      <w:numFmt w:val="bullet"/>
+      <w:lvlText w:val=""/>
+      <w:lvlJc w:val="left"/>
+      <w:pPr>
+        <w:tabs>
+          <w:tab w:val="num" w:pos="5760"/>
+        </w:tabs>
+        <w:ind w:left="5760" w:hanging="360"/>
+      </w:pPr>
+      <w:rPr>
+        <w:rFonts w:ascii="Wingdings" w:hAnsi="Wingdings" w:hint="default"/>
+        <w:sz w:val="20"/>
+      </w:rPr>
+    </w:lvl>
+    <w:lvl w:ilvl="8" w:tentative="1">
+      <w:start w:val="1"/>
+      <w:numFmt w:val="bullet"/>
+      <w:lvlText w:val=""/>
+      <w:lvlJc w:val="left"/>
+      <w:pPr>
+        <w:tabs>
+          <w:tab w:val="num" w:pos="6480"/>
+        </w:tabs>
+        <w:ind w:left="6480" w:hanging="360"/>
+      </w:pPr>
+      <w:rPr>
+        <w:rFonts w:ascii="Wingdings" w:hAnsi="Wingdings" w:hint="default"/>
+        <w:sz w:val="20"/>
+      </w:rPr>
+    </w:lvl>
+  </w:abstractNum>
+  <w:abstractNum w:abstractNumId="2" w15:restartNumberingAfterBreak="0">
     <w:nsid w:val="12C94D7F"/>
     <w:multiLevelType w:val="multilevel"/>
     <w:tmpl w:val="A332389A"/>
@@ -4882,7 +5498,7 @@
       </w:rPr>
     </w:lvl>
   </w:abstractNum>
-  <w:abstractNum w:abstractNumId="1" w15:restartNumberingAfterBreak="0">
+  <w:abstractNum w:abstractNumId="3" w15:restartNumberingAfterBreak="0">
     <w:nsid w:val="262C1F4E"/>
     <w:multiLevelType w:val="multilevel"/>
     <w:tmpl w:val="3E828CF4"/>
@@ -5031,7 +5647,7 @@
       </w:rPr>
     </w:lvl>
   </w:abstractNum>
-  <w:abstractNum w:abstractNumId="2" w15:restartNumberingAfterBreak="0">
+  <w:abstractNum w:abstractNumId="4" w15:restartNumberingAfterBreak="0">
     <w:nsid w:val="3C654152"/>
     <w:multiLevelType w:val="multilevel"/>
     <w:tmpl w:val="6D7CCF42"/>
@@ -5180,7 +5796,7 @@
       </w:rPr>
     </w:lvl>
   </w:abstractNum>
-  <w:abstractNum w:abstractNumId="3" w15:restartNumberingAfterBreak="0">
+  <w:abstractNum w:abstractNumId="5" w15:restartNumberingAfterBreak="0">
     <w:nsid w:val="3EC95A9D"/>
     <w:multiLevelType w:val="multilevel"/>
     <w:tmpl w:val="F424A046"/>
@@ -5329,7 +5945,7 @@
       </w:rPr>
     </w:lvl>
   </w:abstractNum>
-  <w:abstractNum w:abstractNumId="4" w15:restartNumberingAfterBreak="0">
+  <w:abstractNum w:abstractNumId="6" w15:restartNumberingAfterBreak="0">
     <w:nsid w:val="442171CD"/>
     <w:multiLevelType w:val="multilevel"/>
     <w:tmpl w:val="22AC9EDC"/>
@@ -5478,7 +6094,7 @@
       </w:rPr>
     </w:lvl>
   </w:abstractNum>
-  <w:abstractNum w:abstractNumId="5" w15:restartNumberingAfterBreak="0">
+  <w:abstractNum w:abstractNumId="7" w15:restartNumberingAfterBreak="0">
     <w:nsid w:val="44EE25B2"/>
     <w:multiLevelType w:val="hybridMultilevel"/>
     <w:tmpl w:val="52505316"/>
@@ -5569,7 +6185,7 @@
       </w:pPr>
     </w:lvl>
   </w:abstractNum>
-  <w:abstractNum w:abstractNumId="6" w15:restartNumberingAfterBreak="0">
+  <w:abstractNum w:abstractNumId="8" w15:restartNumberingAfterBreak="0">
     <w:nsid w:val="4EA716DA"/>
     <w:multiLevelType w:val="multilevel"/>
     <w:tmpl w:val="98DA745E"/>
@@ -5718,7 +6334,7 @@
       </w:rPr>
     </w:lvl>
   </w:abstractNum>
-  <w:abstractNum w:abstractNumId="7" w15:restartNumberingAfterBreak="0">
+  <w:abstractNum w:abstractNumId="9" w15:restartNumberingAfterBreak="0">
     <w:nsid w:val="4FD57591"/>
     <w:multiLevelType w:val="multilevel"/>
     <w:tmpl w:val="02F489AE"/>
@@ -5867,7 +6483,7 @@
       </w:rPr>
     </w:lvl>
   </w:abstractNum>
-  <w:abstractNum w:abstractNumId="8" w15:restartNumberingAfterBreak="0">
+  <w:abstractNum w:abstractNumId="10" w15:restartNumberingAfterBreak="0">
     <w:nsid w:val="712D17DF"/>
     <w:multiLevelType w:val="multilevel"/>
     <w:tmpl w:val="1618F2AC"/>
@@ -6016,7 +6632,7 @@
       </w:rPr>
     </w:lvl>
   </w:abstractNum>
-  <w:abstractNum w:abstractNumId="9" w15:restartNumberingAfterBreak="0">
+  <w:abstractNum w:abstractNumId="11" w15:restartNumberingAfterBreak="0">
     <w:nsid w:val="72627235"/>
     <w:multiLevelType w:val="multilevel"/>
     <w:tmpl w:val="530A15DA"/>
@@ -6166,34 +6782,40 @@
     </w:lvl>
   </w:abstractNum>
   <w:num w:numId="1" w16cid:durableId="2010667651">
+    <w:abstractNumId w:val="7"/>
+  </w:num>
+  <w:num w:numId="2" w16cid:durableId="159740406">
+    <w:abstractNumId w:val="3"/>
+  </w:num>
+  <w:num w:numId="3" w16cid:durableId="921793344">
+    <w:abstractNumId w:val="10"/>
+  </w:num>
+  <w:num w:numId="4" w16cid:durableId="1288394262">
+    <w:abstractNumId w:val="11"/>
+  </w:num>
+  <w:num w:numId="5" w16cid:durableId="254556572">
     <w:abstractNumId w:val="5"/>
   </w:num>
-  <w:num w:numId="2" w16cid:durableId="159740406">
-    <w:abstractNumId w:val="1"/>
+  <w:num w:numId="6" w16cid:durableId="2013794437">
+    <w:abstractNumId w:val="6"/>
   </w:num>
-  <w:num w:numId="3" w16cid:durableId="921793344">
+  <w:num w:numId="7" w16cid:durableId="1804080264">
+    <w:abstractNumId w:val="4"/>
+  </w:num>
+  <w:num w:numId="8" w16cid:durableId="1001205491">
+    <w:abstractNumId w:val="9"/>
+  </w:num>
+  <w:num w:numId="9" w16cid:durableId="1314800390">
     <w:abstractNumId w:val="8"/>
   </w:num>
-  <w:num w:numId="4" w16cid:durableId="1288394262">
-    <w:abstractNumId w:val="9"/>
-  </w:num>
-  <w:num w:numId="5" w16cid:durableId="254556572">
-    <w:abstractNumId w:val="3"/>
-  </w:num>
-  <w:num w:numId="6" w16cid:durableId="2013794437">
-    <w:abstractNumId w:val="4"/>
-  </w:num>
-  <w:num w:numId="7" w16cid:durableId="1804080264">
+  <w:num w:numId="10" w16cid:durableId="2060204021">
     <w:abstractNumId w:val="2"/>
   </w:num>
-  <w:num w:numId="8" w16cid:durableId="1001205491">
-    <w:abstractNumId w:val="7"/>
+  <w:num w:numId="11" w16cid:durableId="1570077180">
+    <w:abstractNumId w:val="0"/>
   </w:num>
-  <w:num w:numId="9" w16cid:durableId="1314800390">
-    <w:abstractNumId w:val="6"/>
-  </w:num>
-  <w:num w:numId="10" w16cid:durableId="2060204021">
-    <w:abstractNumId w:val="0"/>
+  <w:num w:numId="12" w16cid:durableId="1747846039">
+    <w:abstractNumId w:val="1"/>
   </w:num>
 </w:numbering>
 </file>
